--- a/paper/revision_r1/jimaging-4539482-revised-highlighted.docx
+++ b/paper/revision_r1/jimaging-4539482-revised-highlighted.docx
@@ -1,10 +1,10 @@
 
 <file path=word/document.xml><?xml version="1.0" encoding="utf-8"?>
-<w:document xmlns:wpc="http://schemas.microsoft.com/office/word/2010/wordprocessingCanvas" xmlns:cx="http://schemas.microsoft.com/office/drawing/2014/chartex" xmlns:cx1="http://schemas.microsoft.com/office/drawing/2015/9/8/chartex" xmlns:cx2="http://schemas.microsoft.com/office/drawing/2015/10/21/chartex" xmlns:cx3="http://schemas.microsoft.com/office/drawing/2016/5/9/chartex" xmlns:cx4="http://schemas.microsoft.com/office/drawing/2016/5/10/chartex" xmlns:cx5="http://schemas.microsoft.com/office/drawing/2016/5/11/chartex" xmlns:cx6="http://schemas.microsoft.com/office/drawing/2016/5/12/chartex" xmlns:cx7="http://schemas.microsoft.com/office/drawing/2016/5/13/chartex" xmlns:cx8="http://schemas.microsoft.com/office/drawing/2016/5/14/chartex" xmlns:mc="http://schemas.openxmlformats.org/markup-compatibility/2006" xmlns:aink="http://schemas.microsoft.com/office/drawing/2016/ink" xmlns:am3d="http://schemas.microsoft.com/office/drawing/2017/model3d" xmlns:o="urn:schemas-microsoft-com:office:office" xmlns:oel="http://schemas.microsoft.com/office/2019/extlst" xmlns:r="http://schemas.openxmlformats.org/officeDocument/2006/relationships" xmlns:m="http://schemas.openxmlformats.org/officeDocument/2006/math" xmlns:v="urn:schemas-microsoft-com:vml" xmlns:wp14="http://schemas.microsoft.com/office/word/2010/wordprocessingDrawing" xmlns:wp="http://schemas.openxmlformats.org/drawingml/2006/wordprocessingDrawing" xmlns:w10="urn:schemas-microsoft-com:office:word" xmlns:w="http://schemas.openxmlformats.org/wordprocessingml/2006/main" xmlns:w14="http://schemas.microsoft.com/office/word/2010/wordml" xmlns:w15="http://schemas.microsoft.com/office/word/2012/wordml" xmlns:w16cei="http://schemas.microsoft.com/office/word/2026/wordml/cei" xmlns:w16cex="http://schemas.microsoft.com/office/word/2018/wordml/cex" xmlns:w16cid="http://schemas.microsoft.com/office/word/2016/wordml/cid" xmlns:w16="http://schemas.microsoft.com/office/word/2018/wordml" xmlns:w16du="http://schemas.microsoft.com/office/word/2023/wordml/word16du" xmlns:w16sdtdh="http://schemas.microsoft.com/office/word/2020/wordml/sdtdatahash" xmlns:w16sdtfl="http://schemas.microsoft.com/office/word/2024/wordml/sdtformatlock" xmlns:w16se="http://schemas.microsoft.com/office/word/2015/wordml/symex" xmlns:wpg="http://schemas.microsoft.com/office/word/2010/wordprocessingGroup" xmlns:wpi="http://schemas.microsoft.com/office/word/2010/wordprocessingInk" xmlns:wne="http://schemas.microsoft.com/office/word/2006/wordml" xmlns:wps="http://schemas.microsoft.com/office/word/2010/wordprocessingShape" mc:Ignorable="w14 w15 w16se w16cid w16 w16cex w16sdtdh w16sdtfl w16du wp14">
+<w:document xmlns:wpc="http://schemas.microsoft.com/office/word/2010/wordprocessingCanvas" xmlns:cx="http://schemas.microsoft.com/office/drawing/2014/chartex" xmlns:cx1="http://schemas.microsoft.com/office/drawing/2015/9/8/chartex" xmlns:cx2="http://schemas.microsoft.com/office/drawing/2015/10/21/chartex" xmlns:cx3="http://schemas.microsoft.com/office/drawing/2016/5/9/chartex" xmlns:cx4="http://schemas.microsoft.com/office/drawing/2016/5/10/chartex" xmlns:cx5="http://schemas.microsoft.com/office/drawing/2016/5/11/chartex" xmlns:cx6="http://schemas.microsoft.com/office/drawing/2016/5/12/chartex" xmlns:cx7="http://schemas.microsoft.com/office/drawing/2016/5/13/chartex" xmlns:cx8="http://schemas.microsoft.com/office/drawing/2016/5/14/chartex" xmlns:mc="http://schemas.openxmlformats.org/markup-compatibility/2006" xmlns:aink="http://schemas.microsoft.com/office/drawing/2016/ink" xmlns:am3d="http://schemas.microsoft.com/office/drawing/2017/model3d" xmlns:o="urn:schemas-microsoft-com:office:office" xmlns:oel="http://schemas.microsoft.com/office/2019/extlst" xmlns:r="http://schemas.openxmlformats.org/officeDocument/2006/relationships" xmlns:m="http://schemas.openxmlformats.org/officeDocument/2006/math" xmlns:v="urn:schemas-microsoft-com:vml" xmlns:wp14="http://schemas.microsoft.com/office/word/2010/wordprocessingDrawing" xmlns:wp="http://schemas.openxmlformats.org/drawingml/2006/wordprocessingDrawing" xmlns:w10="urn:schemas-microsoft-com:office:word" xmlns:w="http://schemas.openxmlformats.org/wordprocessingml/2006/main" xmlns:w14="http://schemas.microsoft.com/office/word/2010/wordml" xmlns:w15="http://schemas.microsoft.com/office/word/2012/wordml" xmlns:w16cex="http://schemas.microsoft.com/office/word/2018/wordml/cex" xmlns:w16cid="http://schemas.microsoft.com/office/word/2016/wordml/cid" xmlns:w16="http://schemas.microsoft.com/office/word/2018/wordml" xmlns:w16du="http://schemas.microsoft.com/office/word/2023/wordml/word16du" xmlns:w16sdtdh="http://schemas.microsoft.com/office/word/2020/wordml/sdtdatahash" xmlns:w16sdtfl="http://schemas.microsoft.com/office/word/2024/wordml/sdtformatlock" xmlns:w16se="http://schemas.microsoft.com/office/word/2015/wordml/symex" xmlns:wpg="http://schemas.microsoft.com/office/word/2010/wordprocessingGroup" xmlns:wpi="http://schemas.microsoft.com/office/word/2010/wordprocessingInk" xmlns:wne="http://schemas.microsoft.com/office/word/2006/wordml" xmlns:wps="http://schemas.microsoft.com/office/word/2010/wordprocessingShape" mc:Ignorable="w14 w15 w16se w16cid w16 w16cex w16sdtdh w16sdtfl w16du wp14">
   <w:body>
     <w:p>
       <w:pPr>
-        <w:pStyle w:val="Title"/>
+        <w:pStyle w:val="afe"/>
         <w:adjustRightInd w:val="0"/>
         <w:snapToGrid w:val="0"/>
         <w:spacing w:before="240" w:after="0"/>
@@ -60,7 +60,7 @@
     </w:p>
     <w:p>
       <w:pPr>
-        <w:pStyle w:val="BodyText"/>
+        <w:pStyle w:val="a0"/>
         <w:adjustRightInd w:val="0"/>
         <w:snapToGrid w:val="0"/>
         <w:spacing w:after="360" w:line="260" w:lineRule="atLeast"/>
@@ -109,7 +109,7 @@
     </w:p>
     <w:p>
       <w:pPr>
-        <w:pStyle w:val="BodyText"/>
+        <w:pStyle w:val="a0"/>
         <w:adjustRightInd w:val="0"/>
         <w:snapToGrid w:val="0"/>
         <w:spacing w:after="0" w:line="200" w:lineRule="atLeast"/>
@@ -129,7 +129,7 @@
           <w:vertAlign w:val="superscript"/>
           <w14:ligatures w14:val="standardContextual"/>
         </w:rPr>
-        <w:t xml:space="preserve">1</w:t>
+        <w:t>1</w:t>
       </w:r>
       <w:r>
         <w:rPr>
@@ -345,7 +345,6 @@
         <m:r>
           <w:rPr>
             <w:rFonts w:ascii="Cambria Math" w:hAnsi="Cambria Math"/>
-            <w:color w:val="auto"/>
           </w:rPr>
           <m:t>1</m:t>
         </m:r>
@@ -355,7 +354,6 @@
           </m:rPr>
           <w:rPr>
             <w:rFonts w:ascii="Cambria Math" w:hAnsi="Cambria Math"/>
-            <w:color w:val="auto"/>
           </w:rPr>
           <m:t>/NPS</m:t>
         </m:r>
@@ -557,7 +555,18 @@
           <w:szCs w:val="20"/>
           <w14:ligatures w14:val="standardContextual"/>
         </w:rPr>
-        <w:t xml:space="preserve"> in ISO 12233 [3], and the noise power spectrum (NPS) and detective-quantum-efficiency formalism </w:t>
+        <w:t xml:space="preserve"> in ISO 12233 [3], and the noise power spectrum (NPS) and detective-quantum-</w:t>
+      </w:r>
+      <w:r>
+        <w:rPr>
+          <w:rFonts w:ascii="Palatino Linotype" w:hAnsi="Palatino Linotype" w:cs="Times New Roman"/>
+          <w:snapToGrid w:val="0"/>
+          <w:sz w:val="20"/>
+          <w:szCs w:val="20"/>
+          <w14:ligatures w14:val="standardContextual"/>
+        </w:rPr>
+        <w:lastRenderedPageBreak/>
+        <w:t xml:space="preserve">efficiency formalism </w:t>
       </w:r>
       <w:proofErr w:type="spellStart"/>
       <w:r>
@@ -589,7 +598,6 @@
           <w:rPr>
             <w:rFonts w:ascii="Cambria Math" w:hAnsi="Cambria Math"/>
           </w:rPr>
-          <w:lastRenderedPageBreak/>
           <m:t>NEQ=</m:t>
         </m:r>
         <m:sSup>
@@ -643,17 +651,151 @@
     </w:p>
     <w:p>
       <w:pPr>
-        <w:pStyle w:val="BodyText"/>
+        <w:pStyle w:val="a0"/>
+        <w:rPr>
+          <w:highlight w:val="yellow"/>
+        </w:rPr>
+      </w:pPr>
+      <w:r>
+        <w:rPr>
+          <w:i/>
+          <w:highlight w:val="yellow"/>
+        </w:rPr>
+        <w:t>Detectability</w:t>
+      </w:r>
+      <w:r>
+        <w:rPr>
+          <w:highlight w:val="yellow"/>
+        </w:rPr>
+        <w:t xml:space="preserve"> here is the index </w:t>
+      </w:r>
+      <m:oMath>
+        <m:sSup>
+          <m:sSupPr>
+            <m:ctrlPr>
+              <w:rPr>
+                <w:rFonts w:ascii="Cambria Math" w:hAnsi="Cambria Math"/>
+                <w:i/>
+                <w:highlight w:val="yellow"/>
+              </w:rPr>
+            </m:ctrlPr>
+          </m:sSupPr>
+          <m:e>
+            <m:r>
+              <w:rPr>
+                <w:rFonts w:ascii="Cambria Math" w:hAnsi="Cambria Math" w:hint="eastAsia"/>
+                <w:highlight w:val="yellow"/>
+              </w:rPr>
+              <m:t>d</m:t>
+            </m:r>
+            <m:ctrlPr>
+              <w:rPr>
+                <w:rFonts w:ascii="Cambria Math" w:hAnsi="Cambria Math" w:hint="eastAsia"/>
+                <w:i/>
+                <w:highlight w:val="yellow"/>
+              </w:rPr>
+            </m:ctrlPr>
+          </m:e>
+          <m:sup>
+            <m:r>
+              <w:rPr>
+                <w:rFonts w:ascii="Cambria Math" w:hAnsi="Cambria Math"/>
+                <w:highlight w:val="yellow"/>
+              </w:rPr>
+              <m:t>'</m:t>
+            </m:r>
+          </m:sup>
+        </m:sSup>
+      </m:oMath>
+      <w:r>
+        <w:rPr>
+          <w:highlight w:val="yellow"/>
+        </w:rPr>
+        <w:t xml:space="preserve">, the separation between the observer's response to signal-present and signal-absent images divided by the standard deviation of that response. It is dimensionless: </w:t>
+      </w:r>
+      <m:oMath>
+        <m:r>
+          <w:rPr>
+            <w:rFonts w:ascii="Cambria Math" w:hAnsi="Cambria Math" w:hint="eastAsia"/>
+            <w:highlight w:val="yellow"/>
+          </w:rPr>
+          <m:t>d</m:t>
+        </m:r>
+        <m:r>
+          <w:rPr>
+            <w:rFonts w:ascii="Cambria Math" w:hAnsi="Cambria Math" w:hint="eastAsia"/>
+            <w:highlight w:val="yellow"/>
+          </w:rPr>
+          <m:t>'</m:t>
+        </m:r>
+        <m:r>
+          <w:rPr>
+            <w:rFonts w:ascii="Cambria Math" w:hAnsi="Cambria Math" w:hint="eastAsia"/>
+            <w:highlight w:val="yellow"/>
+          </w:rPr>
+          <m:t>=1</m:t>
+        </m:r>
+      </m:oMath>
+      <w:r>
+        <w:rPr>
+          <w:highlight w:val="yellow"/>
+        </w:rPr>
+        <w:t xml:space="preserve"> means the two distributions are one standard de</w:t>
+      </w:r>
+      <w:proofErr w:type="spellStart"/>
+      <w:r>
+        <w:rPr>
+          <w:highlight w:val="yellow"/>
+        </w:rPr>
+        <w:t>viation</w:t>
+      </w:r>
+      <w:proofErr w:type="spellEnd"/>
+      <w:r>
+        <w:rPr>
+          <w:highlight w:val="yellow"/>
+        </w:rPr>
+        <w:t xml:space="preserve"> apart, and </w:t>
+      </w:r>
+      <m:oMath>
+        <m:r>
+          <w:rPr>
+            <w:rFonts w:ascii="Cambria Math" w:hAnsi="Cambria Math" w:hint="eastAsia"/>
+            <w:highlight w:val="yellow"/>
+          </w:rPr>
+          <m:t>d</m:t>
+        </m:r>
+        <m:r>
+          <w:rPr>
+            <w:rFonts w:ascii="Cambria Math" w:hAnsi="Cambria Math" w:hint="eastAsia"/>
+            <w:highlight w:val="yellow"/>
+          </w:rPr>
+          <m:t>'≈</m:t>
+        </m:r>
+        <m:r>
+          <w:rPr>
+            <w:rFonts w:ascii="Cambria Math" w:hAnsi="Cambria Math" w:hint="eastAsia"/>
+            <w:highlight w:val="yellow"/>
+          </w:rPr>
+          <m:t>2</m:t>
+        </m:r>
+      </m:oMath>
+      <w:r>
+        <w:rPr>
+          <w:highlight w:val="yellow"/>
+        </w:rPr>
+        <w:t xml:space="preserve"> corresponds to roughly 92% correct in a two-alternative forced choice. For the ideal prewhitening observer it is computed in closed form from the signal and the noise spectrum rather than by simulating decisions.</w:t>
+      </w:r>
+    </w:p>
+    <w:p>
+      <w:pPr>
+        <w:pStyle w:val="a0"/>
         <w:adjustRightInd w:val="0"/>
         <w:snapToGrid w:val="0"/>
-        <w:spacing w:before="0" w:after="0" w:line="280" w:lineRule="atLeast"/>
+        <w:spacing w:after="0" w:line="280" w:lineRule="atLeast"/>
         <w:ind w:left="2608" w:firstLine="425"/>
-        <w:jc w:val="both"/>
-        <w:rPr>
-          <w:rFonts w:ascii="Palatino Linotype" w:hAnsi="Palatino Linotype" w:cs="Times New Roman"/>
-          <w:snapToGrid w:val="0"/>
-          <w:sz w:val="20"/>
-          <w:szCs w:val="20"/>
+        <w:rPr>
+          <w:snapToGrid w:val="0"/>
+          <w:sz w:val="20"/>
           <w14:ligatures w14:val="standardContextual"/>
         </w:rPr>
       </w:pPr>
@@ -662,7 +804,14 @@
           <w:highlight w:val="yellow"/>
           <w14:ligatures w14:val="standardContextual"/>
         </w:rPr>
-        <w:t xml:space="preserve">A </w:t>
+        <w:t>A</w:t>
+      </w:r>
+      <w:r>
+        <w:rPr>
+          <w:highlight w:val="yellow"/>
+          <w14:ligatures w14:val="standardContextual"/>
+        </w:rPr>
+        <w:t xml:space="preserve"> </w:t>
       </w:r>
       <w:r>
         <w:rPr>
@@ -671,7 +820,7 @@
           <w:highlight w:val="yellow"/>
           <w14:ligatures w14:val="standardContextual"/>
         </w:rPr>
-        <w:t xml:space="preserve">phantom</w:t>
+        <w:t>phantom</w:t>
       </w:r>
       <w:r>
         <w:rPr>
@@ -687,7 +836,7 @@
           <w:highlight w:val="yellow"/>
           <w14:ligatures w14:val="standardContextual"/>
         </w:rPr>
-        <w:t xml:space="preserve">synthetic phantom</w:t>
+        <w:t>synthetic phantom</w:t>
       </w:r>
       <w:r>
         <w:rPr>
@@ -699,7 +848,7 @@
     </w:p>
     <w:p>
       <w:pPr>
-        <w:pStyle w:val="BodyText"/>
+        <w:pStyle w:val="a0"/>
         <w:adjustRightInd w:val="0"/>
         <w:snapToGrid w:val="0"/>
         <w:spacing w:after="0" w:line="280" w:lineRule="atLeast"/>
@@ -818,7 +967,7 @@
     </w:p>
     <w:p>
       <w:pPr>
-        <w:pStyle w:val="BodyText"/>
+        <w:pStyle w:val="a0"/>
         <w:adjustRightInd w:val="0"/>
         <w:snapToGrid w:val="0"/>
         <w:spacing w:after="0" w:line="280" w:lineRule="atLeast"/>
@@ -1126,7 +1275,14 @@
         <w:rPr>
           <w:color w:val="auto"/>
         </w:rPr>
-        <w:t xml:space="preserve"> of area. The detectable signal energy then depends on the blur without any indication that it does, so every conclusion drawn about resolution is contaminated by a change in the signal itself.</w:t>
+        <w:t xml:space="preserve"> of area. The detectable signal energy then depends on the blur without any indication that it does, </w:t>
+      </w:r>
+      <w:r>
+        <w:rPr>
+          <w:color w:val="auto"/>
+        </w:rPr>
+        <w:lastRenderedPageBreak/>
+        <w:t>so every conclusion drawn about resolution is contaminated by a change in the signal itself.</w:t>
       </w:r>
     </w:p>
     <w:p>
@@ -1254,7 +1410,7 @@
     </w:p>
     <w:p>
       <w:pPr>
-        <w:pStyle w:val="BodyText"/>
+        <w:pStyle w:val="a0"/>
         <w:adjustRightInd w:val="0"/>
         <w:snapToGrid w:val="0"/>
         <w:spacing w:after="0" w:line="280" w:lineRule="atLeast"/>
@@ -1318,7 +1474,7 @@
     </w:p>
     <w:p>
       <w:pPr>
-        <w:pStyle w:val="BodyText"/>
+        <w:pStyle w:val="a0"/>
         <w:adjustRightInd w:val="0"/>
         <w:snapToGrid w:val="0"/>
         <w:spacing w:after="0" w:line="280" w:lineRule="atLeast"/>
@@ -1374,14 +1530,7 @@
         <w:rPr>
           <w:color w:val="auto"/>
         </w:rPr>
-        <w:t xml:space="preserve"> for algebraic reasons, whatever the data. That the integral of the NPS over the frequency plane equals the pixel variance is not an empirical fact about a particular phantom; it is Parseval’s theorem. Identities of this kind need </w:t>
-      </w:r>
-      <w:r>
-        <w:rPr>
-          <w:color w:val="auto"/>
-        </w:rPr>
-        <w:lastRenderedPageBreak/>
-        <w:t xml:space="preserve">no ground </w:t>
+        <w:t xml:space="preserve"> for algebraic reasons, whatever the data. That the integral of the NPS over the frequency plane equals the pixel variance is not an empirical fact about a particular phantom; it is Parseval’s theorem. Identities of this kind need no ground </w:t>
       </w:r>
       <w:proofErr w:type="gramStart"/>
       <w:r>
@@ -1418,7 +1567,7 @@
           <w:iCs/>
           <w:highlight w:val="yellow"/>
         </w:rPr>
-        <w:t xml:space="preserve">property</w:t>
+        <w:t>property</w:t>
       </w:r>
       <w:r>
         <w:rPr>
@@ -1432,7 +1581,7 @@
           <w:iCs/>
           <w:highlight w:val="yellow"/>
         </w:rPr>
-        <w:t xml:space="preserve">metamorphic relation</w:t>
+        <w:t>metamorphic relation</w:t>
       </w:r>
       <w:r>
         <w:rPr>
@@ -1453,7 +1602,7 @@
         <w:rPr>
           <w:highlight w:val="yellow"/>
         </w:rPr>
-        <w:t xml:space="preserve">What this paper adds is not the idea but its content for one chain: which relations exist in task-based image quality, what each detects, what it costs, and — the part that cannot be borrowed — the finding that the two families are not interchangeable.</w:t>
+        <w:t>What this paper adds is not the idea but its content for one chain: which relations exist in task-based image quality, what each detects, what it costs, and — the part that cannot be borrowed — the finding that the two families are not interchangeable.</w:t>
       </w:r>
     </w:p>
     <w:p>
@@ -1756,6 +1905,7 @@
           <w:snapToGrid w:val="0"/>
           <w:color w:val="auto"/>
         </w:rPr>
+        <w:lastRenderedPageBreak/>
         <w:t xml:space="preserve">A controlled </w:t>
       </w:r>
       <w:r>
@@ -2249,7 +2399,7 @@
     </w:p>
     <w:p>
       <w:pPr>
-        <w:pStyle w:val="BodyText"/>
+        <w:pStyle w:val="a0"/>
         <w:adjustRightInd w:val="0"/>
         <w:snapToGrid w:val="0"/>
         <w:spacing w:after="0" w:line="280" w:lineRule="atLeast"/>
@@ -2359,7 +2509,7 @@
     </w:p>
     <w:p>
       <w:pPr>
-        <w:pStyle w:val="BodyText"/>
+        <w:pStyle w:val="a0"/>
         <w:adjustRightInd w:val="0"/>
         <w:snapToGrid w:val="0"/>
         <w:spacing w:after="0" w:line="280" w:lineRule="atLeast"/>
@@ -2746,7 +2896,6 @@
           <w:szCs w:val="20"/>
           <w14:ligatures w14:val="standardContextual"/>
         </w:rPr>
-        <w:lastRenderedPageBreak/>
         <w:t xml:space="preserve">Six checks were implemented, four internal identities and two closed-form references (Table 1). Each returns a scalar violation magnitude; a check </w:t>
       </w:r>
       <w:r>
@@ -2774,7 +2923,7 @@
     </w:p>
     <w:p>
       <w:pPr>
-        <w:pStyle w:val="BodyText"/>
+        <w:pStyle w:val="a0"/>
         <w:adjustRightInd w:val="0"/>
         <w:snapToGrid w:val="0"/>
         <w:spacing w:before="240" w:line="280" w:lineRule="atLeast"/>
@@ -2797,6 +2946,7 @@
           <w:szCs w:val="18"/>
           <w14:ligatures w14:val="standardContextual"/>
         </w:rPr>
+        <w:lastRenderedPageBreak/>
         <w:t>Table 1.</w:t>
       </w:r>
       <w:r>
@@ -4123,7 +4273,7 @@
     </w:tbl>
     <w:p>
       <w:pPr>
-        <w:pStyle w:val="BodyText"/>
+        <w:pStyle w:val="a0"/>
         <w:adjustRightInd w:val="0"/>
         <w:snapToGrid w:val="0"/>
         <w:spacing w:before="240" w:after="0" w:line="280" w:lineRule="atLeast"/>
@@ -4583,7 +4733,7 @@
     </w:p>
     <w:p>
       <w:pPr>
-        <w:pStyle w:val="BodyText"/>
+        <w:pStyle w:val="a0"/>
         <w:adjustRightInd w:val="0"/>
         <w:snapToGrid w:val="0"/>
         <w:spacing w:after="0" w:line="280" w:lineRule="atLeast"/>
@@ -4608,7 +4758,7 @@
           <w:highlight w:val="yellow"/>
           <w14:ligatures w14:val="standardContextual"/>
         </w:rPr>
-        <w:t xml:space="preserve">bridge</w:t>
+        <w:t>bridge</w:t>
       </w:r>
       <w:r>
         <w:rPr>
@@ -4616,6 +4766,1047 @@
           <w14:ligatures w14:val="standardContextual"/>
         </w:rPr>
         <w:t xml:space="preserve"> check states that the two routes to ideal-observer detectability agree:</w:t>
+      </w:r>
+    </w:p>
+    <w:bookmarkStart w:id="9" w:name="the-self-consistency-control"/>
+    <w:bookmarkEnd w:id="8"/>
+    <w:p>
+      <w:pPr>
+        <w:pStyle w:val="a0"/>
+        <w:jc w:val="center"/>
+        <w:rPr>
+          <w:highlight w:val="yellow"/>
+        </w:rPr>
+      </w:pPr>
+      <m:oMath>
+        <m:sSubSup>
+          <m:sSubSupPr>
+            <m:ctrlPr>
+              <w:rPr>
+                <w:rFonts w:ascii="Cambria Math" w:hAnsi="Cambria Math"/>
+                <w:i/>
+                <w:highlight w:val="yellow"/>
+              </w:rPr>
+            </m:ctrlPr>
+          </m:sSubSupPr>
+          <m:e>
+            <m:d>
+              <m:dPr>
+                <m:ctrlPr>
+                  <w:rPr>
+                    <w:rFonts w:ascii="Cambria Math" w:hAnsi="Cambria Math"/>
+                    <w:i/>
+                    <w:highlight w:val="yellow"/>
+                  </w:rPr>
+                </m:ctrlPr>
+              </m:dPr>
+              <m:e>
+                <m:sSup>
+                  <m:sSupPr>
+                    <m:ctrlPr>
+                      <w:rPr>
+                        <w:rFonts w:ascii="Cambria Math" w:hAnsi="Cambria Math"/>
+                        <w:i/>
+                        <w:highlight w:val="yellow"/>
+                      </w:rPr>
+                    </m:ctrlPr>
+                  </m:sSupPr>
+                  <m:e>
+                    <m:r>
+                      <w:rPr>
+                        <w:rFonts w:ascii="Cambria Math" w:hAnsi="Cambria Math" w:hint="eastAsia"/>
+                        <w:highlight w:val="yellow"/>
+                      </w:rPr>
+                      <m:t>d</m:t>
+                    </m:r>
+                  </m:e>
+                  <m:sup>
+                    <m:r>
+                      <w:rPr>
+                        <w:rFonts w:ascii="Cambria Math" w:hAnsi="Cambria Math"/>
+                        <w:highlight w:val="yellow"/>
+                      </w:rPr>
+                      <m:t>'</m:t>
+                    </m:r>
+                  </m:sup>
+                </m:sSup>
+              </m:e>
+            </m:d>
+            <m:ctrlPr>
+              <w:rPr>
+                <w:rFonts w:ascii="Cambria Math" w:hAnsi="Cambria Math" w:hint="eastAsia"/>
+                <w:highlight w:val="yellow"/>
+              </w:rPr>
+            </m:ctrlPr>
+          </m:e>
+          <m:sub>
+            <m:r>
+              <m:rPr>
+                <m:nor/>
+              </m:rPr>
+              <w:rPr>
+                <w:rFonts w:ascii="Cambria Math" w:hAnsi="Cambria Math" w:hint="eastAsia"/>
+                <w:highlight w:val="yellow"/>
+              </w:rPr>
+              <m:t>NEQ</m:t>
+            </m:r>
+          </m:sub>
+          <m:sup>
+            <m:r>
+              <w:rPr>
+                <w:rFonts w:ascii="Cambria Math" w:hAnsi="Cambria Math" w:hint="eastAsia"/>
+                <w:highlight w:val="yellow"/>
+              </w:rPr>
+              <m:t>2</m:t>
+            </m:r>
+          </m:sup>
+        </m:sSubSup>
+        <m:r>
+          <w:rPr>
+            <w:rFonts w:ascii="Cambria Math" w:hAnsi="Cambria Math" w:hint="eastAsia"/>
+            <w:highlight w:val="yellow"/>
+          </w:rPr>
+          <m:t>=</m:t>
+        </m:r>
+        <m:r>
+          <w:rPr>
+            <w:rFonts w:ascii="Cambria Math" w:hAnsi="Cambria Math" w:hint="eastAsia"/>
+            <w:highlight w:val="yellow"/>
+          </w:rPr>
+          <m:t>∫</m:t>
+        </m:r>
+        <m:r>
+          <m:rPr>
+            <m:nor/>
+          </m:rPr>
+          <w:rPr>
+            <w:rFonts w:ascii="Cambria Math" w:hAnsi="Cambria Math" w:hint="eastAsia"/>
+            <w:highlight w:val="yellow"/>
+          </w:rPr>
+          <m:t>NEQ</m:t>
+        </m:r>
+        <m:d>
+          <m:dPr>
+            <m:ctrlPr>
+              <w:rPr>
+                <w:rFonts w:ascii="Cambria Math" w:hAnsi="Cambria Math"/>
+                <w:i/>
+                <w:highlight w:val="yellow"/>
+              </w:rPr>
+            </m:ctrlPr>
+          </m:dPr>
+          <m:e>
+            <m:r>
+              <w:rPr>
+                <w:rFonts w:ascii="Cambria Math" w:hAnsi="Cambria Math" w:hint="eastAsia"/>
+                <w:highlight w:val="yellow"/>
+              </w:rPr>
+              <m:t>f</m:t>
+            </m:r>
+          </m:e>
+        </m:d>
+        <m:sSup>
+          <m:sSupPr>
+            <m:ctrlPr>
+              <w:rPr>
+                <w:rFonts w:ascii="Cambria Math" w:hAnsi="Cambria Math"/>
+                <w:i/>
+                <w:highlight w:val="yellow"/>
+              </w:rPr>
+            </m:ctrlPr>
+          </m:sSupPr>
+          <m:e>
+            <m:d>
+              <m:dPr>
+                <m:begChr m:val="|"/>
+                <m:endChr m:val="|"/>
+                <m:ctrlPr>
+                  <w:rPr>
+                    <w:rFonts w:ascii="Cambria Math" w:hAnsi="Cambria Math"/>
+                    <w:i/>
+                    <w:highlight w:val="yellow"/>
+                  </w:rPr>
+                </m:ctrlPr>
+              </m:dPr>
+              <m:e>
+                <m:r>
+                  <w:rPr>
+                    <w:rFonts w:ascii="Cambria Math" w:hAnsi="Cambria Math" w:hint="eastAsia"/>
+                    <w:highlight w:val="yellow"/>
+                  </w:rPr>
+                  <m:t>S</m:t>
+                </m:r>
+                <m:d>
+                  <m:dPr>
+                    <m:ctrlPr>
+                      <w:rPr>
+                        <w:rFonts w:ascii="Cambria Math" w:hAnsi="Cambria Math"/>
+                        <w:i/>
+                        <w:highlight w:val="yellow"/>
+                      </w:rPr>
+                    </m:ctrlPr>
+                  </m:dPr>
+                  <m:e>
+                    <m:r>
+                      <w:rPr>
+                        <w:rFonts w:ascii="Cambria Math" w:hAnsi="Cambria Math" w:hint="eastAsia"/>
+                        <w:highlight w:val="yellow"/>
+                      </w:rPr>
+                      <m:t>f</m:t>
+                    </m:r>
+                  </m:e>
+                </m:d>
+              </m:e>
+            </m:d>
+            <m:ctrlPr>
+              <w:rPr>
+                <w:rFonts w:ascii="Cambria Math" w:hAnsi="Cambria Math" w:hint="eastAsia"/>
+                <w:i/>
+                <w:highlight w:val="yellow"/>
+              </w:rPr>
+            </m:ctrlPr>
+          </m:e>
+          <m:sup>
+            <m:r>
+              <w:rPr>
+                <w:rFonts w:ascii="Cambria Math" w:hAnsi="Cambria Math" w:hint="eastAsia"/>
+                <w:highlight w:val="yellow"/>
+              </w:rPr>
+              <m:t>2</m:t>
+            </m:r>
+          </m:sup>
+        </m:sSup>
+        <m:r>
+          <w:rPr>
+            <w:rFonts w:ascii="Cambria Math" w:hAnsi="Cambria Math" w:hint="eastAsia"/>
+            <w:highlight w:val="yellow"/>
+          </w:rPr>
+          <m:t xml:space="preserve">df   </m:t>
+        </m:r>
+        <m:r>
+          <m:rPr>
+            <m:nor/>
+          </m:rPr>
+          <w:rPr>
+            <w:rFonts w:ascii="Cambria Math" w:hAnsi="Cambria Math" w:hint="eastAsia"/>
+            <w:highlight w:val="yellow"/>
+          </w:rPr>
+          <m:t>and</m:t>
+        </m:r>
+        <m:r>
+          <w:rPr>
+            <w:rFonts w:ascii="Cambria Math" w:hAnsi="Cambria Math" w:hint="eastAsia"/>
+            <w:highlight w:val="yellow"/>
+          </w:rPr>
+          <m:t xml:space="preserve">  </m:t>
+        </m:r>
+        <m:sSubSup>
+          <m:sSubSupPr>
+            <m:ctrlPr>
+              <w:rPr>
+                <w:rFonts w:ascii="Cambria Math" w:hAnsi="Cambria Math"/>
+                <w:i/>
+                <w:highlight w:val="yellow"/>
+              </w:rPr>
+            </m:ctrlPr>
+          </m:sSubSupPr>
+          <m:e>
+            <m:d>
+              <m:dPr>
+                <m:ctrlPr>
+                  <w:rPr>
+                    <w:rFonts w:ascii="Cambria Math" w:hAnsi="Cambria Math"/>
+                    <w:i/>
+                    <w:highlight w:val="yellow"/>
+                  </w:rPr>
+                </m:ctrlPr>
+              </m:dPr>
+              <m:e>
+                <m:sSup>
+                  <m:sSupPr>
+                    <m:ctrlPr>
+                      <w:rPr>
+                        <w:rFonts w:ascii="Cambria Math" w:hAnsi="Cambria Math"/>
+                        <w:i/>
+                        <w:highlight w:val="yellow"/>
+                      </w:rPr>
+                    </m:ctrlPr>
+                  </m:sSupPr>
+                  <m:e>
+                    <m:r>
+                      <w:rPr>
+                        <w:rFonts w:ascii="Cambria Math" w:hAnsi="Cambria Math" w:hint="eastAsia"/>
+                        <w:highlight w:val="yellow"/>
+                      </w:rPr>
+                      <m:t>d</m:t>
+                    </m:r>
+                  </m:e>
+                  <m:sup>
+                    <m:r>
+                      <w:rPr>
+                        <w:rFonts w:ascii="Cambria Math" w:hAnsi="Cambria Math"/>
+                        <w:highlight w:val="yellow"/>
+                      </w:rPr>
+                      <m:t>'</m:t>
+                    </m:r>
+                  </m:sup>
+                </m:sSup>
+              </m:e>
+            </m:d>
+          </m:e>
+          <m:sub>
+            <m:r>
+              <m:rPr>
+                <m:nor/>
+              </m:rPr>
+              <w:rPr>
+                <w:rFonts w:ascii="Cambria Math" w:hAnsi="Cambria Math" w:hint="eastAsia"/>
+                <w:highlight w:val="yellow"/>
+              </w:rPr>
+              <m:t>PW</m:t>
+            </m:r>
+          </m:sub>
+          <m:sup>
+            <m:r>
+              <w:rPr>
+                <w:rFonts w:ascii="Cambria Math" w:hAnsi="Cambria Math" w:hint="eastAsia"/>
+                <w:highlight w:val="yellow"/>
+              </w:rPr>
+              <m:t>2</m:t>
+            </m:r>
+          </m:sup>
+        </m:sSubSup>
+        <m:r>
+          <w:rPr>
+            <w:rFonts w:ascii="Cambria Math" w:hAnsi="Cambria Math" w:hint="eastAsia"/>
+            <w:highlight w:val="yellow"/>
+          </w:rPr>
+          <m:t>=</m:t>
+        </m:r>
+        <m:f>
+          <m:fPr>
+            <m:ctrlPr>
+              <w:rPr>
+                <w:rFonts w:ascii="Cambria Math" w:hAnsi="Cambria Math"/>
+                <w:i/>
+                <w:highlight w:val="yellow"/>
+              </w:rPr>
+            </m:ctrlPr>
+          </m:fPr>
+          <m:num>
+            <m:r>
+              <w:rPr>
+                <w:rFonts w:ascii="Cambria Math" w:hAnsi="Cambria Math" w:hint="eastAsia"/>
+                <w:highlight w:val="yellow"/>
+              </w:rPr>
+              <m:t>∫</m:t>
+            </m:r>
+            <m:sSup>
+              <m:sSupPr>
+                <m:ctrlPr>
+                  <w:rPr>
+                    <w:rFonts w:ascii="Cambria Math" w:hAnsi="Cambria Math"/>
+                    <w:i/>
+                    <w:highlight w:val="yellow"/>
+                  </w:rPr>
+                </m:ctrlPr>
+              </m:sSupPr>
+              <m:e>
+                <m:d>
+                  <m:dPr>
+                    <m:begChr m:val="|"/>
+                    <m:endChr m:val="|"/>
+                    <m:ctrlPr>
+                      <w:rPr>
+                        <w:rFonts w:ascii="Cambria Math" w:hAnsi="Cambria Math"/>
+                        <w:i/>
+                        <w:highlight w:val="yellow"/>
+                      </w:rPr>
+                    </m:ctrlPr>
+                  </m:dPr>
+                  <m:e>
+                    <m:r>
+                      <w:rPr>
+                        <w:rFonts w:ascii="Cambria Math" w:hAnsi="Cambria Math" w:hint="eastAsia"/>
+                        <w:highlight w:val="yellow"/>
+                      </w:rPr>
+                      <m:t>S</m:t>
+                    </m:r>
+                    <m:d>
+                      <m:dPr>
+                        <m:ctrlPr>
+                          <w:rPr>
+                            <w:rFonts w:ascii="Cambria Math" w:hAnsi="Cambria Math"/>
+                            <w:i/>
+                            <w:highlight w:val="yellow"/>
+                          </w:rPr>
+                        </m:ctrlPr>
+                      </m:dPr>
+                      <m:e>
+                        <m:r>
+                          <w:rPr>
+                            <w:rFonts w:ascii="Cambria Math" w:hAnsi="Cambria Math" w:hint="eastAsia"/>
+                            <w:highlight w:val="yellow"/>
+                          </w:rPr>
+                          <m:t>f</m:t>
+                        </m:r>
+                      </m:e>
+                    </m:d>
+                  </m:e>
+                </m:d>
+              </m:e>
+              <m:sup>
+                <m:r>
+                  <w:rPr>
+                    <w:rFonts w:ascii="Cambria Math" w:hAnsi="Cambria Math" w:hint="eastAsia"/>
+                    <w:highlight w:val="yellow"/>
+                  </w:rPr>
+                  <m:t>2</m:t>
+                </m:r>
+              </m:sup>
+            </m:sSup>
+          </m:num>
+          <m:den>
+            <m:r>
+              <m:rPr>
+                <m:nor/>
+              </m:rPr>
+              <w:rPr>
+                <w:rFonts w:ascii="Cambria Math" w:hAnsi="Cambria Math" w:hint="eastAsia"/>
+                <w:highlight w:val="yellow"/>
+              </w:rPr>
+              <m:t>NPS</m:t>
+            </m:r>
+            <m:d>
+              <m:dPr>
+                <m:ctrlPr>
+                  <w:rPr>
+                    <w:rFonts w:ascii="Cambria Math" w:hAnsi="Cambria Math"/>
+                    <w:i/>
+                    <w:highlight w:val="yellow"/>
+                  </w:rPr>
+                </m:ctrlPr>
+              </m:dPr>
+              <m:e>
+                <m:r>
+                  <w:rPr>
+                    <w:rFonts w:ascii="Cambria Math" w:hAnsi="Cambria Math" w:hint="eastAsia"/>
+                    <w:highlight w:val="yellow"/>
+                  </w:rPr>
+                  <m:t>f</m:t>
+                </m:r>
+              </m:e>
+            </m:d>
+            <m:sSup>
+              <m:sSupPr>
+                <m:ctrlPr>
+                  <w:rPr>
+                    <w:rFonts w:ascii="Cambria Math" w:hAnsi="Cambria Math"/>
+                    <w:i/>
+                    <w:highlight w:val="yellow"/>
+                  </w:rPr>
+                </m:ctrlPr>
+              </m:sSupPr>
+              <m:e>
+                <m:d>
+                  <m:dPr>
+                    <m:begChr m:val="|"/>
+                    <m:endChr m:val="|"/>
+                    <m:ctrlPr>
+                      <w:rPr>
+                        <w:rFonts w:ascii="Cambria Math" w:hAnsi="Cambria Math"/>
+                        <w:i/>
+                        <w:highlight w:val="yellow"/>
+                      </w:rPr>
+                    </m:ctrlPr>
+                  </m:dPr>
+                  <m:e>
+                    <m:r>
+                      <m:rPr>
+                        <m:nor/>
+                      </m:rPr>
+                      <w:rPr>
+                        <w:rFonts w:ascii="Cambria Math" w:hAnsi="Cambria Math" w:hint="eastAsia"/>
+                        <w:highlight w:val="yellow"/>
+                      </w:rPr>
+                      <m:t>MTF</m:t>
+                    </m:r>
+                    <m:d>
+                      <m:dPr>
+                        <m:ctrlPr>
+                          <w:rPr>
+                            <w:rFonts w:ascii="Cambria Math" w:hAnsi="Cambria Math"/>
+                            <w:i/>
+                            <w:highlight w:val="yellow"/>
+                          </w:rPr>
+                        </m:ctrlPr>
+                      </m:dPr>
+                      <m:e>
+                        <m:r>
+                          <w:rPr>
+                            <w:rFonts w:ascii="Cambria Math" w:hAnsi="Cambria Math" w:hint="eastAsia"/>
+                            <w:highlight w:val="yellow"/>
+                          </w:rPr>
+                          <m:t>f</m:t>
+                        </m:r>
+                      </m:e>
+                    </m:d>
+                  </m:e>
+                </m:d>
+                <m:ctrlPr>
+                  <w:rPr>
+                    <w:rFonts w:ascii="Cambria Math" w:hAnsi="Cambria Math" w:hint="eastAsia"/>
+                    <w:i/>
+                    <w:highlight w:val="yellow"/>
+                  </w:rPr>
+                </m:ctrlPr>
+              </m:e>
+              <m:sup>
+                <m:r>
+                  <w:rPr>
+                    <w:rFonts w:ascii="Cambria Math" w:hAnsi="Cambria Math" w:hint="eastAsia"/>
+                    <w:highlight w:val="yellow"/>
+                  </w:rPr>
+                  <m:t>2</m:t>
+                </m:r>
+              </m:sup>
+            </m:sSup>
+            <m:r>
+              <w:rPr>
+                <w:rFonts w:ascii="Cambria Math" w:hAnsi="Cambria Math" w:hint="eastAsia"/>
+                <w:highlight w:val="yellow"/>
+              </w:rPr>
+              <m:t>df</m:t>
+            </m:r>
+          </m:den>
+        </m:f>
+      </m:oMath>
+      <w:r>
+        <w:rPr>
+          <w:highlight w:val="yellow"/>
+        </w:rPr>
+        <w:t xml:space="preserve"> </w:t>
+      </w:r>
+    </w:p>
+    <w:p>
+      <w:pPr>
+        <w:pStyle w:val="a0"/>
+        <w:rPr>
+          <w:highlight w:val="yellow"/>
+        </w:rPr>
+      </w:pPr>
+      <w:r>
+        <w:rPr>
+          <w:highlight w:val="yellow"/>
+        </w:rPr>
+        <w:t xml:space="preserve">where </w:t>
+      </w:r>
+      <m:oMath>
+        <m:r>
+          <w:rPr>
+            <w:rFonts w:ascii="Cambria Math" w:hAnsi="Cambria Math"/>
+            <w:highlight w:val="yellow"/>
+          </w:rPr>
+          <m:t>S</m:t>
+        </m:r>
+        <m:d>
+          <m:dPr>
+            <m:ctrlPr>
+              <w:rPr>
+                <w:rFonts w:ascii="Cambria Math" w:hAnsi="Cambria Math"/>
+                <w:i/>
+                <w:highlight w:val="yellow"/>
+              </w:rPr>
+            </m:ctrlPr>
+          </m:dPr>
+          <m:e>
+            <m:r>
+              <w:rPr>
+                <w:rFonts w:ascii="Cambria Math" w:hAnsi="Cambria Math"/>
+                <w:highlight w:val="yellow"/>
+              </w:rPr>
+              <m:t>f</m:t>
+            </m:r>
+          </m:e>
+        </m:d>
+      </m:oMath>
+      <w:r>
+        <w:rPr>
+          <w:highlight w:val="yellow"/>
+        </w:rPr>
+        <w:t xml:space="preserve"> is the Fourier transform of the signal, and the check is the relative difference </w:t>
+      </w:r>
+      <m:oMath>
+        <m:d>
+          <m:dPr>
+            <m:begChr m:val="|"/>
+            <m:endChr m:val="|"/>
+            <m:ctrlPr>
+              <w:rPr>
+                <w:rFonts w:ascii="Cambria Math" w:hAnsi="Cambria Math"/>
+                <w:i/>
+                <w:highlight w:val="yellow"/>
+              </w:rPr>
+            </m:ctrlPr>
+          </m:dPr>
+          <m:e>
+            <m:sSubSup>
+              <m:sSubSupPr>
+                <m:ctrlPr>
+                  <w:rPr>
+                    <w:rFonts w:ascii="Cambria Math" w:hAnsi="Cambria Math"/>
+                    <w:i/>
+                    <w:highlight w:val="yellow"/>
+                  </w:rPr>
+                </m:ctrlPr>
+              </m:sSubSupPr>
+              <m:e>
+                <m:d>
+                  <m:dPr>
+                    <m:ctrlPr>
+                      <w:rPr>
+                        <w:rFonts w:ascii="Cambria Math" w:hAnsi="Cambria Math"/>
+                        <w:i/>
+                        <w:highlight w:val="yellow"/>
+                      </w:rPr>
+                    </m:ctrlPr>
+                  </m:dPr>
+                  <m:e>
+                    <m:sSup>
+                      <m:sSupPr>
+                        <m:ctrlPr>
+                          <w:rPr>
+                            <w:rFonts w:ascii="Cambria Math" w:hAnsi="Cambria Math"/>
+                            <w:i/>
+                            <w:highlight w:val="yellow"/>
+                          </w:rPr>
+                        </m:ctrlPr>
+                      </m:sSupPr>
+                      <m:e>
+                        <m:r>
+                          <w:rPr>
+                            <w:rFonts w:ascii="Cambria Math" w:hAnsi="Cambria Math"/>
+                            <w:highlight w:val="yellow"/>
+                          </w:rPr>
+                          <m:t>d</m:t>
+                        </m:r>
+                      </m:e>
+                      <m:sup>
+                        <m:r>
+                          <w:rPr>
+                            <w:rFonts w:ascii="Cambria Math" w:hAnsi="Cambria Math"/>
+                            <w:highlight w:val="yellow"/>
+                          </w:rPr>
+                          <m:t>'</m:t>
+                        </m:r>
+                      </m:sup>
+                    </m:sSup>
+                  </m:e>
+                </m:d>
+              </m:e>
+              <m:sub>
+                <m:r>
+                  <m:rPr>
+                    <m:nor/>
+                  </m:rPr>
+                  <w:rPr>
+                    <w:rFonts w:ascii="Cambria Math" w:hAnsi="Cambria Math"/>
+                    <w:highlight w:val="yellow"/>
+                  </w:rPr>
+                  <m:t>NEQ</m:t>
+                </m:r>
+              </m:sub>
+              <m:sup>
+                <m:r>
+                  <w:rPr>
+                    <w:rFonts w:ascii="Cambria Math" w:hAnsi="Cambria Math"/>
+                    <w:highlight w:val="yellow"/>
+                  </w:rPr>
+                  <m:t>2</m:t>
+                </m:r>
+              </m:sup>
+            </m:sSubSup>
+            <m:r>
+              <w:rPr>
+                <w:rFonts w:ascii="Cambria Math" w:hAnsi="Cambria Math"/>
+                <w:highlight w:val="yellow"/>
+              </w:rPr>
+              <m:t>-</m:t>
+            </m:r>
+            <m:sSubSup>
+              <m:sSubSupPr>
+                <m:ctrlPr>
+                  <w:rPr>
+                    <w:rFonts w:ascii="Cambria Math" w:hAnsi="Cambria Math"/>
+                    <w:i/>
+                    <w:highlight w:val="yellow"/>
+                  </w:rPr>
+                </m:ctrlPr>
+              </m:sSubSupPr>
+              <m:e>
+                <m:d>
+                  <m:dPr>
+                    <m:ctrlPr>
+                      <w:rPr>
+                        <w:rFonts w:ascii="Cambria Math" w:hAnsi="Cambria Math"/>
+                        <w:i/>
+                        <w:highlight w:val="yellow"/>
+                      </w:rPr>
+                    </m:ctrlPr>
+                  </m:dPr>
+                  <m:e>
+                    <m:sSup>
+                      <m:sSupPr>
+                        <m:ctrlPr>
+                          <w:rPr>
+                            <w:rFonts w:ascii="Cambria Math" w:hAnsi="Cambria Math"/>
+                            <w:i/>
+                            <w:highlight w:val="yellow"/>
+                          </w:rPr>
+                        </m:ctrlPr>
+                      </m:sSupPr>
+                      <m:e>
+                        <m:r>
+                          <w:rPr>
+                            <w:rFonts w:ascii="Cambria Math" w:hAnsi="Cambria Math"/>
+                            <w:highlight w:val="yellow"/>
+                          </w:rPr>
+                          <m:t>d</m:t>
+                        </m:r>
+                      </m:e>
+                      <m:sup>
+                        <m:r>
+                          <w:rPr>
+                            <w:rFonts w:ascii="Cambria Math" w:hAnsi="Cambria Math"/>
+                            <w:highlight w:val="yellow"/>
+                          </w:rPr>
+                          <m:t>'</m:t>
+                        </m:r>
+                      </m:sup>
+                    </m:sSup>
+                  </m:e>
+                </m:d>
+              </m:e>
+              <m:sub>
+                <m:r>
+                  <m:rPr>
+                    <m:nor/>
+                  </m:rPr>
+                  <w:rPr>
+                    <w:rFonts w:ascii="Cambria Math" w:hAnsi="Cambria Math"/>
+                    <w:highlight w:val="yellow"/>
+                  </w:rPr>
+                  <m:t>PW</m:t>
+                </m:r>
+              </m:sub>
+              <m:sup>
+                <m:r>
+                  <w:rPr>
+                    <w:rFonts w:ascii="Cambria Math" w:hAnsi="Cambria Math"/>
+                    <w:highlight w:val="yellow"/>
+                  </w:rPr>
+                  <m:t>2</m:t>
+                </m:r>
+              </m:sup>
+            </m:sSubSup>
+          </m:e>
+        </m:d>
+        <m:r>
+          <m:rPr>
+            <m:lit/>
+          </m:rPr>
+          <w:rPr>
+            <w:rFonts w:ascii="Cambria Math" w:hAnsi="Cambria Math"/>
+            <w:highlight w:val="yellow"/>
+          </w:rPr>
+          <m:t>/</m:t>
+        </m:r>
+        <m:sSubSup>
+          <m:sSubSupPr>
+            <m:ctrlPr>
+              <w:rPr>
+                <w:rFonts w:ascii="Cambria Math" w:hAnsi="Cambria Math"/>
+                <w:i/>
+                <w:highlight w:val="yellow"/>
+              </w:rPr>
+            </m:ctrlPr>
+          </m:sSubSupPr>
+          <m:e>
+            <m:d>
+              <m:dPr>
+                <m:ctrlPr>
+                  <w:rPr>
+                    <w:rFonts w:ascii="Cambria Math" w:hAnsi="Cambria Math"/>
+                    <w:i/>
+                    <w:highlight w:val="yellow"/>
+                  </w:rPr>
+                </m:ctrlPr>
+              </m:dPr>
+              <m:e>
+                <m:sSup>
+                  <m:sSupPr>
+                    <m:ctrlPr>
+                      <w:rPr>
+                        <w:rFonts w:ascii="Cambria Math" w:hAnsi="Cambria Math"/>
+                        <w:i/>
+                        <w:highlight w:val="yellow"/>
+                      </w:rPr>
+                    </m:ctrlPr>
+                  </m:sSupPr>
+                  <m:e>
+                    <m:r>
+                      <w:rPr>
+                        <w:rFonts w:ascii="Cambria Math" w:hAnsi="Cambria Math"/>
+                        <w:highlight w:val="yellow"/>
+                      </w:rPr>
+                      <m:t>d</m:t>
+                    </m:r>
+                  </m:e>
+                  <m:sup>
+                    <m:r>
+                      <w:rPr>
+                        <w:rFonts w:ascii="Cambria Math" w:hAnsi="Cambria Math"/>
+                        <w:highlight w:val="yellow"/>
+                      </w:rPr>
+                      <m:t>'</m:t>
+                    </m:r>
+                  </m:sup>
+                </m:sSup>
+              </m:e>
+            </m:d>
+            <m:ctrlPr>
+              <w:rPr>
+                <w:rFonts w:ascii="Cambria Math" w:hAnsi="Cambria Math"/>
+                <w:highlight w:val="yellow"/>
+              </w:rPr>
+            </m:ctrlPr>
+          </m:e>
+          <m:sub>
+            <m:r>
+              <m:rPr>
+                <m:nor/>
+              </m:rPr>
+              <w:rPr>
+                <w:rFonts w:ascii="Cambria Math" w:hAnsi="Cambria Math"/>
+                <w:highlight w:val="yellow"/>
+              </w:rPr>
+              <m:t>PW</m:t>
+            </m:r>
+          </m:sub>
+          <m:sup>
+            <m:r>
+              <w:rPr>
+                <w:rFonts w:ascii="Cambria Math" w:hAnsi="Cambria Math"/>
+                <w:highlight w:val="yellow"/>
+              </w:rPr>
+              <m:t>2</m:t>
+            </m:r>
+          </m:sup>
+        </m:sSubSup>
+      </m:oMath>
+      <w:r>
+        <w:rPr>
+          <w:highlight w:val="yellow"/>
+        </w:rPr>
+        <w:t xml:space="preserve">. With </w:t>
+      </w:r>
+      <m:oMath>
+        <m:r>
+          <m:rPr>
+            <m:nor/>
+          </m:rPr>
+          <w:rPr>
+            <w:rFonts w:ascii="Cambria Math" w:hAnsi="Cambria Math"/>
+            <w:highlight w:val="yellow"/>
+          </w:rPr>
+          <m:t>NEQ</m:t>
+        </m:r>
+        <m:r>
+          <w:rPr>
+            <w:rFonts w:ascii="Cambria Math" w:hAnsi="Cambria Math"/>
+            <w:highlight w:val="yellow"/>
+          </w:rPr>
+          <m:t>=</m:t>
+        </m:r>
+        <m:sSup>
+          <m:sSupPr>
+            <m:ctrlPr>
+              <w:rPr>
+                <w:rFonts w:ascii="Cambria Math" w:hAnsi="Cambria Math"/>
+                <w:i/>
+                <w:highlight w:val="yellow"/>
+              </w:rPr>
+            </m:ctrlPr>
+          </m:sSupPr>
+          <m:e>
+            <m:r>
+              <m:rPr>
+                <m:nor/>
+              </m:rPr>
+              <w:rPr>
+                <w:rFonts w:ascii="Cambria Math" w:hAnsi="Cambria Math"/>
+                <w:highlight w:val="yellow"/>
+              </w:rPr>
+              <m:t>MTF</m:t>
+            </m:r>
+          </m:e>
+          <m:sup>
+            <m:r>
+              <w:rPr>
+                <w:rFonts w:ascii="Cambria Math" w:hAnsi="Cambria Math"/>
+                <w:highlight w:val="yellow"/>
+              </w:rPr>
+              <m:t>2</m:t>
+            </m:r>
+            <m:r>
+              <m:rPr>
+                <m:lit/>
+              </m:rPr>
+              <w:rPr>
+                <w:rFonts w:ascii="Cambria Math" w:hAnsi="Cambria Math"/>
+                <w:highlight w:val="yellow"/>
+              </w:rPr>
+              <m:t>/</m:t>
+            </m:r>
+            <m:r>
+              <m:rPr>
+                <m:nor/>
+              </m:rPr>
+              <w:rPr>
+                <w:rFonts w:ascii="Cambria Math" w:hAnsi="Cambria Math"/>
+                <w:highlight w:val="yellow"/>
+              </w:rPr>
+              <m:t>NPS</m:t>
+            </m:r>
+          </m:sup>
+        </m:sSup>
+      </m:oMath>
+      <w:r>
+        <w:rPr>
+          <w:highlight w:val="yellow"/>
+        </w:rPr>
+        <w:t xml:space="preserve"> the two integrands are the same expression rearranged, which is why the check is an identity rather than an approximation. It compares two routes to the same number — the </w:t>
+      </w:r>
+      <w:proofErr w:type="spellStart"/>
+      <w:r>
+        <w:rPr>
+          <w:highlight w:val="yellow"/>
+        </w:rPr>
+        <w:t>prewhitening</w:t>
+      </w:r>
+      <w:proofErr w:type="spellEnd"/>
+      <w:r>
+        <w:rPr>
+          <w:highlight w:val="yellow"/>
+        </w:rPr>
+        <w:t xml:space="preserve"> observer applied to the imaged signal, and the integral of NEQ against the object's power spectrum — that </w:t>
+      </w:r>
+      <w:proofErr w:type="gramStart"/>
+      <w:r>
+        <w:rPr>
+          <w:highlight w:val="yellow"/>
+        </w:rPr>
+        <w:t>share</w:t>
+      </w:r>
+      <w:proofErr w:type="gramEnd"/>
+      <w:r>
+        <w:rPr>
+          <w:highlight w:val="yellow"/>
+        </w:rPr>
+        <w:t xml:space="preserve"> no code path but are, under the discrete conventions used here, the same integral rearranged. It is therefore an exact identity rather than an </w:t>
+      </w:r>
+      <w:proofErr w:type="gramStart"/>
+      <w:r>
+        <w:rPr>
+          <w:highlight w:val="yellow"/>
+        </w:rPr>
+        <w:t>approximation, and</w:t>
+      </w:r>
+      <w:proofErr w:type="gramEnd"/>
+      <w:r>
+        <w:rPr>
+          <w:highlight w:val="yellow"/>
+        </w:rPr>
+        <w:t xml:space="preserve"> holds to zero on the reference pipeline. It is only an identity when both routes use the same noise model; comparing routes that disagree about the noise tests nothing but that disagreement. Second, </w:t>
+      </w:r>
+      <w:proofErr w:type="spellStart"/>
+      <w:r>
+        <w:rPr>
+          <w:rFonts w:ascii="Courier New" w:hAnsi="Courier New" w:cs="Courier New"/>
+          <w:highlight w:val="yellow"/>
+        </w:rPr>
+        <w:t>dynamic_range</w:t>
+      </w:r>
+      <w:proofErr w:type="spellEnd"/>
+      <w:r>
+        <w:rPr>
+          <w:highlight w:val="yellow"/>
+        </w:rPr>
+        <w:t xml:space="preserve"> excludes the DC bin. Subtracting the </w:t>
+      </w:r>
+      <w:proofErr w:type="gramStart"/>
+      <w:r>
+        <w:rPr>
+          <w:highlight w:val="yellow"/>
+        </w:rPr>
+        <w:t>mean</w:t>
+      </w:r>
+      <w:proofErr w:type="gramEnd"/>
+      <w:r>
+        <w:rPr>
+          <w:highlight w:val="yellow"/>
+        </w:rPr>
+        <w:t xml:space="preserve"> from each region of interest sets the zero-frequency component to zero up to rounding, so the DC bin holds a value of order </w:t>
+      </w:r>
+      <m:oMath>
+        <m:sSup>
+          <m:sSupPr>
+            <m:ctrlPr>
+              <w:rPr>
+                <w:rFonts w:ascii="Cambria Math" w:hAnsi="Cambria Math"/>
+                <w:i/>
+                <w:highlight w:val="yellow"/>
+              </w:rPr>
+            </m:ctrlPr>
+          </m:sSupPr>
+          <m:e>
+            <m:r>
+              <w:rPr>
+                <w:rFonts w:ascii="Cambria Math" w:hAnsi="Cambria Math"/>
+                <w:highlight w:val="yellow"/>
+              </w:rPr>
+              <m:t>10</m:t>
+            </m:r>
+          </m:e>
+          <m:sup>
+            <m:r>
+              <w:rPr>
+                <w:rFonts w:ascii="Cambria Math" w:hAnsi="Cambria Math"/>
+                <w:highlight w:val="yellow"/>
+              </w:rPr>
+              <m:t>-31</m:t>
+            </m:r>
+          </m:sup>
+        </m:sSup>
+      </m:oMath>
+      <w:r>
+        <w:rPr>
+          <w:highlight w:val="yellow"/>
+        </w:rPr>
+        <w:t xml:space="preserve"> — the residue of that subtraction, not a measurement. Including it would make the ratio of largest to smallest NPS value enormous for </w:t>
+      </w:r>
+      <w:r>
+        <w:rPr>
+          <w:i/>
+          <w:highlight w:val="yellow"/>
+        </w:rPr>
+        <w:t>any</w:t>
+      </w:r>
+      <w:r>
+        <w:rPr>
+          <w:highlight w:val="yellow"/>
+        </w:rPr>
+        <w:t xml:space="preserve"> field, white noise included, and the check would fire on correct code every time. The exclusion is bookkeeping about how the estimator works, not a claim about the spectrum.</w:t>
       </w:r>
     </w:p>
     <w:p>
@@ -4627,8 +5818,6 @@
           <w:color w:val="auto"/>
         </w:rPr>
       </w:pPr>
-      <w:bookmarkStart w:id="9" w:name="the-self-consistency-control"/>
-      <w:bookmarkEnd w:id="8"/>
       <w:r>
         <w:rPr>
           <w:snapToGrid/>
@@ -4745,7 +5934,18 @@
           <w:szCs w:val="20"/>
           <w14:ligatures w14:val="standardContextual"/>
         </w:rPr>
-        <w:t>, with the defect already present — the realistic case for a defect that was never noticed. The pipeline is deterministic, so the comparison is exact by construction. Reporting this as a result rather than asserting it is deliberate: it is the quantitative form of the argument in Section 1.2.</w:t>
+        <w:t xml:space="preserve">, with the defect already present — the realistic case for a defect that was never noticed. The pipeline is deterministic, so </w:t>
+      </w:r>
+      <w:r>
+        <w:rPr>
+          <w:rFonts w:ascii="Palatino Linotype" w:hAnsi="Palatino Linotype" w:cs="Times New Roman"/>
+          <w:snapToGrid w:val="0"/>
+          <w:sz w:val="20"/>
+          <w:szCs w:val="20"/>
+          <w14:ligatures w14:val="standardContextual"/>
+        </w:rPr>
+        <w:lastRenderedPageBreak/>
+        <w:t>the comparison is exact by construction. Reporting this as a result rather than asserting it is deliberate: it is the quantitative form of the argument in Section 1.2.</w:t>
       </w:r>
     </w:p>
     <w:p>
@@ -4895,7 +6095,51 @@
           <w:szCs w:val="20"/>
           <w14:ligatures w14:val="standardContextual"/>
         </w:rPr>
-        <w:t xml:space="preserve"> recovers the correct pipeline exactly. Nothing is rewritten to break it; the defect is injected from outside the library.</w:t>
+        <w:t xml:space="preserve"> recovers the correct pipeline exactly.</w:t>
+      </w:r>
+      <w:r>
+        <w:rPr>
+          <w:rFonts w:ascii="Palatino Linotype" w:hAnsi="Palatino Linotype" w:cs="Times New Roman"/>
+          <w:snapToGrid w:val="0"/>
+          <w:sz w:val="20"/>
+          <w:szCs w:val="20"/>
+          <w:highlight w:val="yellow"/>
+          <w14:ligatures w14:val="standardContextual"/>
+        </w:rPr>
+        <w:t xml:space="preserve"> Severity is an exact parameter of the injection, not an estimate of anything: it is the interpolation weight between the correct implementation and the defective one, defined separately for each defect in the list below and computed rather than measured. A </w:t>
+      </w:r>
+      <w:r>
+        <w:rPr>
+          <w:rFonts w:ascii="Palatino Linotype" w:hAnsi="Palatino Linotype" w:cs="Times New Roman"/>
+          <w:i/>
+          <w:snapToGrid w:val="0"/>
+          <w:sz w:val="20"/>
+          <w:szCs w:val="20"/>
+          <w:highlight w:val="yellow"/>
+          <w14:ligatures w14:val="standardContextual"/>
+        </w:rPr>
+        <w:t>severity dial</w:t>
+      </w:r>
+      <w:r>
+        <w:rPr>
+          <w:rFonts w:ascii="Palatino Linotype" w:hAnsi="Palatino Linotype" w:cs="Times New Roman"/>
+          <w:snapToGrid w:val="0"/>
+          <w:sz w:val="20"/>
+          <w:szCs w:val="20"/>
+          <w:highlight w:val="yellow"/>
+          <w14:ligatures w14:val="standardContextual"/>
+        </w:rPr>
+        <w:t xml:space="preserve"> is that parameter used as a continuous control, which is what makes the experiment possible — a defect that can only be present or absent gives one data point, whereas one that can be turned up from nothing gives a curve, and the curve is where the comparison between detection and materiality lives.</w:t>
+      </w:r>
+      <w:r>
+        <w:rPr>
+          <w:rFonts w:ascii="Palatino Linotype" w:hAnsi="Palatino Linotype" w:cs="Times New Roman"/>
+          <w:snapToGrid w:val="0"/>
+          <w:sz w:val="20"/>
+          <w:szCs w:val="20"/>
+          <w14:ligatures w14:val="standardContextual"/>
+        </w:rPr>
+        <w:t xml:space="preserve"> Nothing is rewritten to break it; the defect is injected from outside the library.</w:t>
       </w:r>
     </w:p>
     <w:p>
@@ -4919,7 +6163,6 @@
           <w:i w:val="0"/>
           <w:color w:val="auto"/>
         </w:rPr>
-        <w:lastRenderedPageBreak/>
         <w:t>sinc</w:t>
       </w:r>
       <w:proofErr w:type="spellEnd"/>
@@ -5834,7 +7077,7 @@
     </w:p>
     <w:p>
       <w:pPr>
-        <w:pStyle w:val="BodyText"/>
+        <w:pStyle w:val="a0"/>
         <w:adjustRightInd w:val="0"/>
         <w:snapToGrid w:val="0"/>
         <w:spacing w:after="0" w:line="280" w:lineRule="atLeast"/>
@@ -5858,7 +7101,140 @@
     </w:p>
     <w:p>
       <w:pPr>
-        <w:pStyle w:val="BodyText"/>
+        <w:pStyle w:val="a0"/>
+        <w:rPr>
+          <w:highlight w:val="yellow"/>
+        </w:rPr>
+      </w:pPr>
+      <w:r>
+        <w:rPr>
+          <w:b/>
+          <w:highlight w:val="yellow"/>
+        </w:rPr>
+        <w:t>The grid, and what it can and cannot resolve.</w:t>
+      </w:r>
+      <w:r>
+        <w:rPr>
+          <w:highlight w:val="yellow"/>
+        </w:rPr>
+        <w:t xml:space="preserve"> Every defect is evaluated on the same eleven-point grid, </w:t>
+      </w:r>
+      <m:oMath>
+        <m:r>
+          <w:rPr>
+            <w:rFonts w:ascii="Cambria Math" w:hAnsi="Cambria Math" w:hint="eastAsia"/>
+            <w:highlight w:val="yellow"/>
+          </w:rPr>
+          <m:t>α</m:t>
+        </m:r>
+        <m:r>
+          <w:rPr>
+            <w:rFonts w:ascii="Cambria Math" w:hAnsi="Cambria Math" w:hint="eastAsia"/>
+            <w:highlight w:val="yellow"/>
+          </w:rPr>
+          <m:t>∈</m:t>
+        </m:r>
+        <m:r>
+          <m:rPr>
+            <m:lit/>
+          </m:rPr>
+          <w:rPr>
+            <w:rFonts w:ascii="Cambria Math" w:hAnsi="Cambria Math" w:hint="eastAsia"/>
+            <w:highlight w:val="yellow"/>
+          </w:rPr>
+          <m:t>{</m:t>
+        </m:r>
+        <m:r>
+          <w:rPr>
+            <w:rFonts w:ascii="Cambria Math" w:hAnsi="Cambria Math" w:hint="eastAsia"/>
+            <w:highlight w:val="yellow"/>
+          </w:rPr>
+          <m:t>0,0.1,0.2,</m:t>
+        </m:r>
+        <m:r>
+          <w:rPr>
+            <w:rFonts w:ascii="Cambria Math" w:hAnsi="Cambria Math" w:hint="eastAsia"/>
+            <w:highlight w:val="yellow"/>
+          </w:rPr>
+          <m:t>…</m:t>
+        </m:r>
+        <m:r>
+          <w:rPr>
+            <w:rFonts w:ascii="Cambria Math" w:hAnsi="Cambria Math" w:hint="eastAsia"/>
+            <w:highlight w:val="yellow"/>
+          </w:rPr>
+          <m:t>,1.0</m:t>
+        </m:r>
+        <m:r>
+          <m:rPr>
+            <m:lit/>
+          </m:rPr>
+          <w:rPr>
+            <w:rFonts w:ascii="Cambria Math" w:hAnsi="Cambria Math" w:hint="eastAsia"/>
+            <w:highlight w:val="yellow"/>
+          </w:rPr>
+          <m:t>}</m:t>
+        </m:r>
+      </m:oMath>
+      <w:r>
+        <w:rPr>
+          <w:highlight w:val="yellow"/>
+        </w:rPr>
+        <w:t xml:space="preserve">, with 64 noise realisations at each point and the random streams fixed by seed so that a rerun reproduces the table exactly. Seven of the eight detections in Table 2 occur at </w:t>
+      </w:r>
+      <m:oMath>
+        <m:r>
+          <w:rPr>
+            <w:rFonts w:ascii="Cambria Math" w:hAnsi="Cambria Math" w:hint="eastAsia"/>
+            <w:highlight w:val="yellow"/>
+          </w:rPr>
+          <m:t>α</m:t>
+        </m:r>
+        <m:r>
+          <w:rPr>
+            <w:rFonts w:ascii="Cambria Math" w:hAnsi="Cambria Math"/>
+            <w:highlight w:val="yellow"/>
+          </w:rPr>
+          <m:t>=0.1</m:t>
+        </m:r>
+      </m:oMath>
+      <w:r>
+        <w:rPr>
+          <w:highlight w:val="yellow"/>
+        </w:rPr>
+        <w:t xml:space="preserve">, which is the smallest non-zero severity examined. </w:t>
+      </w:r>
+      <w:r>
+        <w:rPr>
+          <w:b/>
+          <w:highlight w:val="yellow"/>
+        </w:rPr>
+        <w:t>That is a property of the grid as much as of the checks</w:t>
+      </w:r>
+      <w:r>
+        <w:rPr>
+          <w:highlight w:val="yellow"/>
+        </w:rPr>
+        <w:t xml:space="preserve">: these checks fire at or below a tenth of full severity, and this experiment cannot say how much below, because it never looked. The claim made here is therefore that detection precedes materiality, which the grid does resolve, and not that any </w:t>
+      </w:r>
+      <w:proofErr w:type="gramStart"/>
+      <w:r>
+        <w:rPr>
+          <w:highlight w:val="yellow"/>
+        </w:rPr>
+        <w:t>particular detection</w:t>
+      </w:r>
+      <w:proofErr w:type="gramEnd"/>
+      <w:r>
+        <w:rPr>
+          <w:highlight w:val="yellow"/>
+        </w:rPr>
+        <w:t xml:space="preserve"> threshold has been measured, which it does not.</w:t>
+      </w:r>
+    </w:p>
+    <w:p>
+      <w:pPr>
+        <w:pStyle w:val="a0"/>
         <w:adjustRightInd w:val="0"/>
         <w:snapToGrid w:val="0"/>
         <w:spacing w:after="0" w:line="280" w:lineRule="atLeast"/>
@@ -5875,9 +7251,25 @@
           <w:highlight w:val="yellow"/>
           <w14:ligatures w14:val="standardContextual"/>
         </w:rPr>
-        <w:t xml:space="preserve">Each tolerance is set from the estimator's own reproducibility on the correct pipeline rather than chosen to make a check succeed: the measured residual over the 64 realisations is taken as the noise floor and the tolerance placed an order of magnitude above it, as listed in Table 1. A tolerance below that floor yields a check that fires on correct code, which is discussed in Section 4.6.</w:t>
+        <w:t>E</w:t>
+      </w:r>
+      <w:r>
+        <w:rPr>
+          <w:highlight w:val="yellow"/>
+          <w14:ligatures w14:val="standardContextual"/>
+        </w:rPr>
+        <w:t xml:space="preserve">ach tolerance is set from the estimator's own reproducibility on the correct pipeline rather than chosen to make a check succeed: the measured </w:t>
+      </w:r>
+      <w:r>
+        <w:rPr>
+          <w:highlight w:val="yellow"/>
+          <w14:ligatures w14:val="standardContextual"/>
+        </w:rPr>
+        <w:lastRenderedPageBreak/>
+        <w:t>residual over the 64 realisations is taken as the noise floor and the tolerance placed an order of magnitude above it, as listed in Table 1. A tolerance below that floor yields a check that fires on correct code, which is discussed in Section 4.6.</w:t>
       </w:r>
     </w:p>
+    <w:bookmarkEnd w:id="11"/>
     <w:p>
       <w:pPr>
         <w:pStyle w:val="MDPI22heading2"/>
@@ -5887,8 +7279,6 @@
           <w:color w:val="auto"/>
         </w:rPr>
       </w:pPr>
-      <w:bookmarkStart w:id="12" w:name="the-real-scanner-arm"/>
-      <w:bookmarkEnd w:id="11"/>
       <w:r>
         <w:rPr>
           <w:snapToGrid/>
@@ -5932,7 +7322,7 @@
           <w:highlight w:val="yellow"/>
           <w14:ligatures w14:val="standardContextual"/>
         </w:rPr>
-        <w:t xml:space="preserve">To establish that the chain behaves as required outside a synthetic model, the same code was run on measured ACR phantom projections from LDCT-and-Projection-data [10]. The ACR accreditation phantom is an established vehicle for measuring MTF and NPS on a clinical scanner [16], which is why it was chosen (The Cancer Imaging Archive, CC BY 4.0). Nothing about the acquisition is simulated: one set of measured projections was reconstructed seven times with progressively stronger apodisation — a bare ramp, then Hann windows at cutoffs 1.00, 0.80, 0.60, 0.45, 0.35 and 0.25 — which moves the MTF and the NPS together exactly as changing a scanner's reconstruction kernel does. The MTF, NPS, NEQ and model-observer detectabilities were then read off with the same estimators used throughout the study.</w:t>
+        <w:t>To establish that the chain behaves as required outside a synthetic model, the same code was run on measured ACR phantom projections from LDCT-and-Projection-data [10]. The ACR accreditation phantom is an established vehicle for measuring MTF and NPS on a clinical scanner [16], which is why it was chosen (The Cancer Imaging Archive, CC BY 4.0). Nothing about the acquisition is simulated: one set of measured projections was reconstructed seven times with progressively stronger apodisation — a bare ramp, then Hann windows at cutoffs 1.00, 0.80, 0.60, 0.45, 0.35 and 0.25 — which moves the MTF and the NPS together exactly as changing a scanner's reconstruction kernel does. The MTF, NPS, NEQ and model-observer detectabilities were then read off with the same estimators used throughout the study.</w:t>
       </w:r>
     </w:p>
     <w:p>
@@ -5948,7 +7338,7 @@
         <w:rPr>
           <w:highlight w:val="yellow"/>
         </w:rPr>
-        <w:t xml:space="preserve">2.7. Implementation</w:t>
+        <w:t>2.7. Implementation</w:t>
       </w:r>
     </w:p>
     <w:p>
@@ -5980,7 +7370,7 @@
           <w:highlight w:val="yellow"/>
           <w14:ligatures w14:val="standardContextual"/>
         </w:rPr>
-        <w:t xml:space="preserve">taskiq-core</w:t>
+        <w:t>taskiq-core</w:t>
       </w:r>
       <w:r>
         <w:rPr>
@@ -5995,7 +7385,7 @@
           <w:highlight w:val="yellow"/>
           <w14:ligatures w14:val="standardContextual"/>
         </w:rPr>
-        <w:t xml:space="preserve">paper/make_injection_study.py</w:t>
+        <w:t>paper/make_injection_study.py</w:t>
       </w:r>
       <w:r>
         <w:rPr>
@@ -6010,14 +7400,14 @@
           <w:highlight w:val="yellow"/>
           <w14:ligatures w14:val="standardContextual"/>
         </w:rPr>
-        <w:t xml:space="preserve">ldct-io</w:t>
+        <w:t>ldct-io</w:t>
       </w:r>
       <w:r>
         <w:rPr>
           <w:highlight w:val="yellow"/>
           <w14:ligatures w14:val="standardContextual"/>
         </w:rPr>
-        <w:t xml:space="preserve">, for the same reason: the archive, its private tags and its geometry have no business inside a library whose correctness is established analytically. The test suite runs on Python 3.10 to 3.12 in continuous integration, and asserts the identities of Section 4.2 on the correct pipeline as well as the study's own preconditions.</w:t>
+        <w:t>, for the same reason: the archive, its private tags and its geometry have no business inside a library whose correctness is established analytically. The test suite runs on Python 3.10 to 3.12 in continuous integration, and asserts the identities of Section 4.2 on the correct pipeline as well as the study's own preconditions.</w:t>
       </w:r>
     </w:p>
     <w:p>
@@ -6027,9 +7417,8 @@
       <w:r>
         <w:rPr>
           <w:highlight w:val="yellow"/>
-          <w14:ligatures w14:val="standardContextual"/>
-        </w:rPr>
-        <w:t xml:space="preserve">2.8. Use of Generative AI</w:t>
+        </w:rPr>
+        <w:t>2.8. Use of Generative AI</w:t>
       </w:r>
     </w:p>
     <w:p>
@@ -6053,7 +7442,7 @@
           <w:highlight w:val="yellow"/>
           <w14:ligatures w14:val="standardContextual"/>
         </w:rPr>
-        <w:t xml:space="preserve">A large language model (Claude, Anthropic) was used as a tool. Concretely: it drafted initial versions of the estimator and phantom routines and of the test suite, wrote the figure and study scripts, refactored code the author had written, and drafted and edited manuscript text. It did not choose which defects to inject, did not set any tolerance, and did not decide what the results mean.</w:t>
+        <w:t>A large language model (Claude, Anthropic) was used as a tool. Concretely: it drafted initial versions of the estimator and phantom routines and of the test suite, wrote the figure and study scripts, refactored code the author had written, and drafted and edited manuscript text. It did not choose which defects to inject, did not set any tolerance, and did not decide what the results mean.</w:t>
       </w:r>
     </w:p>
     <w:p>
@@ -6077,7 +7466,14 @@
           <w:highlight w:val="yellow"/>
           <w14:ligatures w14:val="standardContextual"/>
         </w:rPr>
-        <w:t xml:space="preserve">The relationship between that assistance and this paper's subject is not incidental and is stated plainly here. Three of the six defects studied were not invented for the experiment: they were real errors present in drafted code — the bin-centre position error, the radially-blurred disk, and the missing noise floor — found by the closed-form checks described here and only then turned into a controlled injection. The checks were the means of verifying the assistance, which is the argument of the paper applied to its own production. The author independently re-executed every numerical result reported here and verified all figures, equations and claims against the code. No AI system is an author.</w:t>
+        <w:t>The relationship between that assistance and this paper's subject is not incidental and is stated plainly here. Three of the six defects studied were not invented for the experiment: they were real errors present in drafted code — the bin-centre position error, the radially-blurred disk, and the missing noise floor — found by the closed-form checks described here and only then turned into a controlled injection. The checks were the means of verifying the assistance, which is the argument of the paper applie</w:t>
+      </w:r>
+      <w:r>
+        <w:rPr>
+          <w:highlight w:val="yellow"/>
+          <w14:ligatures w14:val="standardContextual"/>
+        </w:rPr>
+        <w:t>d to its own production. The author independently re-executed every numerical result reported here and verified all figures, equations and claims against the code. No AI system is an author.</w:t>
       </w:r>
     </w:p>
     <w:p>
@@ -6088,14 +7484,14 @@
           <w:color w:val="auto"/>
         </w:rPr>
       </w:pPr>
-      <w:bookmarkStart w:id="14" w:name="results"/>
+      <w:bookmarkStart w:id="12" w:name="results"/>
       <w:bookmarkEnd w:id="6"/>
-      <w:bookmarkEnd w:id="13"/>
       <w:r>
         <w:rPr>
           <w:snapToGrid/>
           <w:color w:val="auto"/>
         </w:rPr>
+        <w:lastRenderedPageBreak/>
         <w:t>3. Results</w:t>
       </w:r>
     </w:p>
@@ -6107,7 +7503,7 @@
           <w:color w:val="auto"/>
         </w:rPr>
       </w:pPr>
-      <w:bookmarkStart w:id="15" w:name="X8a1e5fbaf751afc5f6a8a636856e814e008d498"/>
+      <w:bookmarkStart w:id="13" w:name="X8a1e5fbaf751afc5f6a8a636856e814e008d498"/>
       <w:r>
         <w:rPr>
           <w:snapToGrid/>
@@ -6315,18 +7711,7 @@
           <w:szCs w:val="20"/>
           <w14:ligatures w14:val="standardContextual"/>
         </w:rPr>
-        <w:t xml:space="preserve"> (Figure 1) across fifteen blur-by-angle combinations (blur 0.15–0.35 mm, angles 3–15°). Integrating the estimated two-dimensional NPS over the frequency plane recovered the </w:t>
-      </w:r>
-      <w:r>
-        <w:rPr>
-          <w:rFonts w:ascii="Palatino Linotype" w:hAnsi="Palatino Linotype" w:cs="Times New Roman"/>
-          <w:snapToGrid w:val="0"/>
-          <w:sz w:val="20"/>
-          <w:szCs w:val="20"/>
-          <w14:ligatures w14:val="standardContextual"/>
-        </w:rPr>
-        <w:lastRenderedPageBreak/>
-        <w:t xml:space="preserve">input variance to </w:t>
+        <w:t xml:space="preserve"> (Figure 1) across fifteen blur-by-angle combinations (blur 0.15–0.35 mm, angles 3–15°). Integrating the estimated two-dimensional NPS over the frequency plane recovered the input variance to </w:t>
       </w:r>
       <w:r>
         <w:rPr>
@@ -6779,7 +8164,7 @@
     </w:p>
     <w:p>
       <w:pPr>
-        <w:pStyle w:val="BodyText"/>
+        <w:pStyle w:val="a0"/>
         <w:adjustRightInd w:val="0"/>
         <w:snapToGrid w:val="0"/>
         <w:spacing w:before="120" w:after="240" w:line="280" w:lineRule="atLeast"/>
@@ -7038,6 +8423,7 @@
         <w:rPr>
           <w:noProof/>
         </w:rPr>
+        <w:lastRenderedPageBreak/>
         <w:drawing>
           <wp:inline distT="0" distB="0" distL="0" distR="0" wp14:anchorId="3FDC39CC" wp14:editId="7FE15744">
             <wp:extent cx="5963479" cy="2854519"/>
@@ -7083,7 +8469,7 @@
     </w:p>
     <w:p>
       <w:pPr>
-        <w:pStyle w:val="BodyText"/>
+        <w:pStyle w:val="a0"/>
         <w:adjustRightInd w:val="0"/>
         <w:snapToGrid w:val="0"/>
         <w:spacing w:before="120" w:after="240" w:line="280" w:lineRule="atLeast"/>
@@ -7343,7 +8729,6 @@
         <w:rPr>
           <w:noProof/>
         </w:rPr>
-        <w:lastRenderedPageBreak/>
         <w:drawing>
           <wp:inline distT="0" distB="0" distL="0" distR="0" wp14:anchorId="2C16449E" wp14:editId="0E4C850D">
             <wp:extent cx="5665980" cy="2759103"/>
@@ -7389,7 +8774,7 @@
     </w:p>
     <w:p>
       <w:pPr>
-        <w:pStyle w:val="BodyText"/>
+        <w:pStyle w:val="a0"/>
         <w:adjustRightInd w:val="0"/>
         <w:snapToGrid w:val="0"/>
         <w:spacing w:before="120" w:after="240" w:line="280" w:lineRule="atLeast"/>
@@ -7664,7 +9049,7 @@
     </w:p>
     <w:p>
       <w:pPr>
-        <w:pStyle w:val="BodyText"/>
+        <w:pStyle w:val="a0"/>
         <w:adjustRightInd w:val="0"/>
         <w:snapToGrid w:val="0"/>
         <w:spacing w:after="0" w:line="280" w:lineRule="atLeast"/>
@@ -7695,8 +9080,8 @@
           <w:color w:val="auto"/>
         </w:rPr>
       </w:pPr>
-      <w:bookmarkStart w:id="16" w:name="which-check-catches-which-defect"/>
-      <w:bookmarkEnd w:id="15"/>
+      <w:bookmarkStart w:id="14" w:name="which-check-catches-which-defect"/>
+      <w:bookmarkEnd w:id="13"/>
       <w:r>
         <w:rPr>
           <w:snapToGrid/>
@@ -7789,6 +9174,7 @@
         <w:rPr>
           <w:noProof/>
         </w:rPr>
+        <w:lastRenderedPageBreak/>
         <w:drawing>
           <wp:inline distT="0" distB="0" distL="0" distR="0" wp14:anchorId="3A008065" wp14:editId="1A6ACB96">
             <wp:extent cx="2963655" cy="4405023"/>
@@ -7834,7 +9220,7 @@
     </w:p>
     <w:p>
       <w:pPr>
-        <w:pStyle w:val="BodyText"/>
+        <w:pStyle w:val="a0"/>
         <w:adjustRightInd w:val="0"/>
         <w:snapToGrid w:val="0"/>
         <w:spacing w:before="120" w:after="240" w:line="280" w:lineRule="atLeast"/>
@@ -7854,7 +9240,7 @@
           <w:highlight w:val="yellow"/>
           <w14:ligatures w14:val="standardContextual"/>
         </w:rPr>
-        <w:t xml:space="preserve">Figure 4.</w:t>
+        <w:t>Figure 4.</w:t>
       </w:r>
       <w:r>
         <w:rPr>
@@ -7870,7 +9256,7 @@
           <w:highlight w:val="yellow"/>
           <w14:ligatures w14:val="standardContextual"/>
         </w:rPr>
-        <w:t xml:space="preserve">(a)</w:t>
+        <w:t>(a)</w:t>
       </w:r>
       <w:r>
         <w:rPr>
@@ -7886,7 +9272,7 @@
           <w:highlight w:val="yellow"/>
           <w14:ligatures w14:val="standardContextual"/>
         </w:rPr>
-        <w:t xml:space="preserve">(b)</w:t>
+        <w:t>(b)</w:t>
       </w:r>
       <w:r>
         <w:rPr>
@@ -7933,12 +9319,12 @@
           <w:highlight w:val="yellow"/>
           <w14:ligatures w14:val="standardContextual"/>
         </w:rPr>
-        <w:t xml:space="preserve">, against the 5% materiality threshold (dashed).</w:t>
+        <w:t>, against the 5% materiality threshold (dashed).</w:t>
       </w:r>
     </w:p>
     <w:p>
       <w:pPr>
-        <w:pStyle w:val="BodyText"/>
+        <w:pStyle w:val="a0"/>
         <w:adjustRightInd w:val="0"/>
         <w:snapToGrid w:val="0"/>
         <w:spacing w:before="240" w:line="280" w:lineRule="atLeast"/>
@@ -7958,7 +9344,7 @@
           <w:highlight w:val="yellow"/>
           <w14:ligatures w14:val="standardContextual"/>
         </w:rPr>
-        <w:t xml:space="preserve">Table 2.</w:t>
+        <w:t>Table 2.</w:t>
       </w:r>
       <w:r>
         <w:rPr>
@@ -8030,7 +9416,7 @@
           <w:highlight w:val="yellow"/>
           <w14:ligatures w14:val="standardContextual"/>
         </w:rPr>
-        <w:t xml:space="preserve">caught by</w:t>
+        <w:t>caught by</w:t>
       </w:r>
       <w:r>
         <w:rPr>
@@ -8046,7 +9432,7 @@
           <w:highlight w:val="yellow"/>
           <w14:ligatures w14:val="standardContextual"/>
         </w:rPr>
-        <w:t xml:space="preserve">Boldface in that column marks a check that is an internal identity</w:t>
+        <w:t>Boldface in that column marks a check that is an internal identity</w:t>
       </w:r>
       <w:r>
         <w:rPr>
@@ -9155,6 +10541,7 @@
                 <w:i w:val="0"/>
                 <w:sz w:val="18"/>
               </w:rPr>
+              <w:lastRenderedPageBreak/>
               <w:t>no_floor</w:t>
             </w:r>
             <w:proofErr w:type="spellEnd"/>
@@ -9307,7 +10694,7 @@
     </w:tbl>
     <w:p>
       <w:pPr>
-        <w:pStyle w:val="BodyText"/>
+        <w:pStyle w:val="a0"/>
         <w:adjustRightInd w:val="0"/>
         <w:snapToGrid w:val="0"/>
         <w:spacing w:before="240" w:after="0" w:line="280" w:lineRule="atLeast"/>
@@ -9400,8 +10787,8 @@
           <w:color w:val="auto"/>
         </w:rPr>
       </w:pPr>
-      <w:bookmarkStart w:id="17" w:name="the-regression-test-catches-nothing"/>
-      <w:bookmarkEnd w:id="16"/>
+      <w:bookmarkStart w:id="15" w:name="the-regression-test-catches-nothing"/>
+      <w:bookmarkEnd w:id="14"/>
       <w:r>
         <w:rPr>
           <w:snapToGrid/>
@@ -9515,7 +10902,7 @@
     </w:p>
     <w:p>
       <w:pPr>
-        <w:pStyle w:val="BodyText"/>
+        <w:pStyle w:val="a0"/>
         <w:adjustRightInd w:val="0"/>
         <w:snapToGrid w:val="0"/>
         <w:spacing w:after="0" w:line="280" w:lineRule="atLeast"/>
@@ -9586,8 +10973,8 @@
           <w:color w:val="auto"/>
         </w:rPr>
       </w:pPr>
-      <w:bookmarkStart w:id="18" w:name="neither-family-of-check-is-sufficient"/>
-      <w:bookmarkEnd w:id="17"/>
+      <w:bookmarkStart w:id="16" w:name="neither-family-of-check-is-sufficient"/>
+      <w:bookmarkEnd w:id="15"/>
       <w:r>
         <w:rPr>
           <w:snapToGrid/>
@@ -9926,7 +11313,7 @@
     </w:p>
     <w:p>
       <w:pPr>
-        <w:pStyle w:val="BodyText"/>
+        <w:pStyle w:val="a0"/>
         <w:adjustRightInd w:val="0"/>
         <w:snapToGrid w:val="0"/>
         <w:spacing w:after="0" w:line="280" w:lineRule="atLeast"/>
@@ -9957,8 +11344,8 @@
           <w:color w:val="auto"/>
         </w:rPr>
       </w:pPr>
-      <w:bookmarkStart w:id="19" w:name="two-magnitudes-measured"/>
-      <w:bookmarkEnd w:id="18"/>
+      <w:bookmarkStart w:id="17" w:name="two-magnitudes-measured"/>
+      <w:bookmarkEnd w:id="16"/>
       <w:r>
         <w:rPr>
           <w:snapToGrid/>
@@ -10019,13 +11406,12 @@
           <w:szCs w:val="20"/>
           <w14:ligatures w14:val="standardContextual"/>
         </w:rPr>
-        <w:lastRenderedPageBreak/>
         <w:t>Two defects previously described only qualitatively were quantified, and both descriptions needed revision.</w:t>
       </w:r>
     </w:p>
     <w:p>
       <w:pPr>
-        <w:pStyle w:val="BodyText"/>
+        <w:pStyle w:val="a0"/>
         <w:adjustRightInd w:val="0"/>
         <w:snapToGrid w:val="0"/>
         <w:spacing w:after="0" w:line="280" w:lineRule="atLeast"/>
@@ -10399,7 +11785,7 @@
     </w:p>
     <w:p>
       <w:pPr>
-        <w:pStyle w:val="BodyText"/>
+        <w:pStyle w:val="a0"/>
         <w:adjustRightInd w:val="0"/>
         <w:snapToGrid w:val="0"/>
         <w:spacing w:after="0" w:line="280" w:lineRule="atLeast"/>
@@ -10730,7 +12116,17 @@
           <w:sz w:val="20"/>
           <w14:ligatures w14:val="standardContextual"/>
         </w:rPr>
-        <w:t>. A statement that neglecting these corrections costs “a few percent” is therefore incomplete without the binning: two implementations with the same bug can differ by two orders of magnitude in how much it costs them.</w:t>
+        <w:t xml:space="preserve">. A statement that neglecting these corrections costs “a few percent” is therefore </w:t>
+      </w:r>
+      <w:r>
+        <w:rPr>
+          <w:snapToGrid w:val="0"/>
+          <w:color w:val="auto"/>
+          <w:sz w:val="20"/>
+          <w14:ligatures w14:val="standardContextual"/>
+        </w:rPr>
+        <w:lastRenderedPageBreak/>
+        <w:t>incomplete without the binning: two implementations with the same bug can differ by two orders of magnitude in how much it costs them.</w:t>
       </w:r>
     </w:p>
     <w:p>
@@ -10742,8 +12138,8 @@
           <w:color w:val="auto"/>
         </w:rPr>
       </w:pPr>
-      <w:bookmarkStart w:id="20" w:name="three-ways-to-make-a-check-lie"/>
-      <w:bookmarkEnd w:id="19"/>
+      <w:bookmarkStart w:id="18" w:name="three-ways-to-make-a-check-lie"/>
+      <w:bookmarkEnd w:id="17"/>
       <w:r>
         <w:rPr>
           <w:snapToGrid/>
@@ -10968,21 +12364,7 @@
         <w:rPr>
           <w:color w:val="auto"/>
         </w:rPr>
-        <w:t xml:space="preserve"> and fires the </w:t>
-      </w:r>
-      <w:proofErr w:type="gramStart"/>
-      <w:r>
-        <w:rPr>
-          <w:color w:val="auto"/>
-        </w:rPr>
-        <w:t>dynamic-range</w:t>
-      </w:r>
-      <w:proofErr w:type="gramEnd"/>
-      <w:r>
-        <w:rPr>
-          <w:color w:val="auto"/>
-        </w:rPr>
-        <w:t xml:space="preserve"> check on every field, white noise included.</w:t>
+        <w:t xml:space="preserve"> and fires the dynamic-range check on every field, white noise included.</w:t>
       </w:r>
     </w:p>
     <w:p>
@@ -11360,8 +12742,8 @@
           <w:color w:val="auto"/>
         </w:rPr>
       </w:pPr>
-      <w:bookmarkStart w:id="21" w:name="the-same-chain-on-a-real-scanner"/>
-      <w:bookmarkEnd w:id="20"/>
+      <w:bookmarkStart w:id="19" w:name="the-same-chain-on-a-real-scanner"/>
+      <w:bookmarkEnd w:id="18"/>
       <w:r>
         <w:rPr>
           <w:snapToGrid/>
@@ -11427,7 +12809,7 @@
     </w:p>
     <w:p>
       <w:pPr>
-        <w:pStyle w:val="BodyText"/>
+        <w:pStyle w:val="a0"/>
         <w:adjustRightInd w:val="0"/>
         <w:snapToGrid w:val="0"/>
         <w:spacing w:before="240" w:line="280" w:lineRule="atLeast"/>
@@ -12827,7 +14209,6 @@
               <w:rPr>
                 <w:sz w:val="20"/>
               </w:rPr>
-              <w:lastRenderedPageBreak/>
               <w:t>Hann 0.25</w:t>
             </w:r>
           </w:p>
@@ -12977,6 +14358,7 @@
         <w:rPr>
           <w:noProof/>
         </w:rPr>
+        <w:lastRenderedPageBreak/>
         <w:drawing>
           <wp:inline distT="0" distB="0" distL="0" distR="0" wp14:anchorId="525F772E" wp14:editId="336C10C7">
             <wp:extent cx="5067300" cy="3571891"/>
@@ -13022,7 +14404,7 @@
     </w:p>
     <w:p>
       <w:pPr>
-        <w:pStyle w:val="BodyText"/>
+        <w:pStyle w:val="a0"/>
         <w:adjustRightInd w:val="0"/>
         <w:snapToGrid w:val="0"/>
         <w:spacing w:before="120" w:after="240" w:line="280" w:lineRule="atLeast"/>
@@ -13042,7 +14424,7 @@
           <w:highlight w:val="yellow"/>
           <w14:ligatures w14:val="standardContextual"/>
         </w:rPr>
-        <w:t xml:space="preserve">Figure 5.</w:t>
+        <w:t>Figure 5.</w:t>
       </w:r>
       <w:r>
         <w:rPr>
@@ -13058,7 +14440,7 @@
           <w:highlight w:val="yellow"/>
           <w14:ligatures w14:val="standardContextual"/>
         </w:rPr>
-        <w:t xml:space="preserve">(a)</w:t>
+        <w:t>(a)</w:t>
       </w:r>
       <w:r>
         <w:rPr>
@@ -13074,7 +14456,7 @@
           <w:highlight w:val="yellow"/>
           <w14:ligatures w14:val="standardContextual"/>
         </w:rPr>
-        <w:t xml:space="preserve">(b)</w:t>
+        <w:t>(b)</w:t>
       </w:r>
       <w:r>
         <w:rPr>
@@ -13090,7 +14472,7 @@
           <w:highlight w:val="yellow"/>
           <w14:ligatures w14:val="standardContextual"/>
         </w:rPr>
-        <w:t xml:space="preserve">(c)</w:t>
+        <w:t>(c)</w:t>
       </w:r>
       <w:r>
         <w:rPr>
@@ -13106,7 +14488,7 @@
           <w:highlight w:val="yellow"/>
           <w14:ligatures w14:val="standardContextual"/>
         </w:rPr>
-        <w:t xml:space="preserve">(d)</w:t>
+        <w:t>(d)</w:t>
       </w:r>
       <w:r>
         <w:rPr>
@@ -13121,19 +14503,19 @@
           <w:vertAlign w:val="subscript"/>
           <w14:ligatures w14:val="standardContextual"/>
         </w:rPr>
-        <w:t xml:space="preserve">50</w:t>
+        <w:t>50</w:t>
       </w:r>
       <w:r>
         <w:rPr>
           <w:highlight w:val="yellow"/>
           <w14:ligatures w14:val="standardContextual"/>
         </w:rPr>
-        <w:t xml:space="preserve">. Nothing about the acquisition is simulated; the same projections are reconstructed seven ways.</w:t>
+        <w:t>. Nothing about the acquisition is simulated; the same projections are reconstructed seven ways.</w:t>
       </w:r>
     </w:p>
     <w:p>
       <w:pPr>
-        <w:pStyle w:val="BodyText"/>
+        <w:pStyle w:val="a0"/>
         <w:adjustRightInd w:val="0"/>
         <w:snapToGrid w:val="0"/>
         <w:spacing w:after="0" w:line="280" w:lineRule="atLeast"/>
@@ -13150,12 +14532,12 @@
           <w:highlight w:val="yellow"/>
           <w14:ligatures w14:val="standardContextual"/>
         </w:rPr>
-        <w:t xml:space="preserve">Strengthening the apodisation reduces resolution and noise together, as it must. That the two move together under a change of reconstruction is the ordinary behaviour of the chain, and it is measured the same way on newer detectors: a recent phantom study of ultra-high-resolution photon-counting CT reports noise texture and high-contrast resolution as the paired quantities that a change of pixel size moves [21], which is the same coupling seen here under a change of kernel. The checks in this paper are stated on those quantities rather than on any particular detector, and so apply to that setting unchanged. Ideal-observer detectability rises monotonically from 1.87 to 2.57 across the sweep: for this low-contrast task the noise reduction outweighs the resolution loss throughout the range tested. The efficiency of the non-prewhitening eye-filter observer relative to the ideal observer rises threefold over the same sweep, from 0.111 to 0.331 — the inefficient observer benefits from smoothing far more than the efficient one does, because smoothing performs part of the noise-weighting the inefficient observer cannot perform for itself.</w:t>
+        <w:t>Strengthening the apodisation reduces resolution and noise together, as it must. That the two move together under a change of reconstruction is the ordinary behaviour of the chain, and it is measured the same way on newer detectors: a recent phantom study of ultra-high-resolution photon-counting CT reports noise texture and high-contrast resolution as the paired quantities that a change of pixel size moves [21], which is the same coupling seen here under a change of kernel. The checks in this paper are stated on those quantities rather than on any particular detector, and so apply to that setting unchanged. Ideal-observer detectability rises monotonically from 1.87 to 2.57 across the sweep: for this low-contrast task the noise reduction outweighs the resolution loss throughout the range tested. The efficiency of the non-prewhitening eye-filter observer relative to the ideal observer rises threefold over the same sweep, from 0.111 to 0.331 — the inefficient observer benefits from smoothing far more than the efficient one does, because smoothing performs part of the noise-weighting the inefficient observer cannot perform for itself.</w:t>
       </w:r>
     </w:p>
     <w:p>
       <w:pPr>
-        <w:pStyle w:val="BodyText"/>
+        <w:pStyle w:val="a0"/>
         <w:adjustRightInd w:val="0"/>
         <w:snapToGrid w:val="0"/>
         <w:spacing w:after="0" w:line="280" w:lineRule="atLeast"/>
@@ -13360,7 +14742,17 @@
           <w:sz w:val="20"/>
           <w14:ligatures w14:val="standardContextual"/>
         </w:rPr>
-        <w:t xml:space="preserve">, so the NEQ integral is taken over a truncated band and no longer summarises the same quantity. Over the five kernels whose measured band is intact the NEQ integral varies by a coefficient of variation of 4.9% and </w:t>
+        <w:t xml:space="preserve">, so the NEQ integral is taken over a truncated band and no longer summarises the same </w:t>
+      </w:r>
+      <w:r>
+        <w:rPr>
+          <w:snapToGrid w:val="0"/>
+          <w:color w:val="auto"/>
+          <w:sz w:val="20"/>
+          <w14:ligatures w14:val="standardContextual"/>
+        </w:rPr>
+        <w:lastRenderedPageBreak/>
+        <w:t xml:space="preserve">quantity. Over the five kernels whose measured band is intact the NEQ integral varies by a coefficient of variation of 4.9% and </w:t>
       </w:r>
       <m:oMath>
         <m:sSubSup>
@@ -13425,8 +14817,8 @@
           <w:color w:val="auto"/>
         </w:rPr>
       </w:pPr>
-      <w:bookmarkStart w:id="22" w:name="X16ca8f51ca88dc13574b242f1716c0b04abe7b8"/>
-      <w:bookmarkEnd w:id="21"/>
+      <w:bookmarkStart w:id="20" w:name="X16ca8f51ca88dc13574b242f1716c0b04abe7b8"/>
+      <w:bookmarkEnd w:id="19"/>
       <w:r>
         <w:rPr>
           <w:snapToGrid/>
@@ -13506,19 +14898,19 @@
           <w:highlight w:val="yellow"/>
           <w14:ligatures w14:val="standardContextual"/>
         </w:rPr>
-        <w:t xml:space="preserve">bridge</w:t>
+        <w:t>bridge</w:t>
       </w:r>
       <w:r>
         <w:rPr>
           <w:highlight w:val="yellow"/>
           <w14:ligatures w14:val="standardContextual"/>
         </w:rPr>
-        <w:t xml:space="preserve">, is absent for a reason specific to measured data rather than by omission: it compares a prewhitening observer using the measured noise spectrum against an NEQ route that requires an analytic noise scalar, and on a physical scanner those two routes no longer share a noise model. What it then measures is that disagreement, not the correctness of the pipeline, and Section 4.6 gives the residual it produces. The claim of transfer in this paper is therefore made for three identities, not four.</w:t>
+        <w:t>, is absent for a reason specific to measured data rather than by omission: it compares a prewhitening observer using the measured noise spectrum against an NEQ route that requires an analytic noise scalar, and on a physical scanner those two routes no longer share a noise model. What it then measures is that disagreement, not the correctness of the pipeline, and Section 4.6 gives the residual it produces. The claim of transfer in this paper is therefore made for three identities, not four.</w:t>
       </w:r>
     </w:p>
     <w:p>
       <w:pPr>
-        <w:pStyle w:val="BodyText"/>
+        <w:pStyle w:val="a0"/>
         <w:adjustRightInd w:val="0"/>
         <w:snapToGrid w:val="0"/>
         <w:spacing w:before="240" w:line="280" w:lineRule="atLeast"/>
@@ -13538,7 +14930,7 @@
           <w:highlight w:val="yellow"/>
           <w14:ligatures w14:val="standardContextual"/>
         </w:rPr>
-        <w:t xml:space="preserve">Table 4.</w:t>
+        <w:t>Table 4.</w:t>
       </w:r>
       <w:r>
         <w:rPr>
@@ -13553,14 +14945,14 @@
           <w:highlight w:val="yellow"/>
           <w14:ligatures w14:val="standardContextual"/>
         </w:rPr>
-        <w:t xml:space="preserve">bridge</w:t>
+        <w:t>bridge</w:t>
       </w:r>
       <w:r>
         <w:rPr>
           <w:highlight w:val="yellow"/>
           <w14:ligatures w14:val="standardContextual"/>
         </w:rPr>
-        <w:t xml:space="preserve">, cannot either, because its two routes stop sharing a noise model once the noise is measured rather than specified (Sections 3.8 and 4.6).</w:t>
+        <w:t>, cannot either, because its two routes stop sharing a noise model once the noise is measured rather than specified (Sections 3.8 and 4.6).</w:t>
       </w:r>
     </w:p>
     <w:tbl>
@@ -13613,7 +15005,6 @@
                 <w:b/>
                 <w:sz w:val="20"/>
               </w:rPr>
-              <w:lastRenderedPageBreak/>
               <w:t>Kernel</w:t>
             </w:r>
           </w:p>
@@ -15513,7 +16904,7 @@
     </w:tbl>
     <w:p>
       <w:pPr>
-        <w:pStyle w:val="BodyText"/>
+        <w:pStyle w:val="a0"/>
         <w:adjustRightInd w:val="0"/>
         <w:snapToGrid w:val="0"/>
         <w:spacing w:before="240" w:after="0" w:line="280" w:lineRule="atLeast"/>
@@ -15557,7 +16948,7 @@
     </w:p>
     <w:p>
       <w:pPr>
-        <w:pStyle w:val="BodyText"/>
+        <w:pStyle w:val="a0"/>
         <w:adjustRightInd w:val="0"/>
         <w:snapToGrid w:val="0"/>
         <w:spacing w:after="0" w:line="280" w:lineRule="atLeast"/>
@@ -15658,7 +17049,7 @@
     </w:p>
     <w:p>
       <w:pPr>
-        <w:pStyle w:val="BodyText"/>
+        <w:pStyle w:val="a0"/>
         <w:adjustRightInd w:val="0"/>
         <w:snapToGrid w:val="0"/>
         <w:spacing w:after="0" w:line="280" w:lineRule="atLeast"/>
@@ -15888,7 +17279,7 @@
     </w:p>
     <w:p>
       <w:pPr>
-        <w:pStyle w:val="BodyText"/>
+        <w:pStyle w:val="a0"/>
         <w:adjustRightInd w:val="0"/>
         <w:snapToGrid w:val="0"/>
         <w:spacing w:after="0" w:line="280" w:lineRule="atLeast"/>
@@ -16180,14 +17571,15 @@
           <w:color w:val="auto"/>
         </w:rPr>
       </w:pPr>
-      <w:bookmarkStart w:id="23" w:name="discussion"/>
-      <w:bookmarkEnd w:id="14"/>
-      <w:bookmarkEnd w:id="22"/>
+      <w:bookmarkStart w:id="21" w:name="discussion"/>
+      <w:bookmarkEnd w:id="12"/>
+      <w:bookmarkEnd w:id="20"/>
       <w:r>
         <w:rPr>
           <w:snapToGrid/>
           <w:color w:val="auto"/>
         </w:rPr>
+        <w:lastRenderedPageBreak/>
         <w:t>4. Discussion</w:t>
       </w:r>
     </w:p>
@@ -16199,7 +17591,7 @@
           <w:color w:val="auto"/>
         </w:rPr>
       </w:pPr>
-      <w:bookmarkStart w:id="24" w:name="what-this-implies-for-reported-studies"/>
+      <w:bookmarkStart w:id="22" w:name="what-this-implies-for-reported-studies"/>
       <w:r>
         <w:rPr>
           <w:snapToGrid/>
@@ -16265,7 +17657,7 @@
     </w:p>
     <w:p>
       <w:pPr>
-        <w:pStyle w:val="BodyText"/>
+        <w:pStyle w:val="a0"/>
         <w:adjustRightInd w:val="0"/>
         <w:snapToGrid w:val="0"/>
         <w:spacing w:after="0" w:line="280" w:lineRule="atLeast"/>
@@ -16358,8 +17750,8 @@
           <w:color w:val="auto"/>
         </w:rPr>
       </w:pPr>
-      <w:bookmarkStart w:id="25" w:name="a-checklist"/>
-      <w:bookmarkEnd w:id="24"/>
+      <w:bookmarkStart w:id="23" w:name="a-checklist"/>
+      <w:bookmarkEnd w:id="22"/>
       <w:r>
         <w:rPr>
           <w:snapToGrid/>
@@ -16403,12 +17795,12 @@
           <w:highlight w:val="yellow"/>
           <w14:ligatures w14:val="standardContextual"/>
         </w:rPr>
-        <w:t xml:space="preserve">Six checks, in two families. Nothing else in this list is a check.</w:t>
+        <w:t>Six checks, in two families. Nothing else in this list is a check.</w:t>
       </w:r>
     </w:p>
     <w:p>
       <w:pPr>
-        <w:pStyle w:val="BodyText"/>
+        <w:pStyle w:val="a0"/>
       </w:pPr>
       <w:r>
         <w:rPr>
@@ -16417,7 +17809,7 @@
           <w:highlight w:val="yellow"/>
           <w14:ligatures w14:val="standardContextual"/>
         </w:rPr>
-        <w:t xml:space="preserve">Family A — the four internal identities.</w:t>
+        <w:t>Family A — the four internal identities.</w:t>
       </w:r>
       <w:r>
         <w:rPr>
@@ -16447,7 +17839,7 @@
           <w:bCs/>
           <w:highlight w:val="yellow"/>
         </w:rPr>
-        <w:t xml:space="preserve">A1.</w:t>
+        <w:t>A1.</w:t>
       </w:r>
       <w:r>
         <w:rPr>
@@ -16464,7 +17856,6 @@
             <w:rFonts w:ascii="Cambria Math" w:hAnsi="Cambria Math"/>
             <w:color w:val="auto"/>
           </w:rPr>
-          <w:lastRenderedPageBreak/>
           <m:t>∫NPS(</m:t>
         </m:r>
         <m:r>
@@ -16489,7 +17880,14 @@
             <w:rFonts w:ascii="Cambria Math" w:hAnsi="Cambria Math"/>
             <w:color w:val="auto"/>
           </w:rPr>
-          <m:t> df</m:t>
+          <m:t> </m:t>
+        </m:r>
+        <m:r>
+          <w:rPr>
+            <w:rFonts w:ascii="Cambria Math" w:hAnsi="Cambria Math"/>
+            <w:color w:val="auto"/>
+          </w:rPr>
+          <m:t>df</m:t>
         </m:r>
       </m:oMath>
       <w:r>
@@ -16518,7 +17916,7 @@
           <w:bCs/>
           <w:highlight w:val="yellow"/>
         </w:rPr>
-        <w:t xml:space="preserve">A2.</w:t>
+        <w:t>A2.</w:t>
       </w:r>
       <w:r>
         <w:rPr>
@@ -16621,7 +18019,7 @@
           <w:bCs/>
           <w:highlight w:val="yellow"/>
         </w:rPr>
-        <w:t xml:space="preserve">A3.</w:t>
+        <w:t>A3.</w:t>
       </w:r>
       <w:r>
         <w:rPr>
@@ -16649,7 +18047,7 @@
           <w:bCs/>
           <w:highlight w:val="yellow"/>
         </w:rPr>
-        <w:t xml:space="preserve">A4.</w:t>
+        <w:t>A4.</w:t>
       </w:r>
       <w:r>
         <w:rPr>
@@ -16685,11 +18083,7 @@
     </w:p>
     <w:p>
       <w:pPr>
-        <w:pStyle w:val="BodyText"/>
-        <w:numPr>
-          <w:ilvl w:val="0"/>
-          <w:numId w:val="0"/>
-        </w:numPr>
+        <w:pStyle w:val="a0"/>
         <w:rPr>
           <w:snapToGrid w:val="0"/>
           <w:color w:val="auto"/>
@@ -16701,7 +18095,7 @@
           <w:bCs/>
           <w:highlight w:val="yellow"/>
         </w:rPr>
-        <w:t xml:space="preserve">Family B — the two closed-form references.</w:t>
+        <w:t>Family B — the two closed-form references.</w:t>
       </w:r>
       <w:r>
         <w:rPr>
@@ -16729,7 +18123,7 @@
           <w:bCs/>
           <w:highlight w:val="yellow"/>
         </w:rPr>
-        <w:t xml:space="preserve">B1.</w:t>
+        <w:t>B1.</w:t>
       </w:r>
       <w:r>
         <w:rPr>
@@ -16854,7 +18248,7 @@
         <w:rPr>
           <w:highlight w:val="yellow"/>
         </w:rPr>
-        <w:t xml:space="preserve">.</w:t>
+        <w:t>.</w:t>
       </w:r>
     </w:p>
     <w:p>
@@ -16877,7 +18271,7 @@
           <w:bCs/>
           <w:highlight w:val="yellow"/>
         </w:rPr>
-        <w:t xml:space="preserve">B2.</w:t>
+        <w:t>B2.</w:t>
       </w:r>
       <w:r>
         <w:rPr>
@@ -16936,7 +18330,14 @@
             <w:rFonts w:ascii="Cambria Math" w:hAnsi="Cambria Math"/>
             <w:color w:val="auto"/>
           </w:rPr>
-          <m:t>x </m:t>
+          <m:t>x</m:t>
+        </m:r>
+        <m:r>
+          <w:rPr>
+            <w:rFonts w:ascii="Cambria Math" w:hAnsi="Cambria Math"/>
+            <w:color w:val="auto"/>
+          </w:rPr>
+          <m:t> </m:t>
         </m:r>
         <m:r>
           <m:rPr>
@@ -16960,7 +18361,7 @@
         <w:rPr>
           <w:highlight w:val="yellow"/>
         </w:rPr>
-        <w:t xml:space="preserve">.</w:t>
+        <w:t>.</w:t>
       </w:r>
     </w:p>
     <w:p>
@@ -16993,7 +18394,7 @@
           <w:highlight w:val="yellow"/>
           <w14:ligatures w14:val="standardContextual"/>
         </w:rPr>
-        <w:t xml:space="preserve">B1</w:t>
+        <w:t>B1</w:t>
       </w:r>
       <w:r>
         <w:rPr>
@@ -17009,7 +18410,7 @@
           <w:highlight w:val="yellow"/>
           <w14:ligatures w14:val="standardContextual"/>
         </w:rPr>
-        <w:t xml:space="preserve">sweep</w:t>
+        <w:t>sweep</w:t>
       </w:r>
       <w:r>
         <w:rPr>
@@ -17028,8 +18429,8 @@
           <w:color w:val="auto"/>
         </w:rPr>
       </w:pPr>
-      <w:bookmarkStart w:id="26" w:name="relation-to-previous-work"/>
-      <w:bookmarkEnd w:id="25"/>
+      <w:bookmarkStart w:id="24" w:name="relation-to-previous-work"/>
+      <w:bookmarkEnd w:id="23"/>
       <w:r>
         <w:rPr>
           <w:snapToGrid/>
@@ -17098,7 +18499,18 @@
           <w:szCs w:val="20"/>
           <w14:ligatures w14:val="standardContextual"/>
         </w:rPr>
-        <w:t xml:space="preserve"> are the appropriate reference for the definitions used here. They do not, and are not intended to, specify how an implementation should establish that it has implemented them correctly. Model-observer methodology reviews [8] treat the estimation of observer performance from data, largely under the assumption that the physical inputs are correct. The present study concerns the layer </w:t>
+        <w:t xml:space="preserve"> are the appropriate reference for the definitions used here. They do not, and are not intended to, specify how an implementation should establish that it has implemented them correctly. Model-observer methodology reviews [8] treat the estimation of observer </w:t>
+      </w:r>
+      <w:r>
+        <w:rPr>
+          <w:rFonts w:ascii="Palatino Linotype" w:hAnsi="Palatino Linotype" w:cs="Times New Roman"/>
+          <w:snapToGrid w:val="0"/>
+          <w:sz w:val="20"/>
+          <w:szCs w:val="20"/>
+          <w14:ligatures w14:val="standardContextual"/>
+        </w:rPr>
+        <w:lastRenderedPageBreak/>
+        <w:t xml:space="preserve">performance from data, largely under the assumption that the physical inputs are correct. The present study concerns the layer </w:t>
       </w:r>
       <w:proofErr w:type="gramStart"/>
       <w:r>
@@ -17125,7 +18537,7 @@
     </w:p>
     <w:p>
       <w:pPr>
-        <w:pStyle w:val="BodyText"/>
+        <w:pStyle w:val="a0"/>
         <w:adjustRightInd w:val="0"/>
         <w:snapToGrid w:val="0"/>
         <w:spacing w:after="0" w:line="280" w:lineRule="atLeast"/>
@@ -17218,8 +18630,8 @@
           <w:color w:val="auto"/>
         </w:rPr>
       </w:pPr>
-      <w:bookmarkStart w:id="27" w:name="limitations"/>
-      <w:bookmarkEnd w:id="26"/>
+      <w:bookmarkStart w:id="25" w:name="limitations"/>
+      <w:bookmarkEnd w:id="24"/>
       <w:r>
         <w:rPr>
           <w:snapToGrid/>
@@ -17308,7 +18720,7 @@
     </w:p>
     <w:p>
       <w:pPr>
-        <w:pStyle w:val="BodyText"/>
+        <w:pStyle w:val="a0"/>
         <w:adjustRightInd w:val="0"/>
         <w:snapToGrid w:val="0"/>
         <w:spacing w:after="0" w:line="280" w:lineRule="atLeast"/>
@@ -17367,17 +18779,7 @@
           <w:sz w:val="20"/>
           <w14:ligatures w14:val="standardContextual"/>
         </w:rPr>
-        <w:t xml:space="preserve"> task, which is the most tractable and least clinically realistic paradigm. The real-scanner arm demonstrates that the chain runs and behaves correctly on measured projections; it is not a validation against a physical standard, since the true MTF and NPS of that scanner are unknown — which </w:t>
-      </w:r>
-      <w:r>
-        <w:rPr>
-          <w:snapToGrid w:val="0"/>
-          <w:color w:val="auto"/>
-          <w:sz w:val="20"/>
-          <w14:ligatures w14:val="standardContextual"/>
-        </w:rPr>
-        <w:lastRenderedPageBreak/>
-        <w:t xml:space="preserve">is the point of Section 3.4 rather than an oversight. The </w:t>
+        <w:t xml:space="preserve"> task, which is the most tractable and least clinically realistic paradigm. The real-scanner arm demonstrates that the chain runs and behaves correctly on measured projections; it is not a validation against a physical standard, since the true MTF and NPS of that scanner are unknown — which is the point of Section 3.4 rather than an oversight. The </w:t>
       </w:r>
       <w:proofErr w:type="spellStart"/>
       <w:r>
@@ -17402,7 +18804,7 @@
     </w:p>
     <w:p>
       <w:pPr>
-        <w:pStyle w:val="BodyText"/>
+        <w:pStyle w:val="a0"/>
         <w:adjustRightInd w:val="0"/>
         <w:snapToGrid w:val="0"/>
         <w:spacing w:after="0" w:line="280" w:lineRule="atLeast"/>
@@ -17452,9 +18854,9 @@
           <w:color w:val="auto"/>
         </w:rPr>
       </w:pPr>
-      <w:bookmarkStart w:id="28" w:name="conclusion"/>
-      <w:bookmarkEnd w:id="23"/>
-      <w:bookmarkEnd w:id="27"/>
+      <w:bookmarkStart w:id="26" w:name="conclusion"/>
+      <w:bookmarkEnd w:id="21"/>
+      <w:bookmarkEnd w:id="25"/>
       <w:r>
         <w:rPr>
           <w:snapToGrid/>
@@ -17506,8 +18908,8 @@
           <w:color w:val="auto"/>
         </w:rPr>
       </w:pPr>
-      <w:bookmarkStart w:id="29" w:name="author-contributions"/>
-      <w:bookmarkEnd w:id="28"/>
+      <w:bookmarkStart w:id="27" w:name="author-contributions"/>
+      <w:bookmarkEnd w:id="26"/>
       <w:r>
         <w:rPr>
           <w:b/>
@@ -17548,8 +18950,8 @@
           <w:color w:val="auto"/>
         </w:rPr>
       </w:pPr>
-      <w:bookmarkStart w:id="30" w:name="funding"/>
-      <w:bookmarkEnd w:id="29"/>
+      <w:bookmarkStart w:id="28" w:name="funding"/>
+      <w:bookmarkEnd w:id="27"/>
       <w:r>
         <w:rPr>
           <w:b/>
@@ -17598,8 +19000,8 @@
           <w:color w:val="auto"/>
         </w:rPr>
       </w:pPr>
-      <w:bookmarkStart w:id="31" w:name="institutional-review-board-statement"/>
-      <w:bookmarkEnd w:id="30"/>
+      <w:bookmarkStart w:id="29" w:name="institutional-review-board-statement"/>
+      <w:bookmarkEnd w:id="28"/>
       <w:r>
         <w:rPr>
           <w:b/>
@@ -17671,14 +19073,15 @@
           <w:color w:val="auto"/>
         </w:rPr>
       </w:pPr>
-      <w:bookmarkStart w:id="32" w:name="informed-consent-statement"/>
-      <w:bookmarkEnd w:id="31"/>
+      <w:bookmarkStart w:id="30" w:name="informed-consent-statement"/>
+      <w:bookmarkEnd w:id="29"/>
       <w:r>
         <w:rPr>
           <w:b/>
           <w:snapToGrid/>
           <w:color w:val="auto"/>
         </w:rPr>
+        <w:lastRenderedPageBreak/>
         <w:t>Informed Consent Statement</w:t>
       </w:r>
       <w:r>
@@ -17705,20 +19108,20 @@
           <w:color w:val="auto"/>
         </w:rPr>
       </w:pPr>
-      <w:bookmarkStart w:id="33" w:name="data-availability-statement"/>
-      <w:bookmarkEnd w:id="32"/>
+      <w:bookmarkStart w:id="31" w:name="data-availability-statement"/>
+      <w:bookmarkEnd w:id="30"/>
       <w:r>
         <w:rPr>
           <w:highlight w:val="yellow"/>
         </w:rPr>
-        <w:t xml:space="preserve">The synthetic arm — the phantom generators, the physical and observer estimators, the injection study (</w:t>
+        <w:t>The synthetic arm — the phantom generators, the physical and observer estimators, the injection study (</w:t>
       </w:r>
       <w:r>
         <w:rPr>
           <w:rFonts w:ascii="Courier New" w:hAnsi="Courier New"/>
           <w:highlight w:val="yellow"/>
         </w:rPr>
-        <w:t xml:space="preserve">paper/make_injection_study.py</w:t>
+        <w:t>paper/make_injection_study.py</w:t>
       </w:r>
       <w:r>
         <w:rPr>
@@ -17731,7 +19134,7 @@
           <w:rFonts w:ascii="Courier New" w:hAnsi="Courier New"/>
           <w:highlight w:val="yellow"/>
         </w:rPr>
-        <w:t xml:space="preserve">paper/figures/injection.json</w:t>
+        <w:t>paper/figures/injection.json</w:t>
       </w:r>
       <w:r>
         <w:rPr>
@@ -17754,7 +19157,7 @@
           <w:bCs/>
           <w:highlight w:val="yellow"/>
         </w:rPr>
-        <w:t xml:space="preserve">The real-scanner arm requires a second package, and neither reproduces it alone.</w:t>
+        <w:t>The real-scanner arm requires a second package, and neither reproduces it alone.</w:t>
       </w:r>
       <w:r>
         <w:rPr>
@@ -17767,7 +19170,7 @@
           <w:rFonts w:ascii="Courier New" w:hAnsi="Courier New"/>
           <w:highlight w:val="yellow"/>
         </w:rPr>
-        <w:t xml:space="preserve">ldct-io</w:t>
+        <w:t>ldct-io</w:t>
       </w:r>
       <w:r>
         <w:rPr>
@@ -17780,7 +19183,7 @@
           <w:rFonts w:ascii="Courier New" w:hAnsi="Courier New"/>
           <w:highlight w:val="yellow"/>
         </w:rPr>
-        <w:t xml:space="preserve">taskiq-core</w:t>
+        <w:t>taskiq-core</w:t>
       </w:r>
       <w:r>
         <w:rPr>
@@ -17793,7 +19196,7 @@
           <w:rFonts w:ascii="Courier New" w:hAnsi="Courier New"/>
           <w:highlight w:val="yellow"/>
         </w:rPr>
-        <w:t xml:space="preserve">results/acr_atlas.json</w:t>
+        <w:t>results/acr_atlas.json</w:t>
       </w:r>
       <w:r>
         <w:rPr>
@@ -17806,7 +19209,7 @@
           <w:rFonts w:ascii="Courier New" w:hAnsi="Courier New"/>
           <w:highlight w:val="yellow"/>
         </w:rPr>
-        <w:t xml:space="preserve">examples/acr_atlas.py</w:t>
+        <w:t>examples/acr_atlas.py</w:t>
       </w:r>
       <w:r>
         <w:rPr>
@@ -17819,7 +19222,7 @@
           <w:rFonts w:ascii="Courier New" w:hAnsi="Courier New"/>
           <w:highlight w:val="yellow"/>
         </w:rPr>
-        <w:t xml:space="preserve">ldct-io</w:t>
+        <w:t>ldct-io</w:t>
       </w:r>
       <w:r>
         <w:rPr>
@@ -17832,7 +19235,7 @@
           <w:rFonts w:ascii="Courier New" w:hAnsi="Courier New"/>
           <w:highlight w:val="yellow"/>
         </w:rPr>
-        <w:t xml:space="preserve">LDCT_IO_DATA</w:t>
+        <w:t>LDCT_IO_DATA</w:t>
       </w:r>
       <w:r>
         <w:rPr>
@@ -17849,13 +19252,13 @@
           <w:szCs w:val="18"/>
         </w:rPr>
       </w:pPr>
-      <w:bookmarkStart w:id="34" w:name="acknowledgments"/>
-      <w:bookmarkEnd w:id="33"/>
+      <w:bookmarkStart w:id="32" w:name="acknowledgments"/>
+      <w:bookmarkEnd w:id="31"/>
       <w:r>
         <w:rPr>
           <w:highlight w:val="yellow"/>
         </w:rPr>
-        <w:t xml:space="preserve">Generative AI (Claude, Anthropic) was used as a tool for code scaffolding, test drafting, figure generation and manuscript drafting, as disclosed in Section 2.8. The author is solely accountable for the content and independently verified every result. No AI system is an author. This disclosure follows ICMJE and COPE guidance.</w:t>
+        <w:t>Generative AI (Claude, Anthropic) was used as a tool for code scaffolding, test drafting, figure generation and manuscript drafting, as disclosed in Section 2.8. The author is solely accountable for the content and independently verified every result. No AI system is an author. This disclosure follows ICMJE and COPE guidance.</w:t>
       </w:r>
     </w:p>
     <w:p>
@@ -17866,8 +19269,8 @@
           <w:color w:val="auto"/>
         </w:rPr>
       </w:pPr>
-      <w:bookmarkStart w:id="35" w:name="conflicts-of-interest"/>
-      <w:bookmarkEnd w:id="34"/>
+      <w:bookmarkStart w:id="33" w:name="conflicts-of-interest"/>
+      <w:bookmarkEnd w:id="32"/>
       <w:r>
         <w:rPr>
           <w:b/>
@@ -17922,10 +19325,10 @@
           <w14:ligatures w14:val="standardContextual"/>
         </w:rPr>
       </w:pPr>
-      <w:bookmarkStart w:id="36" w:name="references"/>
-      <w:bookmarkStart w:id="37" w:name="referenceBookmark"/>
-      <w:bookmarkEnd w:id="35"/>
-      <w:bookmarkEnd w:id="37"/>
+      <w:bookmarkStart w:id="34" w:name="referenceBookmark"/>
+      <w:bookmarkStart w:id="35" w:name="references"/>
+      <w:bookmarkEnd w:id="33"/>
+      <w:bookmarkEnd w:id="34"/>
       <w:r>
         <w:rPr>
           <w:color w:val="auto"/>
@@ -18318,7 +19721,6 @@
         </w:rPr>
         <w:t xml:space="preserve">He X, Park S. Model observers in medical imaging research. </w:t>
       </w:r>
-      <w:proofErr w:type="spellStart"/>
       <w:r>
         <w:rPr>
           <w:i/>
@@ -18326,17 +19728,7 @@
           <w:color w:val="auto"/>
           <w:sz w:val="18"/>
         </w:rPr>
-        <w:t>Theranostics</w:t>
-      </w:r>
-      <w:proofErr w:type="spellEnd"/>
-      <w:r>
-        <w:rPr>
-          <w:i/>
-          <w:iCs/>
-          <w:color w:val="auto"/>
-          <w:sz w:val="18"/>
-        </w:rPr>
-        <w:t>.</w:t>
+        <w:t>Theranostics.</w:t>
       </w:r>
       <w:r>
         <w:rPr>
@@ -18797,7 +20189,7 @@
           <w:iCs/>
           <w:highlight w:val="yellow"/>
         </w:rPr>
-        <w:t xml:space="preserve">Proc. ACM SIGPLAN Int. Conf. Functional Programming (ICFP).</w:t>
+        <w:t>Proc. ACM SIGPLAN Int. Conf. Functional Programming (ICFP).</w:t>
       </w:r>
       <w:r>
         <w:rPr>
@@ -18831,7 +20223,7 @@
           <w:iCs/>
           <w:highlight w:val="yellow"/>
         </w:rPr>
-        <w:t xml:space="preserve">ACM Comput Surv.</w:t>
+        <w:t>ACM Comput Surv.</w:t>
       </w:r>
       <w:r>
         <w:rPr>
@@ -18865,7 +20257,7 @@
           <w:iCs/>
           <w:highlight w:val="yellow"/>
         </w:rPr>
-        <w:t xml:space="preserve">Verification and Validation in Scientific Computing.</w:t>
+        <w:t>Verification and Validation in Scientific Computing.</w:t>
       </w:r>
       <w:r>
         <w:rPr>
@@ -18899,7 +20291,7 @@
           <w:iCs/>
           <w:highlight w:val="yellow"/>
         </w:rPr>
-        <w:t xml:space="preserve">J Appl Clin Med Phys.</w:t>
+        <w:t>J Appl Clin Med Phys.</w:t>
       </w:r>
       <w:r>
         <w:rPr>
@@ -18908,7 +20300,7 @@
         <w:t xml:space="preserve"> 2026;27:e70776. doi:10.1002/acm2.70776.</w:t>
       </w:r>
     </w:p>
-    <w:bookmarkEnd w:id="36"/>
+    <w:bookmarkEnd w:id="35"/>
     <w:p>
       <w:pPr>
         <w:pStyle w:val="MDPI63notes"/>
@@ -18931,11 +20323,11 @@
       </w:r>
     </w:p>
     <w:sectPr>
-      <w:headerReference w:type="even" r:id="rId14"/>
-      <w:headerReference w:type="default" r:id="rId15"/>
-      <w:footerReference w:type="default" r:id="rId16"/>
-      <w:headerReference w:type="first" r:id="rId17"/>
-      <w:footerReference w:type="first" r:id="rId18"/>
+      <w:headerReference w:type="even" r:id="rId12"/>
+      <w:headerReference w:type="default" r:id="rId13"/>
+      <w:footerReference w:type="default" r:id="rId14"/>
+      <w:headerReference w:type="first" r:id="rId15"/>
+      <w:footerReference w:type="first" r:id="rId16"/>
       <w:type w:val="continuous"/>
       <w:pgSz w:w="11906" w:h="16838" w:code="9"/>
       <w:pgMar w:top="1417" w:right="720" w:bottom="907" w:left="720" w:header="720" w:footer="612" w:gutter="0"/>
@@ -18951,7 +20343,7 @@
 </file>
 
 <file path=word/endnotes.xml><?xml version="1.0" encoding="utf-8"?>
-<w:endnotes xmlns:wpc="http://schemas.microsoft.com/office/word/2010/wordprocessingCanvas" xmlns:cx="http://schemas.microsoft.com/office/drawing/2014/chartex" xmlns:cx1="http://schemas.microsoft.com/office/drawing/2015/9/8/chartex" xmlns:cx2="http://schemas.microsoft.com/office/drawing/2015/10/21/chartex" xmlns:cx3="http://schemas.microsoft.com/office/drawing/2016/5/9/chartex" xmlns:cx4="http://schemas.microsoft.com/office/drawing/2016/5/10/chartex" xmlns:cx5="http://schemas.microsoft.com/office/drawing/2016/5/11/chartex" xmlns:cx6="http://schemas.microsoft.com/office/drawing/2016/5/12/chartex" xmlns:cx7="http://schemas.microsoft.com/office/drawing/2016/5/13/chartex" xmlns:cx8="http://schemas.microsoft.com/office/drawing/2016/5/14/chartex" xmlns:mc="http://schemas.openxmlformats.org/markup-compatibility/2006" xmlns:aink="http://schemas.microsoft.com/office/drawing/2016/ink" xmlns:am3d="http://schemas.microsoft.com/office/drawing/2017/model3d" xmlns:o="urn:schemas-microsoft-com:office:office" xmlns:oel="http://schemas.microsoft.com/office/2019/extlst" xmlns:r="http://schemas.openxmlformats.org/officeDocument/2006/relationships" xmlns:m="http://schemas.openxmlformats.org/officeDocument/2006/math" xmlns:v="urn:schemas-microsoft-com:vml" xmlns:wp14="http://schemas.microsoft.com/office/word/2010/wordprocessingDrawing" xmlns:wp="http://schemas.openxmlformats.org/drawingml/2006/wordprocessingDrawing" xmlns:w10="urn:schemas-microsoft-com:office:word" xmlns:w="http://schemas.openxmlformats.org/wordprocessingml/2006/main" xmlns:w14="http://schemas.microsoft.com/office/word/2010/wordml" xmlns:w15="http://schemas.microsoft.com/office/word/2012/wordml" xmlns:w16cei="http://schemas.microsoft.com/office/word/2026/wordml/cei" xmlns:w16cex="http://schemas.microsoft.com/office/word/2018/wordml/cex" xmlns:w16cid="http://schemas.microsoft.com/office/word/2016/wordml/cid" xmlns:w16="http://schemas.microsoft.com/office/word/2018/wordml" xmlns:w16du="http://schemas.microsoft.com/office/word/2023/wordml/word16du" xmlns:w16sdtdh="http://schemas.microsoft.com/office/word/2020/wordml/sdtdatahash" xmlns:w16sdtfl="http://schemas.microsoft.com/office/word/2024/wordml/sdtformatlock" xmlns:w16se="http://schemas.microsoft.com/office/word/2015/wordml/symex" xmlns:wpg="http://schemas.microsoft.com/office/word/2010/wordprocessingGroup" xmlns:wpi="http://schemas.microsoft.com/office/word/2010/wordprocessingInk" xmlns:wne="http://schemas.microsoft.com/office/word/2006/wordml" xmlns:wps="http://schemas.microsoft.com/office/word/2010/wordprocessingShape" mc:Ignorable="w14 w15 w16se w16cid w16 w16cex w16sdtdh w16sdtfl w16du wp14">
+<w:endnotes xmlns:wpc="http://schemas.microsoft.com/office/word/2010/wordprocessingCanvas" xmlns:cx="http://schemas.microsoft.com/office/drawing/2014/chartex" xmlns:cx1="http://schemas.microsoft.com/office/drawing/2015/9/8/chartex" xmlns:cx2="http://schemas.microsoft.com/office/drawing/2015/10/21/chartex" xmlns:cx3="http://schemas.microsoft.com/office/drawing/2016/5/9/chartex" xmlns:cx4="http://schemas.microsoft.com/office/drawing/2016/5/10/chartex" xmlns:cx5="http://schemas.microsoft.com/office/drawing/2016/5/11/chartex" xmlns:cx6="http://schemas.microsoft.com/office/drawing/2016/5/12/chartex" xmlns:cx7="http://schemas.microsoft.com/office/drawing/2016/5/13/chartex" xmlns:cx8="http://schemas.microsoft.com/office/drawing/2016/5/14/chartex" xmlns:mc="http://schemas.openxmlformats.org/markup-compatibility/2006" xmlns:aink="http://schemas.microsoft.com/office/drawing/2016/ink" xmlns:am3d="http://schemas.microsoft.com/office/drawing/2017/model3d" xmlns:o="urn:schemas-microsoft-com:office:office" xmlns:oel="http://schemas.microsoft.com/office/2019/extlst" xmlns:r="http://schemas.openxmlformats.org/officeDocument/2006/relationships" xmlns:m="http://schemas.openxmlformats.org/officeDocument/2006/math" xmlns:v="urn:schemas-microsoft-com:vml" xmlns:wp14="http://schemas.microsoft.com/office/word/2010/wordprocessingDrawing" xmlns:wp="http://schemas.openxmlformats.org/drawingml/2006/wordprocessingDrawing" xmlns:w10="urn:schemas-microsoft-com:office:word" xmlns:w="http://schemas.openxmlformats.org/wordprocessingml/2006/main" xmlns:w14="http://schemas.microsoft.com/office/word/2010/wordml" xmlns:w15="http://schemas.microsoft.com/office/word/2012/wordml" xmlns:w16cex="http://schemas.microsoft.com/office/word/2018/wordml/cex" xmlns:w16cid="http://schemas.microsoft.com/office/word/2016/wordml/cid" xmlns:w16="http://schemas.microsoft.com/office/word/2018/wordml" xmlns:w16du="http://schemas.microsoft.com/office/word/2023/wordml/word16du" xmlns:w16sdtdh="http://schemas.microsoft.com/office/word/2020/wordml/sdtdatahash" xmlns:w16sdtfl="http://schemas.microsoft.com/office/word/2024/wordml/sdtformatlock" xmlns:w16se="http://schemas.microsoft.com/office/word/2015/wordml/symex" xmlns:wpg="http://schemas.microsoft.com/office/word/2010/wordprocessingGroup" xmlns:wpi="http://schemas.microsoft.com/office/word/2010/wordprocessingInk" xmlns:wne="http://schemas.microsoft.com/office/word/2006/wordml" xmlns:wps="http://schemas.microsoft.com/office/word/2010/wordprocessingShape" mc:Ignorable="w14 w15 w16se w16cid w16 w16cex w16sdtdh w16sdtfl w16du wp14">
   <w:endnote w:type="separator" w:id="-1">
     <w:p>
       <w:pPr>
@@ -18976,10 +20368,10 @@
 </file>
 
 <file path=word/footer1.xml><?xml version="1.0" encoding="utf-8"?>
-<w:ftr xmlns:wpc="http://schemas.microsoft.com/office/word/2010/wordprocessingCanvas" xmlns:cx="http://schemas.microsoft.com/office/drawing/2014/chartex" xmlns:cx1="http://schemas.microsoft.com/office/drawing/2015/9/8/chartex" xmlns:cx2="http://schemas.microsoft.com/office/drawing/2015/10/21/chartex" xmlns:cx3="http://schemas.microsoft.com/office/drawing/2016/5/9/chartex" xmlns:cx4="http://schemas.microsoft.com/office/drawing/2016/5/10/chartex" xmlns:cx5="http://schemas.microsoft.com/office/drawing/2016/5/11/chartex" xmlns:cx6="http://schemas.microsoft.com/office/drawing/2016/5/12/chartex" xmlns:cx7="http://schemas.microsoft.com/office/drawing/2016/5/13/chartex" xmlns:cx8="http://schemas.microsoft.com/office/drawing/2016/5/14/chartex" xmlns:mc="http://schemas.openxmlformats.org/markup-compatibility/2006" xmlns:aink="http://schemas.microsoft.com/office/drawing/2016/ink" xmlns:am3d="http://schemas.microsoft.com/office/drawing/2017/model3d" xmlns:o="urn:schemas-microsoft-com:office:office" xmlns:oel="http://schemas.microsoft.com/office/2019/extlst" xmlns:r="http://schemas.openxmlformats.org/officeDocument/2006/relationships" xmlns:m="http://schemas.openxmlformats.org/officeDocument/2006/math" xmlns:v="urn:schemas-microsoft-com:vml" xmlns:wp14="http://schemas.microsoft.com/office/word/2010/wordprocessingDrawing" xmlns:wp="http://schemas.openxmlformats.org/drawingml/2006/wordprocessingDrawing" xmlns:w10="urn:schemas-microsoft-com:office:word" xmlns:w="http://schemas.openxmlformats.org/wordprocessingml/2006/main" xmlns:w14="http://schemas.microsoft.com/office/word/2010/wordml" xmlns:w15="http://schemas.microsoft.com/office/word/2012/wordml" xmlns:w16cei="http://schemas.microsoft.com/office/word/2026/wordml/cei" xmlns:w16cex="http://schemas.microsoft.com/office/word/2018/wordml/cex" xmlns:w16cid="http://schemas.microsoft.com/office/word/2016/wordml/cid" xmlns:w16="http://schemas.microsoft.com/office/word/2018/wordml" xmlns:w16du="http://schemas.microsoft.com/office/word/2023/wordml/word16du" xmlns:w16sdtdh="http://schemas.microsoft.com/office/word/2020/wordml/sdtdatahash" xmlns:w16sdtfl="http://schemas.microsoft.com/office/word/2024/wordml/sdtformatlock" xmlns:w16se="http://schemas.microsoft.com/office/word/2015/wordml/symex" xmlns:wpg="http://schemas.microsoft.com/office/word/2010/wordprocessingGroup" xmlns:wpi="http://schemas.microsoft.com/office/word/2010/wordprocessingInk" xmlns:wne="http://schemas.microsoft.com/office/word/2006/wordml" xmlns:wps="http://schemas.microsoft.com/office/word/2010/wordprocessingShape" mc:Ignorable="w14 w15 w16se w16cid w16 w16cex w16sdtdh w16sdtfl w16du wp14">
+<w:ftr xmlns:wpc="http://schemas.microsoft.com/office/word/2010/wordprocessingCanvas" xmlns:cx="http://schemas.microsoft.com/office/drawing/2014/chartex" xmlns:cx1="http://schemas.microsoft.com/office/drawing/2015/9/8/chartex" xmlns:cx2="http://schemas.microsoft.com/office/drawing/2015/10/21/chartex" xmlns:cx3="http://schemas.microsoft.com/office/drawing/2016/5/9/chartex" xmlns:cx4="http://schemas.microsoft.com/office/drawing/2016/5/10/chartex" xmlns:cx5="http://schemas.microsoft.com/office/drawing/2016/5/11/chartex" xmlns:cx6="http://schemas.microsoft.com/office/drawing/2016/5/12/chartex" xmlns:cx7="http://schemas.microsoft.com/office/drawing/2016/5/13/chartex" xmlns:cx8="http://schemas.microsoft.com/office/drawing/2016/5/14/chartex" xmlns:mc="http://schemas.openxmlformats.org/markup-compatibility/2006" xmlns:aink="http://schemas.microsoft.com/office/drawing/2016/ink" xmlns:am3d="http://schemas.microsoft.com/office/drawing/2017/model3d" xmlns:o="urn:schemas-microsoft-com:office:office" xmlns:oel="http://schemas.microsoft.com/office/2019/extlst" xmlns:r="http://schemas.openxmlformats.org/officeDocument/2006/relationships" xmlns:m="http://schemas.openxmlformats.org/officeDocument/2006/math" xmlns:v="urn:schemas-microsoft-com:vml" xmlns:wp14="http://schemas.microsoft.com/office/word/2010/wordprocessingDrawing" xmlns:wp="http://schemas.openxmlformats.org/drawingml/2006/wordprocessingDrawing" xmlns:w10="urn:schemas-microsoft-com:office:word" xmlns:w="http://schemas.openxmlformats.org/wordprocessingml/2006/main" xmlns:w14="http://schemas.microsoft.com/office/word/2010/wordml" xmlns:w15="http://schemas.microsoft.com/office/word/2012/wordml" xmlns:w16cex="http://schemas.microsoft.com/office/word/2018/wordml/cex" xmlns:w16cid="http://schemas.microsoft.com/office/word/2016/wordml/cid" xmlns:w16="http://schemas.microsoft.com/office/word/2018/wordml" xmlns:w16du="http://schemas.microsoft.com/office/word/2023/wordml/word16du" xmlns:w16sdtdh="http://schemas.microsoft.com/office/word/2020/wordml/sdtdatahash" xmlns:w16sdtfl="http://schemas.microsoft.com/office/word/2024/wordml/sdtformatlock" xmlns:w16se="http://schemas.microsoft.com/office/word/2015/wordml/symex" xmlns:wpg="http://schemas.microsoft.com/office/word/2010/wordprocessingGroup" xmlns:wpi="http://schemas.microsoft.com/office/word/2010/wordprocessingInk" xmlns:wne="http://schemas.microsoft.com/office/word/2006/wordml" xmlns:wps="http://schemas.microsoft.com/office/word/2010/wordprocessingShape" mc:Ignorable="w14 w15 w16se w16cid w16 w16cex w16sdtdh w16sdtfl w16du wp14">
   <w:p>
     <w:pPr>
-      <w:pStyle w:val="Footer"/>
+      <w:pStyle w:val="a5"/>
       <w:spacing w:line="240" w:lineRule="auto"/>
       <w:jc w:val="right"/>
     </w:pPr>
@@ -18994,7 +20386,7 @@
 </file>
 
 <file path=word/footer2.xml><?xml version="1.0" encoding="utf-8"?>
-<w:ftr xmlns:wpc="http://schemas.microsoft.com/office/word/2010/wordprocessingCanvas" xmlns:cx="http://schemas.microsoft.com/office/drawing/2014/chartex" xmlns:cx1="http://schemas.microsoft.com/office/drawing/2015/9/8/chartex" xmlns:cx2="http://schemas.microsoft.com/office/drawing/2015/10/21/chartex" xmlns:cx3="http://schemas.microsoft.com/office/drawing/2016/5/9/chartex" xmlns:cx4="http://schemas.microsoft.com/office/drawing/2016/5/10/chartex" xmlns:cx5="http://schemas.microsoft.com/office/drawing/2016/5/11/chartex" xmlns:cx6="http://schemas.microsoft.com/office/drawing/2016/5/12/chartex" xmlns:cx7="http://schemas.microsoft.com/office/drawing/2016/5/13/chartex" xmlns:cx8="http://schemas.microsoft.com/office/drawing/2016/5/14/chartex" xmlns:mc="http://schemas.openxmlformats.org/markup-compatibility/2006" xmlns:aink="http://schemas.microsoft.com/office/drawing/2016/ink" xmlns:am3d="http://schemas.microsoft.com/office/drawing/2017/model3d" xmlns:o="urn:schemas-microsoft-com:office:office" xmlns:oel="http://schemas.microsoft.com/office/2019/extlst" xmlns:r="http://schemas.openxmlformats.org/officeDocument/2006/relationships" xmlns:m="http://schemas.openxmlformats.org/officeDocument/2006/math" xmlns:v="urn:schemas-microsoft-com:vml" xmlns:wp14="http://schemas.microsoft.com/office/word/2010/wordprocessingDrawing" xmlns:wp="http://schemas.openxmlformats.org/drawingml/2006/wordprocessingDrawing" xmlns:w10="urn:schemas-microsoft-com:office:word" xmlns:w="http://schemas.openxmlformats.org/wordprocessingml/2006/main" xmlns:w14="http://schemas.microsoft.com/office/word/2010/wordml" xmlns:w15="http://schemas.microsoft.com/office/word/2012/wordml" xmlns:w16cei="http://schemas.microsoft.com/office/word/2026/wordml/cei" xmlns:w16cex="http://schemas.microsoft.com/office/word/2018/wordml/cex" xmlns:w16cid="http://schemas.microsoft.com/office/word/2016/wordml/cid" xmlns:w16="http://schemas.microsoft.com/office/word/2018/wordml" xmlns:w16du="http://schemas.microsoft.com/office/word/2023/wordml/word16du" xmlns:w16sdtdh="http://schemas.microsoft.com/office/word/2020/wordml/sdtdatahash" xmlns:w16sdtfl="http://schemas.microsoft.com/office/word/2024/wordml/sdtformatlock" xmlns:w16se="http://schemas.microsoft.com/office/word/2015/wordml/symex" xmlns:wpg="http://schemas.microsoft.com/office/word/2010/wordprocessingGroup" xmlns:wpi="http://schemas.microsoft.com/office/word/2010/wordprocessingInk" xmlns:wne="http://schemas.microsoft.com/office/word/2006/wordml" xmlns:wps="http://schemas.microsoft.com/office/word/2010/wordprocessingShape" mc:Ignorable="w14 w15 w16se w16cid w16 w16cex w16sdtdh w16sdtfl w16du wp14">
+<w:ftr xmlns:wpc="http://schemas.microsoft.com/office/word/2010/wordprocessingCanvas" xmlns:cx="http://schemas.microsoft.com/office/drawing/2014/chartex" xmlns:cx1="http://schemas.microsoft.com/office/drawing/2015/9/8/chartex" xmlns:cx2="http://schemas.microsoft.com/office/drawing/2015/10/21/chartex" xmlns:cx3="http://schemas.microsoft.com/office/drawing/2016/5/9/chartex" xmlns:cx4="http://schemas.microsoft.com/office/drawing/2016/5/10/chartex" xmlns:cx5="http://schemas.microsoft.com/office/drawing/2016/5/11/chartex" xmlns:cx6="http://schemas.microsoft.com/office/drawing/2016/5/12/chartex" xmlns:cx7="http://schemas.microsoft.com/office/drawing/2016/5/13/chartex" xmlns:cx8="http://schemas.microsoft.com/office/drawing/2016/5/14/chartex" xmlns:mc="http://schemas.openxmlformats.org/markup-compatibility/2006" xmlns:aink="http://schemas.microsoft.com/office/drawing/2016/ink" xmlns:am3d="http://schemas.microsoft.com/office/drawing/2017/model3d" xmlns:o="urn:schemas-microsoft-com:office:office" xmlns:oel="http://schemas.microsoft.com/office/2019/extlst" xmlns:r="http://schemas.openxmlformats.org/officeDocument/2006/relationships" xmlns:m="http://schemas.openxmlformats.org/officeDocument/2006/math" xmlns:v="urn:schemas-microsoft-com:vml" xmlns:wp14="http://schemas.microsoft.com/office/word/2010/wordprocessingDrawing" xmlns:wp="http://schemas.openxmlformats.org/drawingml/2006/wordprocessingDrawing" xmlns:w10="urn:schemas-microsoft-com:office:word" xmlns:w="http://schemas.openxmlformats.org/wordprocessingml/2006/main" xmlns:w14="http://schemas.microsoft.com/office/word/2010/wordml" xmlns:w15="http://schemas.microsoft.com/office/word/2012/wordml" xmlns:w16cex="http://schemas.microsoft.com/office/word/2018/wordml/cex" xmlns:w16cid="http://schemas.microsoft.com/office/word/2016/wordml/cid" xmlns:w16="http://schemas.microsoft.com/office/word/2018/wordml" xmlns:w16du="http://schemas.microsoft.com/office/word/2023/wordml/word16du" xmlns:w16sdtdh="http://schemas.microsoft.com/office/word/2020/wordml/sdtdatahash" xmlns:w16sdtfl="http://schemas.microsoft.com/office/word/2024/wordml/sdtformatlock" xmlns:w16se="http://schemas.microsoft.com/office/word/2015/wordml/symex" xmlns:wpg="http://schemas.microsoft.com/office/word/2010/wordprocessingGroup" xmlns:wpi="http://schemas.microsoft.com/office/word/2010/wordprocessingInk" xmlns:wne="http://schemas.microsoft.com/office/word/2006/wordml" xmlns:wps="http://schemas.microsoft.com/office/word/2010/wordprocessingShape" mc:Ignorable="w14 w15 w16se w16cid w16 w16cex w16sdtdh w16sdtfl w16du wp14">
   <w:p>
     <w:pPr>
       <w:pBdr>
@@ -19111,7 +20503,7 @@
 </file>
 
 <file path=word/footnotes.xml><?xml version="1.0" encoding="utf-8"?>
-<w:footnotes xmlns:wpc="http://schemas.microsoft.com/office/word/2010/wordprocessingCanvas" xmlns:cx="http://schemas.microsoft.com/office/drawing/2014/chartex" xmlns:cx1="http://schemas.microsoft.com/office/drawing/2015/9/8/chartex" xmlns:cx2="http://schemas.microsoft.com/office/drawing/2015/10/21/chartex" xmlns:cx3="http://schemas.microsoft.com/office/drawing/2016/5/9/chartex" xmlns:cx4="http://schemas.microsoft.com/office/drawing/2016/5/10/chartex" xmlns:cx5="http://schemas.microsoft.com/office/drawing/2016/5/11/chartex" xmlns:cx6="http://schemas.microsoft.com/office/drawing/2016/5/12/chartex" xmlns:cx7="http://schemas.microsoft.com/office/drawing/2016/5/13/chartex" xmlns:cx8="http://schemas.microsoft.com/office/drawing/2016/5/14/chartex" xmlns:mc="http://schemas.openxmlformats.org/markup-compatibility/2006" xmlns:aink="http://schemas.microsoft.com/office/drawing/2016/ink" xmlns:am3d="http://schemas.microsoft.com/office/drawing/2017/model3d" xmlns:o="urn:schemas-microsoft-com:office:office" xmlns:oel="http://schemas.microsoft.com/office/2019/extlst" xmlns:r="http://schemas.openxmlformats.org/officeDocument/2006/relationships" xmlns:m="http://schemas.openxmlformats.org/officeDocument/2006/math" xmlns:v="urn:schemas-microsoft-com:vml" xmlns:wp14="http://schemas.microsoft.com/office/word/2010/wordprocessingDrawing" xmlns:wp="http://schemas.openxmlformats.org/drawingml/2006/wordprocessingDrawing" xmlns:w10="urn:schemas-microsoft-com:office:word" xmlns:w="http://schemas.openxmlformats.org/wordprocessingml/2006/main" xmlns:w14="http://schemas.microsoft.com/office/word/2010/wordml" xmlns:w15="http://schemas.microsoft.com/office/word/2012/wordml" xmlns:w16cei="http://schemas.microsoft.com/office/word/2026/wordml/cei" xmlns:w16cex="http://schemas.microsoft.com/office/word/2018/wordml/cex" xmlns:w16cid="http://schemas.microsoft.com/office/word/2016/wordml/cid" xmlns:w16="http://schemas.microsoft.com/office/word/2018/wordml" xmlns:w16du="http://schemas.microsoft.com/office/word/2023/wordml/word16du" xmlns:w16sdtdh="http://schemas.microsoft.com/office/word/2020/wordml/sdtdatahash" xmlns:w16sdtfl="http://schemas.microsoft.com/office/word/2024/wordml/sdtformatlock" xmlns:w16se="http://schemas.microsoft.com/office/word/2015/wordml/symex" xmlns:wpg="http://schemas.microsoft.com/office/word/2010/wordprocessingGroup" xmlns:wpi="http://schemas.microsoft.com/office/word/2010/wordprocessingInk" xmlns:wne="http://schemas.microsoft.com/office/word/2006/wordml" xmlns:wps="http://schemas.microsoft.com/office/word/2010/wordprocessingShape" mc:Ignorable="w14 w15 w16se w16cid w16 w16cex w16sdtdh w16sdtfl w16du wp14">
+<w:footnotes xmlns:wpc="http://schemas.microsoft.com/office/word/2010/wordprocessingCanvas" xmlns:cx="http://schemas.microsoft.com/office/drawing/2014/chartex" xmlns:cx1="http://schemas.microsoft.com/office/drawing/2015/9/8/chartex" xmlns:cx2="http://schemas.microsoft.com/office/drawing/2015/10/21/chartex" xmlns:cx3="http://schemas.microsoft.com/office/drawing/2016/5/9/chartex" xmlns:cx4="http://schemas.microsoft.com/office/drawing/2016/5/10/chartex" xmlns:cx5="http://schemas.microsoft.com/office/drawing/2016/5/11/chartex" xmlns:cx6="http://schemas.microsoft.com/office/drawing/2016/5/12/chartex" xmlns:cx7="http://schemas.microsoft.com/office/drawing/2016/5/13/chartex" xmlns:cx8="http://schemas.microsoft.com/office/drawing/2016/5/14/chartex" xmlns:mc="http://schemas.openxmlformats.org/markup-compatibility/2006" xmlns:aink="http://schemas.microsoft.com/office/drawing/2016/ink" xmlns:am3d="http://schemas.microsoft.com/office/drawing/2017/model3d" xmlns:o="urn:schemas-microsoft-com:office:office" xmlns:oel="http://schemas.microsoft.com/office/2019/extlst" xmlns:r="http://schemas.openxmlformats.org/officeDocument/2006/relationships" xmlns:m="http://schemas.openxmlformats.org/officeDocument/2006/math" xmlns:v="urn:schemas-microsoft-com:vml" xmlns:wp14="http://schemas.microsoft.com/office/word/2010/wordprocessingDrawing" xmlns:wp="http://schemas.openxmlformats.org/drawingml/2006/wordprocessingDrawing" xmlns:w10="urn:schemas-microsoft-com:office:word" xmlns:w="http://schemas.openxmlformats.org/wordprocessingml/2006/main" xmlns:w14="http://schemas.microsoft.com/office/word/2010/wordml" xmlns:w15="http://schemas.microsoft.com/office/word/2012/wordml" xmlns:w16cex="http://schemas.microsoft.com/office/word/2018/wordml/cex" xmlns:w16cid="http://schemas.microsoft.com/office/word/2016/wordml/cid" xmlns:w16="http://schemas.microsoft.com/office/word/2018/wordml" xmlns:w16du="http://schemas.microsoft.com/office/word/2023/wordml/word16du" xmlns:w16sdtdh="http://schemas.microsoft.com/office/word/2020/wordml/sdtdatahash" xmlns:w16sdtfl="http://schemas.microsoft.com/office/word/2024/wordml/sdtformatlock" xmlns:w16se="http://schemas.microsoft.com/office/word/2015/wordml/symex" xmlns:wpg="http://schemas.microsoft.com/office/word/2010/wordprocessingGroup" xmlns:wpi="http://schemas.microsoft.com/office/word/2010/wordprocessingInk" xmlns:wne="http://schemas.microsoft.com/office/word/2006/wordml" xmlns:wps="http://schemas.microsoft.com/office/word/2010/wordprocessingShape" mc:Ignorable="w14 w15 w16se w16cid w16 w16cex w16sdtdh w16sdtfl w16du wp14">
   <w:footnote w:type="separator" w:id="-1">
     <w:p>
       <w:pPr>
@@ -19136,10 +20528,10 @@
 </file>
 
 <file path=word/header1.xml><?xml version="1.0" encoding="utf-8"?>
-<w:hdr xmlns:wpc="http://schemas.microsoft.com/office/word/2010/wordprocessingCanvas" xmlns:cx="http://schemas.microsoft.com/office/drawing/2014/chartex" xmlns:cx1="http://schemas.microsoft.com/office/drawing/2015/9/8/chartex" xmlns:cx2="http://schemas.microsoft.com/office/drawing/2015/10/21/chartex" xmlns:cx3="http://schemas.microsoft.com/office/drawing/2016/5/9/chartex" xmlns:cx4="http://schemas.microsoft.com/office/drawing/2016/5/10/chartex" xmlns:cx5="http://schemas.microsoft.com/office/drawing/2016/5/11/chartex" xmlns:cx6="http://schemas.microsoft.com/office/drawing/2016/5/12/chartex" xmlns:cx7="http://schemas.microsoft.com/office/drawing/2016/5/13/chartex" xmlns:cx8="http://schemas.microsoft.com/office/drawing/2016/5/14/chartex" xmlns:mc="http://schemas.openxmlformats.org/markup-compatibility/2006" xmlns:aink="http://schemas.microsoft.com/office/drawing/2016/ink" xmlns:am3d="http://schemas.microsoft.com/office/drawing/2017/model3d" xmlns:o="urn:schemas-microsoft-com:office:office" xmlns:oel="http://schemas.microsoft.com/office/2019/extlst" xmlns:r="http://schemas.openxmlformats.org/officeDocument/2006/relationships" xmlns:m="http://schemas.openxmlformats.org/officeDocument/2006/math" xmlns:v="urn:schemas-microsoft-com:vml" xmlns:wp14="http://schemas.microsoft.com/office/word/2010/wordprocessingDrawing" xmlns:wp="http://schemas.openxmlformats.org/drawingml/2006/wordprocessingDrawing" xmlns:w10="urn:schemas-microsoft-com:office:word" xmlns:w="http://schemas.openxmlformats.org/wordprocessingml/2006/main" xmlns:w14="http://schemas.microsoft.com/office/word/2010/wordml" xmlns:w15="http://schemas.microsoft.com/office/word/2012/wordml" xmlns:w16cei="http://schemas.microsoft.com/office/word/2026/wordml/cei" xmlns:w16cex="http://schemas.microsoft.com/office/word/2018/wordml/cex" xmlns:w16cid="http://schemas.microsoft.com/office/word/2016/wordml/cid" xmlns:w16="http://schemas.microsoft.com/office/word/2018/wordml" xmlns:w16du="http://schemas.microsoft.com/office/word/2023/wordml/word16du" xmlns:w16sdtdh="http://schemas.microsoft.com/office/word/2020/wordml/sdtdatahash" xmlns:w16sdtfl="http://schemas.microsoft.com/office/word/2024/wordml/sdtformatlock" xmlns:w16se="http://schemas.microsoft.com/office/word/2015/wordml/symex" xmlns:wpg="http://schemas.microsoft.com/office/word/2010/wordprocessingGroup" xmlns:wpi="http://schemas.microsoft.com/office/word/2010/wordprocessingInk" xmlns:wne="http://schemas.microsoft.com/office/word/2006/wordml" xmlns:wps="http://schemas.microsoft.com/office/word/2010/wordprocessingShape" mc:Ignorable="w14 w15 w16se w16cid w16 w16cex w16sdtdh w16sdtfl w16du wp14">
+<w:hdr xmlns:wpc="http://schemas.microsoft.com/office/word/2010/wordprocessingCanvas" xmlns:cx="http://schemas.microsoft.com/office/drawing/2014/chartex" xmlns:cx1="http://schemas.microsoft.com/office/drawing/2015/9/8/chartex" xmlns:cx2="http://schemas.microsoft.com/office/drawing/2015/10/21/chartex" xmlns:cx3="http://schemas.microsoft.com/office/drawing/2016/5/9/chartex" xmlns:cx4="http://schemas.microsoft.com/office/drawing/2016/5/10/chartex" xmlns:cx5="http://schemas.microsoft.com/office/drawing/2016/5/11/chartex" xmlns:cx6="http://schemas.microsoft.com/office/drawing/2016/5/12/chartex" xmlns:cx7="http://schemas.microsoft.com/office/drawing/2016/5/13/chartex" xmlns:cx8="http://schemas.microsoft.com/office/drawing/2016/5/14/chartex" xmlns:mc="http://schemas.openxmlformats.org/markup-compatibility/2006" xmlns:aink="http://schemas.microsoft.com/office/drawing/2016/ink" xmlns:am3d="http://schemas.microsoft.com/office/drawing/2017/model3d" xmlns:o="urn:schemas-microsoft-com:office:office" xmlns:oel="http://schemas.microsoft.com/office/2019/extlst" xmlns:r="http://schemas.openxmlformats.org/officeDocument/2006/relationships" xmlns:m="http://schemas.openxmlformats.org/officeDocument/2006/math" xmlns:v="urn:schemas-microsoft-com:vml" xmlns:wp14="http://schemas.microsoft.com/office/word/2010/wordprocessingDrawing" xmlns:wp="http://schemas.openxmlformats.org/drawingml/2006/wordprocessingDrawing" xmlns:w10="urn:schemas-microsoft-com:office:word" xmlns:w="http://schemas.openxmlformats.org/wordprocessingml/2006/main" xmlns:w14="http://schemas.microsoft.com/office/word/2010/wordml" xmlns:w15="http://schemas.microsoft.com/office/word/2012/wordml" xmlns:w16cex="http://schemas.microsoft.com/office/word/2018/wordml/cex" xmlns:w16cid="http://schemas.microsoft.com/office/word/2016/wordml/cid" xmlns:w16="http://schemas.microsoft.com/office/word/2018/wordml" xmlns:w16du="http://schemas.microsoft.com/office/word/2023/wordml/word16du" xmlns:w16sdtdh="http://schemas.microsoft.com/office/word/2020/wordml/sdtdatahash" xmlns:w16sdtfl="http://schemas.microsoft.com/office/word/2024/wordml/sdtformatlock" xmlns:w16se="http://schemas.microsoft.com/office/word/2015/wordml/symex" xmlns:wpg="http://schemas.microsoft.com/office/word/2010/wordprocessingGroup" xmlns:wpi="http://schemas.microsoft.com/office/word/2010/wordprocessingInk" xmlns:wne="http://schemas.microsoft.com/office/word/2006/wordml" xmlns:wps="http://schemas.microsoft.com/office/word/2010/wordprocessingShape" mc:Ignorable="w14 w15 w16se w16cid w16 w16cex w16sdtdh w16sdtfl w16du wp14">
   <w:p>
     <w:pPr>
-      <w:pStyle w:val="Header"/>
+      <w:pStyle w:val="a7"/>
       <w:pBdr>
         <w:bottom w:val="none" w:sz="0" w:space="0" w:color="auto"/>
       </w:pBdr>
@@ -19149,7 +20541,7 @@
 </file>
 
 <file path=word/header2.xml><?xml version="1.0" encoding="utf-8"?>
-<w:hdr xmlns:wpc="http://schemas.microsoft.com/office/word/2010/wordprocessingCanvas" xmlns:cx="http://schemas.microsoft.com/office/drawing/2014/chartex" xmlns:cx1="http://schemas.microsoft.com/office/drawing/2015/9/8/chartex" xmlns:cx2="http://schemas.microsoft.com/office/drawing/2015/10/21/chartex" xmlns:cx3="http://schemas.microsoft.com/office/drawing/2016/5/9/chartex" xmlns:cx4="http://schemas.microsoft.com/office/drawing/2016/5/10/chartex" xmlns:cx5="http://schemas.microsoft.com/office/drawing/2016/5/11/chartex" xmlns:cx6="http://schemas.microsoft.com/office/drawing/2016/5/12/chartex" xmlns:cx7="http://schemas.microsoft.com/office/drawing/2016/5/13/chartex" xmlns:cx8="http://schemas.microsoft.com/office/drawing/2016/5/14/chartex" xmlns:mc="http://schemas.openxmlformats.org/markup-compatibility/2006" xmlns:aink="http://schemas.microsoft.com/office/drawing/2016/ink" xmlns:am3d="http://schemas.microsoft.com/office/drawing/2017/model3d" xmlns:o="urn:schemas-microsoft-com:office:office" xmlns:oel="http://schemas.microsoft.com/office/2019/extlst" xmlns:r="http://schemas.openxmlformats.org/officeDocument/2006/relationships" xmlns:m="http://schemas.openxmlformats.org/officeDocument/2006/math" xmlns:v="urn:schemas-microsoft-com:vml" xmlns:wp14="http://schemas.microsoft.com/office/word/2010/wordprocessingDrawing" xmlns:wp="http://schemas.openxmlformats.org/drawingml/2006/wordprocessingDrawing" xmlns:w10="urn:schemas-microsoft-com:office:word" xmlns:w="http://schemas.openxmlformats.org/wordprocessingml/2006/main" xmlns:w14="http://schemas.microsoft.com/office/word/2010/wordml" xmlns:w15="http://schemas.microsoft.com/office/word/2012/wordml" xmlns:w16cei="http://schemas.microsoft.com/office/word/2026/wordml/cei" xmlns:w16cex="http://schemas.microsoft.com/office/word/2018/wordml/cex" xmlns:w16cid="http://schemas.microsoft.com/office/word/2016/wordml/cid" xmlns:w16="http://schemas.microsoft.com/office/word/2018/wordml" xmlns:w16du="http://schemas.microsoft.com/office/word/2023/wordml/word16du" xmlns:w16sdtdh="http://schemas.microsoft.com/office/word/2020/wordml/sdtdatahash" xmlns:w16sdtfl="http://schemas.microsoft.com/office/word/2024/wordml/sdtformatlock" xmlns:w16se="http://schemas.microsoft.com/office/word/2015/wordml/symex" xmlns:wpg="http://schemas.microsoft.com/office/word/2010/wordprocessingGroup" xmlns:wpi="http://schemas.microsoft.com/office/word/2010/wordprocessingInk" xmlns:wne="http://schemas.microsoft.com/office/word/2006/wordml" xmlns:wps="http://schemas.microsoft.com/office/word/2010/wordprocessingShape" mc:Ignorable="w14 w15 w16se w16cid w16 w16cex w16sdtdh w16sdtfl w16du wp14">
+<w:hdr xmlns:wpc="http://schemas.microsoft.com/office/word/2010/wordprocessingCanvas" xmlns:cx="http://schemas.microsoft.com/office/drawing/2014/chartex" xmlns:cx1="http://schemas.microsoft.com/office/drawing/2015/9/8/chartex" xmlns:cx2="http://schemas.microsoft.com/office/drawing/2015/10/21/chartex" xmlns:cx3="http://schemas.microsoft.com/office/drawing/2016/5/9/chartex" xmlns:cx4="http://schemas.microsoft.com/office/drawing/2016/5/10/chartex" xmlns:cx5="http://schemas.microsoft.com/office/drawing/2016/5/11/chartex" xmlns:cx6="http://schemas.microsoft.com/office/drawing/2016/5/12/chartex" xmlns:cx7="http://schemas.microsoft.com/office/drawing/2016/5/13/chartex" xmlns:cx8="http://schemas.microsoft.com/office/drawing/2016/5/14/chartex" xmlns:mc="http://schemas.openxmlformats.org/markup-compatibility/2006" xmlns:aink="http://schemas.microsoft.com/office/drawing/2016/ink" xmlns:am3d="http://schemas.microsoft.com/office/drawing/2017/model3d" xmlns:o="urn:schemas-microsoft-com:office:office" xmlns:oel="http://schemas.microsoft.com/office/2019/extlst" xmlns:r="http://schemas.openxmlformats.org/officeDocument/2006/relationships" xmlns:m="http://schemas.openxmlformats.org/officeDocument/2006/math" xmlns:v="urn:schemas-microsoft-com:vml" xmlns:wp14="http://schemas.microsoft.com/office/word/2010/wordprocessingDrawing" xmlns:wp="http://schemas.openxmlformats.org/drawingml/2006/wordprocessingDrawing" xmlns:w10="urn:schemas-microsoft-com:office:word" xmlns:w="http://schemas.openxmlformats.org/wordprocessingml/2006/main" xmlns:w14="http://schemas.microsoft.com/office/word/2010/wordml" xmlns:w15="http://schemas.microsoft.com/office/word/2012/wordml" xmlns:w16cex="http://schemas.microsoft.com/office/word/2018/wordml/cex" xmlns:w16cid="http://schemas.microsoft.com/office/word/2016/wordml/cid" xmlns:w16="http://schemas.microsoft.com/office/word/2018/wordml" xmlns:w16du="http://schemas.microsoft.com/office/word/2023/wordml/word16du" xmlns:w16sdtdh="http://schemas.microsoft.com/office/word/2020/wordml/sdtdatahash" xmlns:w16sdtfl="http://schemas.microsoft.com/office/word/2024/wordml/sdtformatlock" xmlns:w16se="http://schemas.microsoft.com/office/word/2015/wordml/symex" xmlns:wpg="http://schemas.microsoft.com/office/word/2010/wordprocessingGroup" xmlns:wpi="http://schemas.microsoft.com/office/word/2010/wordprocessingInk" xmlns:wne="http://schemas.microsoft.com/office/word/2006/wordml" xmlns:wps="http://schemas.microsoft.com/office/word/2010/wordprocessingShape" mc:Ignorable="w14 w15 w16se w16cid w16 w16cex w16sdtdh w16sdtfl w16du wp14">
   <w:p>
     <w:pPr>
       <w:tabs>
@@ -19302,7 +20694,7 @@
 </file>
 
 <file path=word/header3.xml><?xml version="1.0" encoding="utf-8"?>
-<w:hdr xmlns:wpc="http://schemas.microsoft.com/office/word/2010/wordprocessingCanvas" xmlns:cx="http://schemas.microsoft.com/office/drawing/2014/chartex" xmlns:cx1="http://schemas.microsoft.com/office/drawing/2015/9/8/chartex" xmlns:cx2="http://schemas.microsoft.com/office/drawing/2015/10/21/chartex" xmlns:cx3="http://schemas.microsoft.com/office/drawing/2016/5/9/chartex" xmlns:cx4="http://schemas.microsoft.com/office/drawing/2016/5/10/chartex" xmlns:cx5="http://schemas.microsoft.com/office/drawing/2016/5/11/chartex" xmlns:cx6="http://schemas.microsoft.com/office/drawing/2016/5/12/chartex" xmlns:cx7="http://schemas.microsoft.com/office/drawing/2016/5/13/chartex" xmlns:cx8="http://schemas.microsoft.com/office/drawing/2016/5/14/chartex" xmlns:mc="http://schemas.openxmlformats.org/markup-compatibility/2006" xmlns:aink="http://schemas.microsoft.com/office/drawing/2016/ink" xmlns:am3d="http://schemas.microsoft.com/office/drawing/2017/model3d" xmlns:o="urn:schemas-microsoft-com:office:office" xmlns:oel="http://schemas.microsoft.com/office/2019/extlst" xmlns:r="http://schemas.openxmlformats.org/officeDocument/2006/relationships" xmlns:m="http://schemas.openxmlformats.org/officeDocument/2006/math" xmlns:v="urn:schemas-microsoft-com:vml" xmlns:wp14="http://schemas.microsoft.com/office/word/2010/wordprocessingDrawing" xmlns:wp="http://schemas.openxmlformats.org/drawingml/2006/wordprocessingDrawing" xmlns:w10="urn:schemas-microsoft-com:office:word" xmlns:w="http://schemas.openxmlformats.org/wordprocessingml/2006/main" xmlns:w14="http://schemas.microsoft.com/office/word/2010/wordml" xmlns:w15="http://schemas.microsoft.com/office/word/2012/wordml" xmlns:w16cei="http://schemas.microsoft.com/office/word/2026/wordml/cei" xmlns:w16cex="http://schemas.microsoft.com/office/word/2018/wordml/cex" xmlns:w16cid="http://schemas.microsoft.com/office/word/2016/wordml/cid" xmlns:w16="http://schemas.microsoft.com/office/word/2018/wordml" xmlns:w16du="http://schemas.microsoft.com/office/word/2023/wordml/word16du" xmlns:w16sdtdh="http://schemas.microsoft.com/office/word/2020/wordml/sdtdatahash" xmlns:w16sdtfl="http://schemas.microsoft.com/office/word/2024/wordml/sdtformatlock" xmlns:w16se="http://schemas.microsoft.com/office/word/2015/wordml/symex" xmlns:wpg="http://schemas.microsoft.com/office/word/2010/wordprocessingGroup" xmlns:wpi="http://schemas.microsoft.com/office/word/2010/wordprocessingInk" xmlns:wne="http://schemas.microsoft.com/office/word/2006/wordml" xmlns:wps="http://schemas.microsoft.com/office/word/2010/wordprocessingShape" mc:Ignorable="w14 w15 w16se w16cid w16 w16cex w16sdtdh w16sdtfl w16du wp14">
+<w:hdr xmlns:wpc="http://schemas.microsoft.com/office/word/2010/wordprocessingCanvas" xmlns:cx="http://schemas.microsoft.com/office/drawing/2014/chartex" xmlns:cx1="http://schemas.microsoft.com/office/drawing/2015/9/8/chartex" xmlns:cx2="http://schemas.microsoft.com/office/drawing/2015/10/21/chartex" xmlns:cx3="http://schemas.microsoft.com/office/drawing/2016/5/9/chartex" xmlns:cx4="http://schemas.microsoft.com/office/drawing/2016/5/10/chartex" xmlns:cx5="http://schemas.microsoft.com/office/drawing/2016/5/11/chartex" xmlns:cx6="http://schemas.microsoft.com/office/drawing/2016/5/12/chartex" xmlns:cx7="http://schemas.microsoft.com/office/drawing/2016/5/13/chartex" xmlns:cx8="http://schemas.microsoft.com/office/drawing/2016/5/14/chartex" xmlns:mc="http://schemas.openxmlformats.org/markup-compatibility/2006" xmlns:aink="http://schemas.microsoft.com/office/drawing/2016/ink" xmlns:am3d="http://schemas.microsoft.com/office/drawing/2017/model3d" xmlns:o="urn:schemas-microsoft-com:office:office" xmlns:oel="http://schemas.microsoft.com/office/2019/extlst" xmlns:r="http://schemas.openxmlformats.org/officeDocument/2006/relationships" xmlns:m="http://schemas.openxmlformats.org/officeDocument/2006/math" xmlns:v="urn:schemas-microsoft-com:vml" xmlns:wp14="http://schemas.microsoft.com/office/word/2010/wordprocessingDrawing" xmlns:wp="http://schemas.openxmlformats.org/drawingml/2006/wordprocessingDrawing" xmlns:w10="urn:schemas-microsoft-com:office:word" xmlns:w="http://schemas.openxmlformats.org/wordprocessingml/2006/main" xmlns:w14="http://schemas.microsoft.com/office/word/2010/wordml" xmlns:w15="http://schemas.microsoft.com/office/word/2012/wordml" xmlns:w16cex="http://schemas.microsoft.com/office/word/2018/wordml/cex" xmlns:w16cid="http://schemas.microsoft.com/office/word/2016/wordml/cid" xmlns:w16="http://schemas.microsoft.com/office/word/2018/wordml" xmlns:w16du="http://schemas.microsoft.com/office/word/2023/wordml/word16du" xmlns:w16sdtdh="http://schemas.microsoft.com/office/word/2020/wordml/sdtdatahash" xmlns:w16sdtfl="http://schemas.microsoft.com/office/word/2024/wordml/sdtformatlock" xmlns:w16se="http://schemas.microsoft.com/office/word/2015/wordml/symex" xmlns:wpg="http://schemas.microsoft.com/office/word/2010/wordprocessingGroup" xmlns:wpi="http://schemas.microsoft.com/office/word/2010/wordprocessingInk" xmlns:wne="http://schemas.microsoft.com/office/word/2006/wordml" xmlns:wps="http://schemas.microsoft.com/office/word/2010/wordprocessingShape" mc:Ignorable="w14 w15 w16se w16cid w16 w16cex w16sdtdh w16sdtfl w16du wp14">
   <w:tbl>
     <w:tblPr>
       <w:tblW w:w="10487" w:type="dxa"/>
@@ -19328,7 +20720,7 @@
         </w:tcPr>
         <w:p>
           <w:pPr>
-            <w:pStyle w:val="Header"/>
+            <w:pStyle w:val="a7"/>
             <w:pBdr>
               <w:bottom w:val="none" w:sz="0" w:space="0" w:color="auto"/>
             </w:pBdr>
@@ -19391,7 +20783,7 @@
         </w:tcPr>
         <w:p>
           <w:pPr>
-            <w:pStyle w:val="Header"/>
+            <w:pStyle w:val="a7"/>
             <w:pBdr>
               <w:bottom w:val="none" w:sz="0" w:space="0" w:color="auto"/>
             </w:pBdr>
@@ -19410,7 +20802,7 @@
         </w:tcPr>
         <w:p>
           <w:pPr>
-            <w:pStyle w:val="Header"/>
+            <w:pStyle w:val="a7"/>
             <w:pBdr>
               <w:bottom w:val="none" w:sz="0" w:space="0" w:color="auto"/>
             </w:pBdr>
@@ -19481,7 +20873,7 @@
 </file>
 
 <file path=word/numbering.xml><?xml version="1.0" encoding="utf-8"?>
-<w:numbering xmlns:wpc="http://schemas.microsoft.com/office/word/2010/wordprocessingCanvas" xmlns:cx="http://schemas.microsoft.com/office/drawing/2014/chartex" xmlns:cx1="http://schemas.microsoft.com/office/drawing/2015/9/8/chartex" xmlns:cx2="http://schemas.microsoft.com/office/drawing/2015/10/21/chartex" xmlns:cx3="http://schemas.microsoft.com/office/drawing/2016/5/9/chartex" xmlns:cx4="http://schemas.microsoft.com/office/drawing/2016/5/10/chartex" xmlns:cx5="http://schemas.microsoft.com/office/drawing/2016/5/11/chartex" xmlns:cx6="http://schemas.microsoft.com/office/drawing/2016/5/12/chartex" xmlns:cx7="http://schemas.microsoft.com/office/drawing/2016/5/13/chartex" xmlns:cx8="http://schemas.microsoft.com/office/drawing/2016/5/14/chartex" xmlns:mc="http://schemas.openxmlformats.org/markup-compatibility/2006" xmlns:aink="http://schemas.microsoft.com/office/drawing/2016/ink" xmlns:am3d="http://schemas.microsoft.com/office/drawing/2017/model3d" xmlns:o="urn:schemas-microsoft-com:office:office" xmlns:oel="http://schemas.microsoft.com/office/2019/extlst" xmlns:r="http://schemas.openxmlformats.org/officeDocument/2006/relationships" xmlns:m="http://schemas.openxmlformats.org/officeDocument/2006/math" xmlns:v="urn:schemas-microsoft-com:vml" xmlns:wp14="http://schemas.microsoft.com/office/word/2010/wordprocessingDrawing" xmlns:wp="http://schemas.openxmlformats.org/drawingml/2006/wordprocessingDrawing" xmlns:w10="urn:schemas-microsoft-com:office:word" xmlns:w="http://schemas.openxmlformats.org/wordprocessingml/2006/main" xmlns:w14="http://schemas.microsoft.com/office/word/2010/wordml" xmlns:w15="http://schemas.microsoft.com/office/word/2012/wordml" xmlns:w16cei="http://schemas.microsoft.com/office/word/2026/wordml/cei" xmlns:w16cex="http://schemas.microsoft.com/office/word/2018/wordml/cex" xmlns:w16cid="http://schemas.microsoft.com/office/word/2016/wordml/cid" xmlns:w16="http://schemas.microsoft.com/office/word/2018/wordml" xmlns:w16du="http://schemas.microsoft.com/office/word/2023/wordml/word16du" xmlns:w16sdtdh="http://schemas.microsoft.com/office/word/2020/wordml/sdtdatahash" xmlns:w16sdtfl="http://schemas.microsoft.com/office/word/2024/wordml/sdtformatlock" xmlns:w16se="http://schemas.microsoft.com/office/word/2015/wordml/symex" xmlns:wpg="http://schemas.microsoft.com/office/word/2010/wordprocessingGroup" xmlns:wpi="http://schemas.microsoft.com/office/word/2010/wordprocessingInk" xmlns:wne="http://schemas.microsoft.com/office/word/2006/wordml" xmlns:wps="http://schemas.microsoft.com/office/word/2010/wordprocessingShape" mc:Ignorable="w14 w15 w16se w16cid w16 w16cex w16sdtdh w16sdtfl w16du wp14">
+<w:numbering xmlns:wpc="http://schemas.microsoft.com/office/word/2010/wordprocessingCanvas" xmlns:cx="http://schemas.microsoft.com/office/drawing/2014/chartex" xmlns:cx1="http://schemas.microsoft.com/office/drawing/2015/9/8/chartex" xmlns:cx2="http://schemas.microsoft.com/office/drawing/2015/10/21/chartex" xmlns:cx3="http://schemas.microsoft.com/office/drawing/2016/5/9/chartex" xmlns:cx4="http://schemas.microsoft.com/office/drawing/2016/5/10/chartex" xmlns:cx5="http://schemas.microsoft.com/office/drawing/2016/5/11/chartex" xmlns:cx6="http://schemas.microsoft.com/office/drawing/2016/5/12/chartex" xmlns:cx7="http://schemas.microsoft.com/office/drawing/2016/5/13/chartex" xmlns:cx8="http://schemas.microsoft.com/office/drawing/2016/5/14/chartex" xmlns:mc="http://schemas.openxmlformats.org/markup-compatibility/2006" xmlns:aink="http://schemas.microsoft.com/office/drawing/2016/ink" xmlns:am3d="http://schemas.microsoft.com/office/drawing/2017/model3d" xmlns:o="urn:schemas-microsoft-com:office:office" xmlns:oel="http://schemas.microsoft.com/office/2019/extlst" xmlns:r="http://schemas.openxmlformats.org/officeDocument/2006/relationships" xmlns:m="http://schemas.openxmlformats.org/officeDocument/2006/math" xmlns:v="urn:schemas-microsoft-com:vml" xmlns:wp14="http://schemas.microsoft.com/office/word/2010/wordprocessingDrawing" xmlns:wp="http://schemas.openxmlformats.org/drawingml/2006/wordprocessingDrawing" xmlns:w10="urn:schemas-microsoft-com:office:word" xmlns:w="http://schemas.openxmlformats.org/wordprocessingml/2006/main" xmlns:w14="http://schemas.microsoft.com/office/word/2010/wordml" xmlns:w15="http://schemas.microsoft.com/office/word/2012/wordml" xmlns:w16cex="http://schemas.microsoft.com/office/word/2018/wordml/cex" xmlns:w16cid="http://schemas.microsoft.com/office/word/2016/wordml/cid" xmlns:w16="http://schemas.microsoft.com/office/word/2018/wordml" xmlns:w16du="http://schemas.microsoft.com/office/word/2023/wordml/word16du" xmlns:w16sdtdh="http://schemas.microsoft.com/office/word/2020/wordml/sdtdatahash" xmlns:w16sdtfl="http://schemas.microsoft.com/office/word/2024/wordml/sdtformatlock" xmlns:w16se="http://schemas.microsoft.com/office/word/2015/wordml/symex" xmlns:wpg="http://schemas.microsoft.com/office/word/2010/wordprocessingGroup" xmlns:wpi="http://schemas.microsoft.com/office/word/2010/wordprocessingInk" xmlns:wne="http://schemas.microsoft.com/office/word/2006/wordml" xmlns:wps="http://schemas.microsoft.com/office/word/2010/wordprocessingShape" mc:Ignorable="w14 w15 w16se w16cid w16 w16cex w16sdtdh w16sdtfl w16du wp14">
   <w:abstractNum w:abstractNumId="0" w15:restartNumberingAfterBreak="0">
     <w:nsid w:val="0B5F6105"/>
     <w:multiLevelType w:val="hybridMultilevel"/>
@@ -20486,7 +21878,7 @@
     <w:lsdException w:name="Unresolved Mention" w:semiHidden="1" w:unhideWhenUsed="1"/>
     <w:lsdException w:name="Smart Link" w:semiHidden="1" w:unhideWhenUsed="1"/>
   </w:latentStyles>
-  <w:style w:type="paragraph" w:default="1" w:styleId="Normal">
+  <w:style w:type="paragraph" w:default="1" w:styleId="a">
     <w:name w:val="Normal"/>
     <w:qFormat/>
     <w:rsid w:val="000F7788"/>
@@ -20499,11 +21891,11 @@
       <w:color w:val="000000"/>
     </w:rPr>
   </w:style>
-  <w:style w:type="paragraph" w:styleId="Heading1">
+  <w:style w:type="paragraph" w:styleId="1">
     <w:name w:val="heading 1"/>
-    <w:basedOn w:val="Normal"/>
-    <w:next w:val="BodyText"/>
-    <w:link w:val="Heading1Char"/>
+    <w:basedOn w:val="a"/>
+    <w:next w:val="a0"/>
+    <w:link w:val="10"/>
     <w:uiPriority w:val="9"/>
     <w:qFormat/>
     <w:rsid w:val="00B5558F"/>
@@ -20521,11 +21913,11 @@
       <w:szCs w:val="40"/>
     </w:rPr>
   </w:style>
-  <w:style w:type="paragraph" w:styleId="Heading2">
+  <w:style w:type="paragraph" w:styleId="2">
     <w:name w:val="heading 2"/>
-    <w:basedOn w:val="Normal"/>
-    <w:next w:val="BodyText"/>
-    <w:link w:val="Heading2Char"/>
+    <w:basedOn w:val="a"/>
+    <w:next w:val="a0"/>
+    <w:link w:val="20"/>
     <w:uiPriority w:val="9"/>
     <w:unhideWhenUsed/>
     <w:qFormat/>
@@ -20544,11 +21936,11 @@
       <w:szCs w:val="32"/>
     </w:rPr>
   </w:style>
-  <w:style w:type="paragraph" w:styleId="Heading3">
+  <w:style w:type="paragraph" w:styleId="3">
     <w:name w:val="heading 3"/>
-    <w:basedOn w:val="Normal"/>
-    <w:next w:val="BodyText"/>
-    <w:link w:val="Heading3Char"/>
+    <w:basedOn w:val="a"/>
+    <w:next w:val="a0"/>
+    <w:link w:val="30"/>
     <w:uiPriority w:val="9"/>
     <w:semiHidden/>
     <w:unhideWhenUsed/>
@@ -20568,11 +21960,11 @@
       <w:szCs w:val="28"/>
     </w:rPr>
   </w:style>
-  <w:style w:type="paragraph" w:styleId="Heading4">
+  <w:style w:type="paragraph" w:styleId="4">
     <w:name w:val="heading 4"/>
-    <w:basedOn w:val="Normal"/>
-    <w:next w:val="BodyText"/>
-    <w:link w:val="Heading4Char"/>
+    <w:basedOn w:val="a"/>
+    <w:next w:val="a0"/>
+    <w:link w:val="40"/>
     <w:uiPriority w:val="9"/>
     <w:semiHidden/>
     <w:unhideWhenUsed/>
@@ -20594,11 +21986,11 @@
       <w:szCs w:val="24"/>
     </w:rPr>
   </w:style>
-  <w:style w:type="paragraph" w:styleId="Heading5">
+  <w:style w:type="paragraph" w:styleId="5">
     <w:name w:val="heading 5"/>
-    <w:basedOn w:val="Normal"/>
-    <w:next w:val="BodyText"/>
-    <w:link w:val="Heading5Char"/>
+    <w:basedOn w:val="a"/>
+    <w:next w:val="a0"/>
+    <w:link w:val="50"/>
     <w:uiPriority w:val="9"/>
     <w:semiHidden/>
     <w:unhideWhenUsed/>
@@ -20618,11 +22010,11 @@
       <w:szCs w:val="24"/>
     </w:rPr>
   </w:style>
-  <w:style w:type="paragraph" w:styleId="Heading6">
+  <w:style w:type="paragraph" w:styleId="6">
     <w:name w:val="heading 6"/>
-    <w:basedOn w:val="Normal"/>
-    <w:next w:val="BodyText"/>
-    <w:link w:val="Heading6Char"/>
+    <w:basedOn w:val="a"/>
+    <w:next w:val="a0"/>
+    <w:link w:val="60"/>
     <w:uiPriority w:val="9"/>
     <w:semiHidden/>
     <w:unhideWhenUsed/>
@@ -20644,11 +22036,11 @@
       <w:szCs w:val="24"/>
     </w:rPr>
   </w:style>
-  <w:style w:type="paragraph" w:styleId="Heading7">
+  <w:style w:type="paragraph" w:styleId="7">
     <w:name w:val="heading 7"/>
-    <w:basedOn w:val="Normal"/>
-    <w:next w:val="BodyText"/>
-    <w:link w:val="Heading7Char"/>
+    <w:basedOn w:val="a"/>
+    <w:next w:val="a0"/>
+    <w:link w:val="70"/>
     <w:uiPriority w:val="9"/>
     <w:semiHidden/>
     <w:unhideWhenUsed/>
@@ -20668,11 +22060,11 @@
       <w:szCs w:val="24"/>
     </w:rPr>
   </w:style>
-  <w:style w:type="paragraph" w:styleId="Heading8">
+  <w:style w:type="paragraph" w:styleId="8">
     <w:name w:val="heading 8"/>
-    <w:basedOn w:val="Normal"/>
-    <w:next w:val="BodyText"/>
-    <w:link w:val="Heading8Char"/>
+    <w:basedOn w:val="a"/>
+    <w:next w:val="a0"/>
+    <w:link w:val="80"/>
     <w:uiPriority w:val="9"/>
     <w:semiHidden/>
     <w:unhideWhenUsed/>
@@ -20694,11 +22086,11 @@
       <w:szCs w:val="24"/>
     </w:rPr>
   </w:style>
-  <w:style w:type="paragraph" w:styleId="Heading9">
+  <w:style w:type="paragraph" w:styleId="9">
     <w:name w:val="heading 9"/>
-    <w:basedOn w:val="Normal"/>
-    <w:next w:val="BodyText"/>
-    <w:link w:val="Heading9Char"/>
+    <w:basedOn w:val="a"/>
+    <w:next w:val="a0"/>
+    <w:link w:val="90"/>
     <w:uiPriority w:val="9"/>
     <w:semiHidden/>
     <w:unhideWhenUsed/>
@@ -20718,13 +22110,13 @@
       <w:szCs w:val="24"/>
     </w:rPr>
   </w:style>
-  <w:style w:type="character" w:default="1" w:styleId="DefaultParagraphFont">
+  <w:style w:type="character" w:default="1" w:styleId="a1">
     <w:name w:val="Default Paragraph Font"/>
     <w:uiPriority w:val="1"/>
     <w:semiHidden/>
     <w:unhideWhenUsed/>
   </w:style>
-  <w:style w:type="table" w:default="1" w:styleId="TableNormal">
+  <w:style w:type="table" w:default="1" w:styleId="a2">
     <w:name w:val="Normal Table"/>
     <w:uiPriority w:val="99"/>
     <w:semiHidden/>
@@ -20739,7 +22131,7 @@
       </w:tblCellMar>
     </w:tblPr>
   </w:style>
-  <w:style w:type="numbering" w:default="1" w:styleId="NoList">
+  <w:style w:type="numbering" w:default="1" w:styleId="a3">
     <w:name w:val="No List"/>
     <w:uiPriority w:val="99"/>
     <w:semiHidden/>
@@ -20747,7 +22139,7 @@
   </w:style>
   <w:style w:type="paragraph" w:customStyle="1" w:styleId="MDPI11articletype">
     <w:name w:val="MDPI_1.1_article_type"/>
-    <w:next w:val="Normal"/>
+    <w:next w:val="a"/>
     <w:qFormat/>
     <w:rsid w:val="00027A7E"/>
     <w:pPr>
@@ -20767,7 +22159,7 @@
   </w:style>
   <w:style w:type="paragraph" w:customStyle="1" w:styleId="MDPI12title">
     <w:name w:val="MDPI_1.2_title"/>
-    <w:next w:val="Normal"/>
+    <w:next w:val="a"/>
     <w:qFormat/>
     <w:rsid w:val="00027A7E"/>
     <w:pPr>
@@ -20787,7 +22179,7 @@
   </w:style>
   <w:style w:type="paragraph" w:customStyle="1" w:styleId="MDPI13authornames">
     <w:name w:val="MDPI_1.3_authornames"/>
-    <w:next w:val="Normal"/>
+    <w:next w:val="a"/>
     <w:qFormat/>
     <w:rsid w:val="00027A7E"/>
     <w:pPr>
@@ -20806,8 +22198,8 @@
   </w:style>
   <w:style w:type="paragraph" w:customStyle="1" w:styleId="MDPI14history">
     <w:name w:val="MDPI_1.4_history"/>
-    <w:basedOn w:val="Normal"/>
-    <w:next w:val="Normal"/>
+    <w:basedOn w:val="a"/>
+    <w:next w:val="a"/>
     <w:qFormat/>
     <w:rsid w:val="00027A7E"/>
     <w:pPr>
@@ -20845,7 +22237,7 @@
   </w:style>
   <w:style w:type="paragraph" w:customStyle="1" w:styleId="MDPI17abstract">
     <w:name w:val="MDPI_1.7_abstract"/>
-    <w:next w:val="Normal"/>
+    <w:next w:val="a"/>
     <w:qFormat/>
     <w:rsid w:val="00027A7E"/>
     <w:pPr>
@@ -20865,7 +22257,7 @@
   </w:style>
   <w:style w:type="paragraph" w:customStyle="1" w:styleId="MDPI18keywords">
     <w:name w:val="MDPI_1.8_keywords"/>
-    <w:next w:val="Normal"/>
+    <w:next w:val="a"/>
     <w:qFormat/>
     <w:rsid w:val="00027A7E"/>
     <w:pPr>
@@ -20907,7 +22299,7 @@
   </w:style>
   <w:style w:type="table" w:customStyle="1" w:styleId="Mdeck5tablebodythreelines">
     <w:name w:val="M_deck_5_table_body_three_lines"/>
-    <w:basedOn w:val="TableNormal"/>
+    <w:basedOn w:val="a2"/>
     <w:uiPriority w:val="99"/>
     <w:rsid w:val="00D02B8A"/>
     <w:pPr>
@@ -20966,9 +22358,9 @@
       </w:tcPr>
     </w:tblStylePr>
   </w:style>
-  <w:style w:type="table" w:styleId="TableGrid">
+  <w:style w:type="table" w:styleId="a4">
     <w:name w:val="Table Grid"/>
-    <w:basedOn w:val="TableNormal"/>
+    <w:basedOn w:val="a2"/>
     <w:uiPriority w:val="59"/>
     <w:rsid w:val="000F7788"/>
     <w:pPr>
@@ -20990,10 +22382,10 @@
       </w:tblBorders>
     </w:tblPr>
   </w:style>
-  <w:style w:type="paragraph" w:styleId="Footer">
+  <w:style w:type="paragraph" w:styleId="a5">
     <w:name w:val="footer"/>
-    <w:basedOn w:val="Normal"/>
-    <w:link w:val="FooterChar"/>
+    <w:basedOn w:val="a"/>
+    <w:link w:val="a6"/>
     <w:uiPriority w:val="99"/>
     <w:rsid w:val="000F7788"/>
     <w:pPr>
@@ -21008,9 +22400,9 @@
       <w:szCs w:val="18"/>
     </w:rPr>
   </w:style>
-  <w:style w:type="character" w:customStyle="1" w:styleId="FooterChar">
-    <w:name w:val="Footer Char"/>
-    <w:link w:val="Footer"/>
+  <w:style w:type="character" w:customStyle="1" w:styleId="a6">
+    <w:name w:val="フッター (文字)"/>
+    <w:link w:val="a5"/>
     <w:uiPriority w:val="99"/>
     <w:rsid w:val="000F7788"/>
     <w:rPr>
@@ -21020,10 +22412,10 @@
       <w:szCs w:val="18"/>
     </w:rPr>
   </w:style>
-  <w:style w:type="paragraph" w:styleId="Header">
+  <w:style w:type="paragraph" w:styleId="a7">
     <w:name w:val="header"/>
-    <w:basedOn w:val="Normal"/>
-    <w:link w:val="HeaderChar"/>
+    <w:basedOn w:val="a"/>
+    <w:link w:val="a8"/>
     <w:uiPriority w:val="99"/>
     <w:rsid w:val="000F7788"/>
     <w:pPr>
@@ -21042,9 +22434,9 @@
       <w:szCs w:val="18"/>
     </w:rPr>
   </w:style>
-  <w:style w:type="character" w:customStyle="1" w:styleId="HeaderChar">
-    <w:name w:val="Header Char"/>
-    <w:link w:val="Header"/>
+  <w:style w:type="character" w:customStyle="1" w:styleId="a8">
+    <w:name w:val="ヘッダー (文字)"/>
+    <w:link w:val="a7"/>
     <w:uiPriority w:val="99"/>
     <w:rsid w:val="000F7788"/>
     <w:rPr>
@@ -21458,10 +22850,10 @@
       <w14:ligatures w14:val="standardContextual"/>
     </w:rPr>
   </w:style>
-  <w:style w:type="paragraph" w:styleId="BalloonText">
+  <w:style w:type="paragraph" w:styleId="a9">
     <w:name w:val="Balloon Text"/>
-    <w:basedOn w:val="Normal"/>
-    <w:link w:val="BalloonTextChar"/>
+    <w:basedOn w:val="a"/>
+    <w:link w:val="aa"/>
     <w:uiPriority w:val="99"/>
     <w:rsid w:val="000F7788"/>
     <w:rPr>
@@ -21469,9 +22861,9 @@
       <w:szCs w:val="18"/>
     </w:rPr>
   </w:style>
-  <w:style w:type="character" w:customStyle="1" w:styleId="BalloonTextChar">
-    <w:name w:val="Balloon Text Char"/>
-    <w:link w:val="BalloonText"/>
+  <w:style w:type="character" w:customStyle="1" w:styleId="aa">
+    <w:name w:val="吹き出し (文字)"/>
+    <w:link w:val="a9"/>
     <w:uiPriority w:val="99"/>
     <w:rsid w:val="000F7788"/>
     <w:rPr>
@@ -21481,7 +22873,7 @@
       <w:szCs w:val="18"/>
     </w:rPr>
   </w:style>
-  <w:style w:type="character" w:styleId="LineNumber">
+  <w:style w:type="character" w:styleId="ab">
     <w:name w:val="line number"/>
     <w:uiPriority w:val="99"/>
     <w:rsid w:val="00282D92"/>
@@ -21492,7 +22884,7 @@
   </w:style>
   <w:style w:type="table" w:customStyle="1" w:styleId="MDPI41threelinetable">
     <w:name w:val="MDPI_4.1_three_line_table"/>
-    <w:basedOn w:val="TableNormal"/>
+    <w:basedOn w:val="a2"/>
     <w:uiPriority w:val="99"/>
     <w:rsid w:val="00027A7E"/>
     <w:pPr>
@@ -21534,7 +22926,7 @@
       </w:tcPr>
     </w:tblStylePr>
   </w:style>
-  <w:style w:type="character" w:styleId="Hyperlink">
+  <w:style w:type="character" w:styleId="ac">
     <w:name w:val="Hyperlink"/>
     <w:rsid w:val="000F7788"/>
     <w:rPr>
@@ -21542,7 +22934,7 @@
       <w:u w:val="single"/>
     </w:rPr>
   </w:style>
-  <w:style w:type="character" w:styleId="UnresolvedMention">
+  <w:style w:type="character" w:styleId="ad">
     <w:name w:val="Unresolved Mention"/>
     <w:uiPriority w:val="99"/>
     <w:semiHidden/>
@@ -21553,9 +22945,9 @@
       <w:shd w:val="clear" w:color="auto" w:fill="E1DFDD"/>
     </w:rPr>
   </w:style>
-  <w:style w:type="table" w:styleId="PlainTable4">
+  <w:style w:type="table" w:styleId="41">
     <w:name w:val="Plain Table 4"/>
-    <w:basedOn w:val="TableNormal"/>
+    <w:basedOn w:val="a2"/>
     <w:uiPriority w:val="44"/>
     <w:rsid w:val="00D1329C"/>
     <w:tblPr>
@@ -21735,7 +23127,7 @@
   </w:style>
   <w:style w:type="table" w:customStyle="1" w:styleId="MDPItable">
     <w:name w:val="MDPI_table"/>
-    <w:basedOn w:val="TableNormal"/>
+    <w:basedOn w:val="a2"/>
     <w:uiPriority w:val="99"/>
     <w:rsid w:val="00027A7E"/>
     <w:rPr>
@@ -21755,17 +23147,17 @@
     <w:name w:val="apple-converted-space"/>
     <w:rsid w:val="000F7788"/>
   </w:style>
-  <w:style w:type="paragraph" w:styleId="Bibliography">
+  <w:style w:type="paragraph" w:styleId="ae">
     <w:name w:val="Bibliography"/>
-    <w:basedOn w:val="Normal"/>
-    <w:next w:val="Normal"/>
+    <w:basedOn w:val="a"/>
+    <w:next w:val="a"/>
     <w:unhideWhenUsed/>
     <w:qFormat/>
     <w:rsid w:val="000F7788"/>
   </w:style>
-  <w:style w:type="paragraph" w:styleId="BodyText">
+  <w:style w:type="paragraph" w:styleId="a0">
     <w:name w:val="Body Text"/>
-    <w:link w:val="BodyTextChar"/>
+    <w:link w:val="af"/>
     <w:qFormat/>
     <w:rsid w:val="000F7788"/>
     <w:pPr>
@@ -21779,9 +23171,9 @@
       <w:lang w:eastAsia="de-DE"/>
     </w:rPr>
   </w:style>
-  <w:style w:type="character" w:customStyle="1" w:styleId="BodyTextChar">
-    <w:name w:val="Body Text Char"/>
-    <w:link w:val="BodyText"/>
+  <w:style w:type="character" w:customStyle="1" w:styleId="af">
+    <w:name w:val="本文 (文字)"/>
+    <w:link w:val="a0"/>
     <w:rsid w:val="000F7788"/>
     <w:rPr>
       <w:rFonts w:ascii="Palatino Linotype" w:hAnsi="Palatino Linotype"/>
@@ -21790,7 +23182,7 @@
       <w:lang w:eastAsia="de-DE"/>
     </w:rPr>
   </w:style>
-  <w:style w:type="character" w:styleId="CommentReference">
+  <w:style w:type="character" w:styleId="af0">
     <w:name w:val="annotation reference"/>
     <w:rsid w:val="000F7788"/>
     <w:rPr>
@@ -21798,15 +23190,15 @@
       <w:szCs w:val="21"/>
     </w:rPr>
   </w:style>
-  <w:style w:type="paragraph" w:styleId="CommentText">
+  <w:style w:type="paragraph" w:styleId="af1">
     <w:name w:val="annotation text"/>
-    <w:basedOn w:val="Normal"/>
-    <w:link w:val="CommentTextChar"/>
+    <w:basedOn w:val="a"/>
+    <w:link w:val="af2"/>
     <w:rsid w:val="000F7788"/>
   </w:style>
-  <w:style w:type="character" w:customStyle="1" w:styleId="CommentTextChar">
-    <w:name w:val="Comment Text Char"/>
-    <w:link w:val="CommentText"/>
+  <w:style w:type="character" w:customStyle="1" w:styleId="af2">
+    <w:name w:val="コメント文字列 (文字)"/>
+    <w:link w:val="af1"/>
     <w:rsid w:val="000F7788"/>
     <w:rPr>
       <w:rFonts w:ascii="Palatino Linotype" w:hAnsi="Palatino Linotype"/>
@@ -21814,20 +23206,20 @@
       <w:color w:val="000000"/>
     </w:rPr>
   </w:style>
-  <w:style w:type="paragraph" w:styleId="CommentSubject">
+  <w:style w:type="paragraph" w:styleId="af3">
     <w:name w:val="annotation subject"/>
-    <w:basedOn w:val="CommentText"/>
-    <w:next w:val="CommentText"/>
-    <w:link w:val="CommentSubjectChar"/>
+    <w:basedOn w:val="af1"/>
+    <w:next w:val="af1"/>
+    <w:link w:val="af4"/>
     <w:rsid w:val="000F7788"/>
     <w:rPr>
       <w:b/>
       <w:bCs/>
     </w:rPr>
   </w:style>
-  <w:style w:type="character" w:customStyle="1" w:styleId="CommentSubjectChar">
-    <w:name w:val="Comment Subject Char"/>
-    <w:link w:val="CommentSubject"/>
+  <w:style w:type="character" w:customStyle="1" w:styleId="af4">
+    <w:name w:val="コメント内容 (文字)"/>
+    <w:link w:val="af3"/>
     <w:rsid w:val="000F7788"/>
     <w:rPr>
       <w:rFonts w:ascii="Palatino Linotype" w:hAnsi="Palatino Linotype"/>
@@ -21837,17 +23229,17 @@
       <w:color w:val="000000"/>
     </w:rPr>
   </w:style>
-  <w:style w:type="character" w:styleId="EndnoteReference">
+  <w:style w:type="character" w:styleId="af5">
     <w:name w:val="endnote reference"/>
     <w:rsid w:val="000F7788"/>
     <w:rPr>
       <w:vertAlign w:val="superscript"/>
     </w:rPr>
   </w:style>
-  <w:style w:type="paragraph" w:styleId="EndnoteText">
+  <w:style w:type="paragraph" w:styleId="af6">
     <w:name w:val="endnote text"/>
-    <w:basedOn w:val="Normal"/>
-    <w:link w:val="EndnoteTextChar"/>
+    <w:basedOn w:val="a"/>
+    <w:link w:val="af7"/>
     <w:semiHidden/>
     <w:unhideWhenUsed/>
     <w:rsid w:val="000F7788"/>
@@ -21855,9 +23247,9 @@
       <w:spacing w:line="240" w:lineRule="auto"/>
     </w:pPr>
   </w:style>
-  <w:style w:type="character" w:customStyle="1" w:styleId="EndnoteTextChar">
-    <w:name w:val="Endnote Text Char"/>
-    <w:link w:val="EndnoteText"/>
+  <w:style w:type="character" w:customStyle="1" w:styleId="af7">
+    <w:name w:val="文末脚注文字列 (文字)"/>
+    <w:link w:val="af6"/>
     <w:semiHidden/>
     <w:rsid w:val="000F7788"/>
     <w:rPr>
@@ -21866,7 +23258,7 @@
       <w:color w:val="000000"/>
     </w:rPr>
   </w:style>
-  <w:style w:type="character" w:styleId="FollowedHyperlink">
+  <w:style w:type="character" w:styleId="af8">
     <w:name w:val="FollowedHyperlink"/>
     <w:rsid w:val="000F7788"/>
     <w:rPr>
@@ -21874,10 +23266,10 @@
       <w:u w:val="single"/>
     </w:rPr>
   </w:style>
-  <w:style w:type="paragraph" w:styleId="FootnoteText">
+  <w:style w:type="paragraph" w:styleId="af9">
     <w:name w:val="footnote text"/>
-    <w:basedOn w:val="Normal"/>
-    <w:link w:val="FootnoteTextChar"/>
+    <w:basedOn w:val="a"/>
+    <w:link w:val="afa"/>
     <w:uiPriority w:val="9"/>
     <w:unhideWhenUsed/>
     <w:qFormat/>
@@ -21886,9 +23278,9 @@
       <w:spacing w:line="240" w:lineRule="auto"/>
     </w:pPr>
   </w:style>
-  <w:style w:type="character" w:customStyle="1" w:styleId="FootnoteTextChar">
-    <w:name w:val="Footnote Text Char"/>
-    <w:link w:val="FootnoteText"/>
+  <w:style w:type="character" w:customStyle="1" w:styleId="afa">
+    <w:name w:val="脚注文字列 (文字)"/>
+    <w:link w:val="af9"/>
     <w:semiHidden/>
     <w:rsid w:val="000F7788"/>
     <w:rPr>
@@ -21897,9 +23289,9 @@
       <w:color w:val="000000"/>
     </w:rPr>
   </w:style>
-  <w:style w:type="paragraph" w:styleId="NormalWeb">
+  <w:style w:type="paragraph" w:styleId="Web">
     <w:name w:val="Normal (Web)"/>
-    <w:basedOn w:val="Normal"/>
+    <w:basedOn w:val="a"/>
     <w:uiPriority w:val="99"/>
     <w:rsid w:val="000F7788"/>
     <w:rPr>
@@ -21908,18 +23300,18 @@
   </w:style>
   <w:style w:type="paragraph" w:customStyle="1" w:styleId="MsoFootnoteText0">
     <w:name w:val="MsoFootnoteText"/>
-    <w:basedOn w:val="NormalWeb"/>
+    <w:basedOn w:val="Web"/>
     <w:qFormat/>
     <w:rsid w:val="000F7788"/>
     <w:rPr>
       <w:rFonts w:ascii="Times New Roman" w:hAnsi="Times New Roman"/>
     </w:rPr>
   </w:style>
-  <w:style w:type="character" w:styleId="PageNumber">
+  <w:style w:type="character" w:styleId="afb">
     <w:name w:val="page number"/>
     <w:rsid w:val="000F7788"/>
   </w:style>
-  <w:style w:type="character" w:styleId="PlaceholderText">
+  <w:style w:type="character" w:styleId="afc">
     <w:name w:val="Placeholder Text"/>
     <w:uiPriority w:val="99"/>
     <w:semiHidden/>
@@ -21949,9 +23341,9 @@
       <w14:ligatures w14:val="standardContextual"/>
     </w:rPr>
   </w:style>
-  <w:style w:type="character" w:styleId="Strong">
+  <w:style w:type="character" w:styleId="afd">
     <w:name w:val="Strong"/>
-    <w:basedOn w:val="DefaultParagraphFont"/>
+    <w:basedOn w:val="a1"/>
     <w:uiPriority w:val="22"/>
     <w:qFormat/>
     <w:rsid w:val="009F3826"/>
@@ -21960,10 +23352,10 @@
       <w:bCs/>
     </w:rPr>
   </w:style>
-  <w:style w:type="character" w:customStyle="1" w:styleId="Heading1Char">
-    <w:name w:val="Heading 1 Char"/>
-    <w:basedOn w:val="DefaultParagraphFont"/>
-    <w:link w:val="Heading1"/>
+  <w:style w:type="character" w:customStyle="1" w:styleId="10">
+    <w:name w:val="見出し 1 (文字)"/>
+    <w:basedOn w:val="a1"/>
+    <w:link w:val="1"/>
     <w:uiPriority w:val="9"/>
     <w:rsid w:val="00B5558F"/>
     <w:rPr>
@@ -21973,10 +23365,10 @@
       <w:szCs w:val="40"/>
     </w:rPr>
   </w:style>
-  <w:style w:type="character" w:customStyle="1" w:styleId="Heading2Char">
-    <w:name w:val="Heading 2 Char"/>
-    <w:basedOn w:val="DefaultParagraphFont"/>
-    <w:link w:val="Heading2"/>
+  <w:style w:type="character" w:customStyle="1" w:styleId="20">
+    <w:name w:val="見出し 2 (文字)"/>
+    <w:basedOn w:val="a1"/>
+    <w:link w:val="2"/>
     <w:uiPriority w:val="9"/>
     <w:rsid w:val="00B5558F"/>
     <w:rPr>
@@ -21986,10 +23378,10 @@
       <w:szCs w:val="32"/>
     </w:rPr>
   </w:style>
-  <w:style w:type="character" w:customStyle="1" w:styleId="Heading3Char">
-    <w:name w:val="Heading 3 Char"/>
-    <w:basedOn w:val="DefaultParagraphFont"/>
-    <w:link w:val="Heading3"/>
+  <w:style w:type="character" w:customStyle="1" w:styleId="30">
+    <w:name w:val="見出し 3 (文字)"/>
+    <w:basedOn w:val="a1"/>
+    <w:link w:val="3"/>
     <w:uiPriority w:val="9"/>
     <w:semiHidden/>
     <w:rsid w:val="00B5558F"/>
@@ -22000,10 +23392,10 @@
       <w:szCs w:val="28"/>
     </w:rPr>
   </w:style>
-  <w:style w:type="character" w:customStyle="1" w:styleId="Heading4Char">
-    <w:name w:val="Heading 4 Char"/>
-    <w:basedOn w:val="DefaultParagraphFont"/>
-    <w:link w:val="Heading4"/>
+  <w:style w:type="character" w:customStyle="1" w:styleId="40">
+    <w:name w:val="見出し 4 (文字)"/>
+    <w:basedOn w:val="a1"/>
+    <w:link w:val="4"/>
     <w:uiPriority w:val="9"/>
     <w:semiHidden/>
     <w:rsid w:val="00B5558F"/>
@@ -22016,10 +23408,10 @@
       <w:szCs w:val="24"/>
     </w:rPr>
   </w:style>
-  <w:style w:type="character" w:customStyle="1" w:styleId="Heading5Char">
-    <w:name w:val="Heading 5 Char"/>
-    <w:basedOn w:val="DefaultParagraphFont"/>
-    <w:link w:val="Heading5"/>
+  <w:style w:type="character" w:customStyle="1" w:styleId="50">
+    <w:name w:val="見出し 5 (文字)"/>
+    <w:basedOn w:val="a1"/>
+    <w:link w:val="5"/>
     <w:uiPriority w:val="9"/>
     <w:semiHidden/>
     <w:rsid w:val="00B5558F"/>
@@ -22030,10 +23422,10 @@
       <w:szCs w:val="24"/>
     </w:rPr>
   </w:style>
-  <w:style w:type="character" w:customStyle="1" w:styleId="Heading6Char">
-    <w:name w:val="Heading 6 Char"/>
-    <w:basedOn w:val="DefaultParagraphFont"/>
-    <w:link w:val="Heading6"/>
+  <w:style w:type="character" w:customStyle="1" w:styleId="60">
+    <w:name w:val="見出し 6 (文字)"/>
+    <w:basedOn w:val="a1"/>
+    <w:link w:val="6"/>
     <w:uiPriority w:val="9"/>
     <w:semiHidden/>
     <w:rsid w:val="00B5558F"/>
@@ -22046,10 +23438,10 @@
       <w:szCs w:val="24"/>
     </w:rPr>
   </w:style>
-  <w:style w:type="character" w:customStyle="1" w:styleId="Heading7Char">
-    <w:name w:val="Heading 7 Char"/>
-    <w:basedOn w:val="DefaultParagraphFont"/>
-    <w:link w:val="Heading7"/>
+  <w:style w:type="character" w:customStyle="1" w:styleId="70">
+    <w:name w:val="見出し 7 (文字)"/>
+    <w:basedOn w:val="a1"/>
+    <w:link w:val="7"/>
     <w:uiPriority w:val="9"/>
     <w:semiHidden/>
     <w:rsid w:val="00B5558F"/>
@@ -22060,10 +23452,10 @@
       <w:szCs w:val="24"/>
     </w:rPr>
   </w:style>
-  <w:style w:type="character" w:customStyle="1" w:styleId="Heading8Char">
-    <w:name w:val="Heading 8 Char"/>
-    <w:basedOn w:val="DefaultParagraphFont"/>
-    <w:link w:val="Heading8"/>
+  <w:style w:type="character" w:customStyle="1" w:styleId="80">
+    <w:name w:val="見出し 8 (文字)"/>
+    <w:basedOn w:val="a1"/>
+    <w:link w:val="8"/>
     <w:uiPriority w:val="9"/>
     <w:semiHidden/>
     <w:rsid w:val="00B5558F"/>
@@ -22076,10 +23468,10 @@
       <w:szCs w:val="24"/>
     </w:rPr>
   </w:style>
-  <w:style w:type="character" w:customStyle="1" w:styleId="Heading9Char">
-    <w:name w:val="Heading 9 Char"/>
-    <w:basedOn w:val="DefaultParagraphFont"/>
-    <w:link w:val="Heading9"/>
+  <w:style w:type="character" w:customStyle="1" w:styleId="90">
+    <w:name w:val="見出し 9 (文字)"/>
+    <w:basedOn w:val="a1"/>
+    <w:link w:val="9"/>
     <w:uiPriority w:val="9"/>
     <w:semiHidden/>
     <w:rsid w:val="00B5558F"/>
@@ -22092,8 +23484,8 @@
   </w:style>
   <w:style w:type="paragraph" w:customStyle="1" w:styleId="FirstParagraph">
     <w:name w:val="First Paragraph"/>
-    <w:basedOn w:val="BodyText"/>
-    <w:next w:val="BodyText"/>
+    <w:basedOn w:val="a0"/>
+    <w:next w:val="a0"/>
     <w:qFormat/>
     <w:rsid w:val="00B5558F"/>
     <w:pPr>
@@ -22109,7 +23501,7 @@
   </w:style>
   <w:style w:type="paragraph" w:customStyle="1" w:styleId="Compact">
     <w:name w:val="Compact"/>
-    <w:basedOn w:val="BodyText"/>
+    <w:basedOn w:val="a0"/>
     <w:qFormat/>
     <w:rsid w:val="00B5558F"/>
     <w:pPr>
@@ -22123,11 +23515,11 @@
       <w:lang w:eastAsia="zh-CN"/>
     </w:rPr>
   </w:style>
-  <w:style w:type="paragraph" w:styleId="Title">
+  <w:style w:type="paragraph" w:styleId="afe">
     <w:name w:val="Title"/>
-    <w:basedOn w:val="Normal"/>
-    <w:next w:val="BodyText"/>
-    <w:link w:val="TitleChar"/>
+    <w:basedOn w:val="a"/>
+    <w:next w:val="a0"/>
+    <w:link w:val="aff"/>
     <w:uiPriority w:val="10"/>
     <w:qFormat/>
     <w:rsid w:val="00B5558F"/>
@@ -22143,10 +23535,10 @@
       <w:szCs w:val="56"/>
     </w:rPr>
   </w:style>
-  <w:style w:type="character" w:customStyle="1" w:styleId="TitleChar">
-    <w:name w:val="Title Char"/>
-    <w:basedOn w:val="DefaultParagraphFont"/>
-    <w:link w:val="Title"/>
+  <w:style w:type="character" w:customStyle="1" w:styleId="aff">
+    <w:name w:val="表題 (文字)"/>
+    <w:basedOn w:val="a1"/>
+    <w:link w:val="afe"/>
     <w:uiPriority w:val="10"/>
     <w:rsid w:val="00B5558F"/>
     <w:rPr>
@@ -22155,11 +23547,11 @@
       <w:szCs w:val="56"/>
     </w:rPr>
   </w:style>
-  <w:style w:type="paragraph" w:styleId="Subtitle">
+  <w:style w:type="paragraph" w:styleId="aff0">
     <w:name w:val="Subtitle"/>
-    <w:basedOn w:val="Title"/>
-    <w:next w:val="BodyText"/>
-    <w:link w:val="SubtitleChar"/>
+    <w:basedOn w:val="afe"/>
+    <w:next w:val="a0"/>
+    <w:link w:val="aff1"/>
     <w:uiPriority w:val="11"/>
     <w:qFormat/>
     <w:rsid w:val="00B5558F"/>
@@ -22174,10 +23566,10 @@
       <w:szCs w:val="28"/>
     </w:rPr>
   </w:style>
-  <w:style w:type="character" w:customStyle="1" w:styleId="SubtitleChar">
-    <w:name w:val="Subtitle Char"/>
-    <w:basedOn w:val="DefaultParagraphFont"/>
-    <w:link w:val="Subtitle"/>
+  <w:style w:type="character" w:customStyle="1" w:styleId="aff1">
+    <w:name w:val="副題 (文字)"/>
+    <w:basedOn w:val="a1"/>
+    <w:link w:val="aff0"/>
     <w:uiPriority w:val="11"/>
     <w:rsid w:val="00B5558F"/>
     <w:rPr>
@@ -22189,8 +23581,8 @@
   </w:style>
   <w:style w:type="paragraph" w:customStyle="1" w:styleId="Author">
     <w:name w:val="Author"/>
-    <w:basedOn w:val="Title"/>
-    <w:next w:val="BodyText"/>
+    <w:basedOn w:val="afe"/>
+    <w:next w:val="a0"/>
     <w:qFormat/>
     <w:rsid w:val="00B5558F"/>
     <w:pPr>
@@ -22202,11 +23594,11 @@
       <w:szCs w:val="24"/>
     </w:rPr>
   </w:style>
-  <w:style w:type="paragraph" w:styleId="Date">
+  <w:style w:type="paragraph" w:styleId="aff2">
     <w:name w:val="Date"/>
-    <w:basedOn w:val="Title"/>
-    <w:next w:val="BodyText"/>
-    <w:link w:val="DateChar"/>
+    <w:basedOn w:val="afe"/>
+    <w:next w:val="a0"/>
+    <w:link w:val="aff3"/>
     <w:qFormat/>
     <w:rsid w:val="00B5558F"/>
     <w:pPr>
@@ -22218,10 +23610,10 @@
       <w:szCs w:val="24"/>
     </w:rPr>
   </w:style>
-  <w:style w:type="character" w:customStyle="1" w:styleId="DateChar">
-    <w:name w:val="Date Char"/>
-    <w:basedOn w:val="DefaultParagraphFont"/>
-    <w:link w:val="Date"/>
+  <w:style w:type="character" w:customStyle="1" w:styleId="aff3">
+    <w:name w:val="日付 (文字)"/>
+    <w:basedOn w:val="a1"/>
+    <w:link w:val="aff2"/>
     <w:rsid w:val="00B5558F"/>
     <w:rPr>
       <w:rFonts w:asciiTheme="majorHAnsi" w:eastAsiaTheme="majorEastAsia" w:hAnsiTheme="majorHAnsi" w:cstheme="majorBidi"/>
@@ -22231,7 +23623,7 @@
   </w:style>
   <w:style w:type="paragraph" w:customStyle="1" w:styleId="AbstractTitle">
     <w:name w:val="Abstract Title"/>
-    <w:basedOn w:val="Normal"/>
+    <w:basedOn w:val="a"/>
     <w:next w:val="Abstract"/>
     <w:qFormat/>
     <w:rsid w:val="00B5558F"/>
@@ -22249,8 +23641,8 @@
   </w:style>
   <w:style w:type="paragraph" w:customStyle="1" w:styleId="Abstract">
     <w:name w:val="Abstract"/>
-    <w:basedOn w:val="Normal"/>
-    <w:next w:val="BodyText"/>
+    <w:basedOn w:val="a"/>
+    <w:next w:val="a0"/>
     <w:qFormat/>
     <w:rsid w:val="00B5558F"/>
     <w:pPr>
@@ -22264,10 +23656,10 @@
       <w:color w:val="auto"/>
     </w:rPr>
   </w:style>
-  <w:style w:type="paragraph" w:styleId="BlockText">
+  <w:style w:type="paragraph" w:styleId="aff4">
     <w:name w:val="Block Text"/>
-    <w:basedOn w:val="BodyText"/>
-    <w:next w:val="BodyText"/>
+    <w:basedOn w:val="a0"/>
+    <w:next w:val="a0"/>
     <w:uiPriority w:val="9"/>
     <w:unhideWhenUsed/>
     <w:qFormat/>
@@ -22286,8 +23678,8 @@
   </w:style>
   <w:style w:type="paragraph" w:customStyle="1" w:styleId="FootnoteBlockText">
     <w:name w:val="Footnote Block Text"/>
-    <w:basedOn w:val="FootnoteText"/>
-    <w:next w:val="FootnoteText"/>
+    <w:basedOn w:val="af9"/>
+    <w:next w:val="af9"/>
     <w:uiPriority w:val="9"/>
     <w:unhideWhenUsed/>
     <w:qFormat/>
@@ -22317,6 +23709,7 @@
       <w:rFonts w:asciiTheme="minorHAnsi" w:eastAsiaTheme="minorEastAsia" w:hAnsiTheme="minorHAnsi" w:cstheme="minorBidi"/>
       <w:sz w:val="24"/>
       <w:szCs w:val="24"/>
+      <w:lang w:eastAsia="ja-JP"/>
     </w:rPr>
     <w:tblPr>
       <w:tblInd w:w="0" w:type="dxa"/>
@@ -22339,7 +23732,7 @@
   </w:style>
   <w:style w:type="paragraph" w:customStyle="1" w:styleId="DefinitionTerm">
     <w:name w:val="Definition Term"/>
-    <w:basedOn w:val="Normal"/>
+    <w:basedOn w:val="a"/>
     <w:next w:val="Definition"/>
     <w:rsid w:val="00B5558F"/>
     <w:pPr>
@@ -22358,7 +23751,7 @@
   </w:style>
   <w:style w:type="paragraph" w:customStyle="1" w:styleId="Definition">
     <w:name w:val="Definition"/>
-    <w:basedOn w:val="Normal"/>
+    <w:basedOn w:val="a"/>
     <w:rsid w:val="00B5558F"/>
     <w:pPr>
       <w:spacing w:after="200" w:line="240" w:lineRule="auto"/>
@@ -22371,10 +23764,10 @@
       <w:szCs w:val="24"/>
     </w:rPr>
   </w:style>
-  <w:style w:type="paragraph" w:styleId="Caption">
+  <w:style w:type="paragraph" w:styleId="aff5">
     <w:name w:val="caption"/>
-    <w:basedOn w:val="Normal"/>
-    <w:link w:val="CaptionChar"/>
+    <w:basedOn w:val="a"/>
+    <w:link w:val="aff6"/>
     <w:rsid w:val="00B5558F"/>
     <w:pPr>
       <w:spacing w:after="120" w:line="240" w:lineRule="auto"/>
@@ -22390,7 +23783,7 @@
   </w:style>
   <w:style w:type="paragraph" w:customStyle="1" w:styleId="TableCaption">
     <w:name w:val="Table Caption"/>
-    <w:basedOn w:val="Caption"/>
+    <w:basedOn w:val="aff5"/>
     <w:rsid w:val="00B5558F"/>
     <w:pPr>
       <w:keepNext/>
@@ -22398,12 +23791,12 @@
   </w:style>
   <w:style w:type="paragraph" w:customStyle="1" w:styleId="ImageCaption">
     <w:name w:val="Image Caption"/>
-    <w:basedOn w:val="Caption"/>
+    <w:basedOn w:val="aff5"/>
     <w:rsid w:val="00B5558F"/>
   </w:style>
   <w:style w:type="paragraph" w:customStyle="1" w:styleId="Figure">
     <w:name w:val="Figure"/>
-    <w:basedOn w:val="Normal"/>
+    <w:basedOn w:val="a"/>
     <w:rsid w:val="00B5558F"/>
     <w:pPr>
       <w:spacing w:after="200" w:line="240" w:lineRule="auto"/>
@@ -22424,10 +23817,10 @@
       <w:keepNext/>
     </w:pPr>
   </w:style>
-  <w:style w:type="character" w:customStyle="1" w:styleId="CaptionChar">
-    <w:name w:val="Caption Char"/>
-    <w:basedOn w:val="DefaultParagraphFont"/>
-    <w:link w:val="Caption"/>
+  <w:style w:type="character" w:customStyle="1" w:styleId="aff6">
+    <w:name w:val="図表番号 (文字)"/>
+    <w:basedOn w:val="a1"/>
+    <w:link w:val="aff5"/>
     <w:rsid w:val="00B5558F"/>
     <w:rPr>
       <w:rFonts w:asciiTheme="minorHAnsi" w:eastAsiaTheme="minorEastAsia" w:hAnsiTheme="minorHAnsi" w:cstheme="minorBidi"/>
@@ -22438,7 +23831,7 @@
   </w:style>
   <w:style w:type="character" w:customStyle="1" w:styleId="VerbatimChar">
     <w:name w:val="Verbatim Char"/>
-    <w:basedOn w:val="CaptionChar"/>
+    <w:basedOn w:val="aff6"/>
     <w:link w:val="SourceCode"/>
     <w:rsid w:val="00B5558F"/>
     <w:rPr>
@@ -22450,7 +23843,7 @@
   </w:style>
   <w:style w:type="character" w:customStyle="1" w:styleId="SectionNumber">
     <w:name w:val="Section Number"/>
-    <w:basedOn w:val="CaptionChar"/>
+    <w:basedOn w:val="aff6"/>
     <w:rsid w:val="00B5558F"/>
     <w:rPr>
       <w:rFonts w:asciiTheme="minorHAnsi" w:eastAsiaTheme="minorEastAsia" w:hAnsiTheme="minorHAnsi" w:cstheme="minorBidi"/>
@@ -22459,9 +23852,9 @@
       <w:szCs w:val="24"/>
     </w:rPr>
   </w:style>
-  <w:style w:type="character" w:styleId="FootnoteReference">
+  <w:style w:type="character" w:styleId="aff7">
     <w:name w:val="footnote reference"/>
-    <w:basedOn w:val="CaptionChar"/>
+    <w:basedOn w:val="aff6"/>
     <w:rsid w:val="00B5558F"/>
     <w:rPr>
       <w:rFonts w:asciiTheme="minorHAnsi" w:eastAsiaTheme="minorEastAsia" w:hAnsiTheme="minorHAnsi" w:cstheme="minorBidi"/>
@@ -22471,10 +23864,10 @@
       <w:vertAlign w:val="superscript"/>
     </w:rPr>
   </w:style>
-  <w:style w:type="paragraph" w:styleId="TOCHeading">
+  <w:style w:type="paragraph" w:styleId="aff8">
     <w:name w:val="TOC Heading"/>
-    <w:basedOn w:val="Heading1"/>
-    <w:next w:val="BodyText"/>
+    <w:basedOn w:val="1"/>
+    <w:next w:val="a0"/>
     <w:uiPriority w:val="39"/>
     <w:unhideWhenUsed/>
     <w:qFormat/>
@@ -22486,7 +23879,7 @@
   </w:style>
   <w:style w:type="paragraph" w:customStyle="1" w:styleId="SourceCode">
     <w:name w:val="Source Code"/>
-    <w:basedOn w:val="Normal"/>
+    <w:basedOn w:val="a"/>
     <w:link w:val="VerbatimChar"/>
     <w:rsid w:val="00B5558F"/>
     <w:pPr>

--- a/paper/revision_r1/jimaging-4539482-revised-highlighted.docx
+++ b/paper/revision_r1/jimaging-4539482-revised-highlighted.docx
@@ -651,10 +651,7 @@
     </w:p>
     <w:p>
       <w:pPr>
-        <w:pStyle w:val="a0"/>
-        <w:rPr>
-          <w:highlight w:val="yellow"/>
-        </w:rPr>
+        <w:ind w:left="2608" w:firstLine="425"/>
       </w:pPr>
       <w:r>
         <w:rPr>
@@ -4772,11 +4769,7 @@
     <w:bookmarkEnd w:id="8"/>
     <w:p>
       <w:pPr>
-        <w:pStyle w:val="a0"/>
-        <w:jc w:val="center"/>
-        <w:rPr>
-          <w:highlight w:val="yellow"/>
-        </w:rPr>
+        <w:ind w:left="2608"/>
       </w:pPr>
       <m:oMath>
         <m:sSubSup>
@@ -5290,10 +5283,7 @@
     </w:p>
     <w:p>
       <w:pPr>
-        <w:pStyle w:val="a0"/>
-        <w:rPr>
-          <w:highlight w:val="yellow"/>
-        </w:rPr>
+        <w:ind w:left="2608" w:firstLine="425"/>
       </w:pPr>
       <w:r>
         <w:rPr>
@@ -7101,10 +7091,7 @@
     </w:p>
     <w:p>
       <w:pPr>
-        <w:pStyle w:val="a0"/>
-        <w:rPr>
-          <w:highlight w:val="yellow"/>
-        </w:rPr>
+        <w:ind w:left="2608" w:firstLine="425"/>
       </w:pPr>
       <w:r>
         <w:rPr>
@@ -17800,7 +17787,7 @@
     </w:p>
     <w:p>
       <w:pPr>
-        <w:pStyle w:val="a0"/>
+        <w:ind w:left="2608" w:firstLine="425"/>
       </w:pPr>
       <w:r>
         <w:rPr>
@@ -17821,17 +17808,7 @@
     </w:p>
     <w:p>
       <w:pPr>
-        <w:pStyle w:val="MDPI37itemize"/>
-        <w:numPr>
-          <w:ilvl w:val="0"/>
-          <w:numId w:val="0"/>
-        </w:numPr>
-        <w:spacing w:before="60"/>
-        <w:ind w:left="425" w:hanging="425"/>
-        <w:rPr>
-          <w:snapToGrid w:val="0"/>
-          <w:color w:val="auto"/>
-        </w:rPr>
+        <w:ind w:left="3033" w:hanging="425"/>
       </w:pPr>
       <w:r>
         <w:rPr>
@@ -17899,16 +17876,7 @@
     </w:p>
     <w:p>
       <w:pPr>
-        <w:pStyle w:val="MDPI37itemize"/>
-        <w:numPr>
-          <w:ilvl w:val="0"/>
-          <w:numId w:val="0"/>
-        </w:numPr>
-        <w:ind w:left="425" w:hanging="425"/>
-        <w:rPr>
-          <w:snapToGrid w:val="0"/>
-          <w:color w:val="auto"/>
-        </w:rPr>
+        <w:ind w:left="3033" w:hanging="425"/>
       </w:pPr>
       <w:r>
         <w:rPr>
@@ -18002,16 +17970,7 @@
     </w:p>
     <w:p>
       <w:pPr>
-        <w:pStyle w:val="MDPI37itemize"/>
-        <w:numPr>
-          <w:ilvl w:val="0"/>
-          <w:numId w:val="0"/>
-        </w:numPr>
-        <w:ind w:left="425" w:hanging="425"/>
-        <w:rPr>
-          <w:snapToGrid w:val="0"/>
-          <w:color w:val="auto"/>
-        </w:rPr>
+        <w:ind w:left="3033" w:hanging="425"/>
       </w:pPr>
       <w:r>
         <w:rPr>
@@ -18030,16 +17989,7 @@
     </w:p>
     <w:p>
       <w:pPr>
-        <w:pStyle w:val="MDPI37itemize"/>
-        <w:numPr>
-          <w:ilvl w:val="0"/>
-          <w:numId w:val="0"/>
-        </w:numPr>
-        <w:ind w:left="425" w:hanging="425"/>
-        <w:rPr>
-          <w:snapToGrid w:val="0"/>
-          <w:color w:val="auto"/>
-        </w:rPr>
+        <w:ind w:left="3033" w:hanging="425"/>
       </w:pPr>
       <w:r>
         <w:rPr>
@@ -18083,11 +18033,7 @@
     </w:p>
     <w:p>
       <w:pPr>
-        <w:pStyle w:val="a0"/>
-        <w:rPr>
-          <w:snapToGrid w:val="0"/>
-          <w:color w:val="auto"/>
-        </w:rPr>
+        <w:ind w:left="2608" w:firstLine="425"/>
       </w:pPr>
       <w:r>
         <w:rPr>
@@ -18106,16 +18052,7 @@
     </w:p>
     <w:p>
       <w:pPr>
-        <w:pStyle w:val="MDPI37itemize"/>
-        <w:numPr>
-          <w:ilvl w:val="0"/>
-          <w:numId w:val="0"/>
-        </w:numPr>
-        <w:ind w:left="425" w:hanging="425"/>
-        <w:rPr>
-          <w:snapToGrid w:val="0"/>
-          <w:color w:val="auto"/>
-        </w:rPr>
+        <w:ind w:left="3033" w:hanging="425"/>
       </w:pPr>
       <w:r>
         <w:rPr>
@@ -18253,17 +18190,7 @@
     </w:p>
     <w:p>
       <w:pPr>
-        <w:pStyle w:val="MDPI37itemize"/>
-        <w:numPr>
-          <w:ilvl w:val="0"/>
-          <w:numId w:val="0"/>
-        </w:numPr>
-        <w:spacing w:after="60"/>
-        <w:ind w:left="425" w:hanging="425"/>
-        <w:rPr>
-          <w:snapToGrid w:val="0"/>
-          <w:color w:val="auto"/>
-        </w:rPr>
+        <w:ind w:left="3033" w:hanging="425"/>
       </w:pPr>
       <w:r>
         <w:rPr>
